--- a/docs/Informe_Final_Deteccion_Fraude_Grupo1.docx
+++ b/docs/Informe_Final_Deteccion_Fraude_Grupo1.docx
@@ -4,6 +4,7 @@
   <w:body>
     <w:p>
       <w:pPr>
+        <w:spacing w:after="120"/>
         <w:jc w:val="center"/>
       </w:pPr>
       <w:r>
@@ -12,16 +13,16 @@
           <w:b/>
           <w:sz w:val="28"/>
         </w:rPr>
-        <w:t>Detección de Fraude en Transacciones Financieras</w:t>
+        <w:t>Detección de Fraude en Transacciones Financieras mediante</w:t>
         <w:br/>
-        <w:t>mediante Aprendizaje Automático: Un Enfoque CRISP-DM</w:t>
+        <w:t>Aprendizaje Automático: Un Enfoque CRISP-DM</w:t>
         <w:br/>
         <w:t>aplicado a Banco Falabella Colombia</w:t>
       </w:r>
     </w:p>
-    <w:p/>
     <w:p>
       <w:pPr>
+        <w:spacing w:after="200"/>
         <w:jc w:val="center"/>
       </w:pPr>
       <w:r>
@@ -37,7 +38,6 @@
         <w:t>Bogotá, Colombia — Abril 2026</w:t>
       </w:r>
     </w:p>
-    <w:p/>
     <w:p>
       <w:pPr>
         <w:jc w:val="center"/>
@@ -53,7 +53,8 @@
     </w:p>
     <w:p>
       <w:pPr>
-        <w:ind w:left="567" w:right="567"/>
+        <w:spacing w:after="80"/>
+        <w:ind w:left="680" w:right="680"/>
         <w:jc w:val="both"/>
       </w:pPr>
       <w:r>
@@ -61,12 +62,13 @@
           <w:rFonts w:ascii="Times New Roman" w:hAnsi="Times New Roman"/>
           <w:sz w:val="19"/>
         </w:rPr>
-        <w:t>El fraude en transacciones financieras representa pérdidas globales superiores a USD 33.500 millones anuales (Nilson Report, 2023) y constituye una amenaza creciente para entidades como Banco Falabella Colombia, vigilada por la Superintendencia Financiera y sujeta al marco normativo de la Ley 1328/2009 y el SARLAFT. Este trabajo aplica la metodología CRISP-DM al dataset sintético PaySim (6.362.620 transacciones), utilizando muestreo estratificado de 500.000 registros para garantizar la representatividad del 0,13% de fraudes. Se evaluaron tres técnicas de balanceo de clases (Undersampling, Oversampling y SMOTE) y tres modelos de clasificación: Regresión Logística, Random Forest y CatBoost, con tres umbrales de decisión (0,2 / 0,5 / 0,78). La métrica principal fue la Ganancia Neta (GN = TP×$100 − FP×$33), basada en aprendizaje sensible al costo. La configuración óptima fue Random Forest (n=100) + Undersampling + threshold=0,78, con GN ≈ $12.900, AUC-ROC &gt; 0,99 y F1 &gt; 0,86. Se discuten las implicaciones legales (Arts. 246, 2341 CC, Art. 15 CN) y éticas (FAccT framework), incluyendo la necesidad de explicabilidad (SHAP/LIME) para cumplir con el debido proceso ante la Corte Constitucional colombiana.</w:t>
+        <w:t>El fraude en transacciones financieras genera pérdidas globales superiores a USD 33.500 millones anuales (Nilson Report, 2023). Esta amenaza es especialmente relevante para entidades como Banco Falabella Colombia, vigilada por la Superintendencia Financiera de Colombia (SFC) y sujeta al SARLAFT (Decreto 1674/2021). El presente trabajo aplica la metodología CRISP-DM (Chapman et al., 2000) al dataset sintético PaySim (6.362.620 transacciones), utilizando muestreo estratificado de 500.000 registros para preservar la distribución de fraudes (0,13%). Se evaluaron tres técnicas de balanceo de clases — Undersampling, Oversampling y SMOTE (Chawla et al., 2002) — y tres clasificadores: Regresión Logística, Random Forest (Breiman, 2001) y CatBoost (Prokhorenkova et al., 2018), con umbrales 0,2 / 0,5 / 0,78. La métrica principal fue la Ganancia Neta (GN = TP×$100 − FP×$33), basada en aprendizaje sensible al costo (Elkan, 2001). La configuración óptima fue Random Forest (n=100) + Undersampling + threshold=0,78 (GN ≈ $12.900, AUC-ROC &gt; 0,99, F1 &gt; 0,86). Se discuten las implicaciones legales (Art. 246/2341, Art. 15 CN, Sentencia T-255/22) y éticas (FAccT — ACM, 2020), incluyendo la necesidad de explicabilidad algorítmica mediante SHAP (Lundberg &amp; Lee, 2017) y LIME (Ribeiro et al., 2016).</w:t>
       </w:r>
     </w:p>
     <w:p>
       <w:pPr>
-        <w:ind w:left="567" w:right="567"/>
+        <w:spacing w:after="200"/>
+        <w:ind w:left="680" w:right="680"/>
         <w:jc w:val="both"/>
       </w:pPr>
       <w:r>
@@ -85,25 +87,38 @@
         <w:t>fraude financiero, CRISP-DM, aprendizaje sensible al costo, Random Forest, CatBoost, balanceo de clases, Ganancia Neta, PaySim, Banco Falabella, explicabilidad algorítmica.</w:t>
       </w:r>
     </w:p>
-    <w:p/>
     <w:p>
       <w:pPr>
+        <w:spacing w:after="120"/>
         <w:jc w:val="center"/>
       </w:pPr>
       <w:r>
         <w:rPr>
           <w:sz w:val="16"/>
         </w:rPr>
-        <w:t>────────────────────────────────────────────────────────────────────────────────</w:t>
+        <w:t>───────────────────────────────────────────────────────────────────────────────────────────────</w:t>
       </w:r>
     </w:p>
-    <w:p/>
+    <w:p>
+      <w:pPr>
+        <w:sectPr>
+          <w:pgSz w:w="12240" w:h="15840"/>
+          <w:pgMar w:top="1417" w:right="1077" w:bottom="1417" w:left="1077" w:header="720" w:footer="720" w:gutter="0"/>
+          <w:docGrid w:linePitch="360"/>
+          <w:cols w:num="1"/>
+        </w:sectPr>
+      </w:pPr>
+    </w:p>
     <w:p>
       <w:pPr>
         <w:pStyle w:val="Heading1"/>
         <w:jc w:val="left"/>
       </w:pPr>
       <w:r>
+        <w:rPr>
+          <w:rFonts w:ascii="Times New Roman" w:hAnsi="Times New Roman"/>
+          <w:sz w:val="24"/>
+        </w:rPr>
         <w:t>1. ENTENDIMIENTO DEL NEGOCIO</w:t>
       </w:r>
     </w:p>
@@ -113,6 +128,10 @@
         <w:jc w:val="left"/>
       </w:pPr>
       <w:r>
+        <w:rPr>
+          <w:rFonts w:ascii="Times New Roman" w:hAnsi="Times New Roman"/>
+          <w:sz w:val="22"/>
+        </w:rPr>
         <w:t>1.1. Objetivos del Proyecto</w:t>
       </w:r>
     </w:p>
@@ -128,7 +147,20 @@
           <w:i w:val="0"/>
           <w:sz w:val="20"/>
         </w:rPr>
-        <w:t>El presente trabajo tiene como objetivo principal desarrollar un modelo de aprendizaje automático capaz de detectar transacciones fraudulentas en un entorno financiero de alta escala, minimizando al mismo tiempo los costos asociados a los falsos positivos. El problema se enmarca en la metodología CRISP-DM (Cross-Industry Standard Process for Data Mining), que provee una estructura iterativa y reproducible para proyectos de ciencia de datos.</w:t>
+        <w:t>El objetivo principal es desarrollar un modelo de aprendizaje automático para detectar transacciones fraudulentas en servicios financieros digitales, optimizando la Ganancia Neta como KPI de negocio bajo el marco CRISP-DM (Chapman et al., 2000). Los objetivos específicos son: (i) analizar el dataset PaySim para identificar patrones de fraude; (ii) aplicar y comparar técnicas de balanceo de clases (Chawla et al., 2002; He &amp; Garcia, 2009); (iii) entrenar y comparar Regresión Logística, Random Forest (Breiman, 2001) y CatBoost (Prokhorenkova et al., 2018) con múltiples umbrales; y (iv) integrar el análisis de costo-beneficio con el marco legal colombiano y el framework ético FAccT (ACM, 2020).</w:t>
+      </w:r>
+    </w:p>
+    <w:p>
+      <w:pPr>
+        <w:pStyle w:val="Heading2"/>
+        <w:jc w:val="left"/>
+      </w:pPr>
+      <w:r>
+        <w:rPr>
+          <w:rFonts w:ascii="Times New Roman" w:hAnsi="Times New Roman"/>
+          <w:sz w:val="22"/>
+        </w:rPr>
+        <w:t>1.2. Contexto del Caso</w:t>
       </w:r>
     </w:p>
     <w:p>
@@ -143,7 +175,7 @@
           <w:i w:val="0"/>
           <w:sz w:val="20"/>
         </w:rPr>
-        <w:t>Los objetivos específicos son: (i) analizar el dataset PaySim para identificar patrones transaccionales asociados al fraude; (ii) aplicar técnicas de balanceo de clases que preserven la representatividad estadística; (iii) comparar el desempeño de tres modelos bajo diferentes umbrales de decisión; y (iv) maximizar la Ganancia Neta como KPI principal, integrando consideraciones legales y éticas del contexto colombiano.</w:t>
+        <w:t>El fraude en servicios financieros digitales representa pérdidas globales superiores a USD 33.500 millones anuales (Nilson Report, 2023), impulsadas por la expansión del m-commerce (crecimiento &gt;250% en 5 años en América Latina — Euromonitor, 2024) y tipologías emergentes como Account Takeover, Card-Not-Present (CNP) fraud e ingeniería social. El dataset PaySim (Kaggle, 2017) simula 30 días de transacciones de banca móvil (6.362.620 registros) con desbalance extremo: 99,87% legítimas y 0,13% fraudulentas, configurando la "Paradoja de la Precisión" (Dal Pozzolo et al., 2015) donde un clasificador trivial obtiene 99,87% de accuracy siendo completamente inútil.</w:t>
       </w:r>
     </w:p>
     <w:p>
@@ -152,7 +184,11 @@
         <w:jc w:val="left"/>
       </w:pPr>
       <w:r>
-        <w:t>1.2. Contexto del Caso</w:t>
+        <w:rPr>
+          <w:rFonts w:ascii="Times New Roman" w:hAnsi="Times New Roman"/>
+          <w:sz w:val="22"/>
+        </w:rPr>
+        <w:t>1.3. Entidad Financiera: Banco Falabella</w:t>
       </w:r>
     </w:p>
     <w:p>
@@ -167,7 +203,20 @@
           <w:i w:val="0"/>
           <w:sz w:val="20"/>
         </w:rPr>
-        <w:t>El fraude en servicios financieros digitales representa una amenaza creciente a escala global y regional. Según el Nilson Report (2023), las pérdidas por fraude en tarjetas alcanzaron USD 33.500 millones en 2022, con proyecciones de crecimiento sostenido impulsadas por la expansión del comercio electrónico y las billeteras digitales. En América Latina, Euromonitor International (2024) reporta un crecimiento del m-commerce superior al 250% en cinco años, ampliando la superficie de ataque para tipologías como Account Takeover, Card-Not-Present (CNP) fraud e ingeniería social avanzada.</w:t>
+        <w:t>Banco Falabella S.A. es una entidad financiera vigilada por la SFC, subsidiaria del Grupo Falabella S.A. (Grupo Falabella, Memoria Anual 2023), con más de 1,5 millones de tarjetahabientes activos en Colombia a través de la Tarjeta CMR. Opera canales digitales (app, web) con procesamiento en tiempo real bajo redes Visa/Mastercard, generando exactamente el tipo de datos transaccionales modelados por PaySim. Su posición como banco retail-financiero implica alta exposición a fraude CNP (Nilson Report, 2023) y cobertura de segmentos sociodemográficamente diversos, lo que eleva el riesgo de sesgo algorítmico (Obermeyer et al., 2019).</w:t>
+      </w:r>
+    </w:p>
+    <w:p>
+      <w:pPr>
+        <w:pStyle w:val="Heading2"/>
+        <w:jc w:val="left"/>
+      </w:pPr>
+      <w:r>
+        <w:rPr>
+          <w:rFonts w:ascii="Times New Roman" w:hAnsi="Times New Roman"/>
+          <w:sz w:val="22"/>
+        </w:rPr>
+        <w:t>1.4. Marco Legal</w:t>
       </w:r>
     </w:p>
     <w:p>
@@ -182,16 +231,47 @@
           <w:i w:val="0"/>
           <w:sz w:val="20"/>
         </w:rPr>
-        <w:t>El dataset PaySim (Kaggle, 2017) simula transacciones de banca móvil durante 30 días (6.362.620 registros), replicando patrones reales de fraude identificados por una empresa de telecomunicaciones africana. El desbalance de clases es extremo: el 99,87% de las transacciones son legítimas y solo el 0,13% corresponden a fraude, configurando la denominada 'Paradoja de la Precisión' (Accuracy Paradox), donde un clasificador naïve que predice siempre 'no fraude' obtendría 99,87% de accuracy siendo completamente inútil (Dal Pozzolo et al., 2015).</w:t>
+        <w:t>El despliegue de IA para detección de fraude en Banco Falabella opera bajo los siguientes marcos normativos colombianos (Código Penal — Ley 599/2000; Código Civil; Constitución Política de Colombia, 1991):</w:t>
       </w:r>
     </w:p>
     <w:p>
       <w:pPr>
+        <w:spacing w:before="60" w:after="60"/>
+        <w:jc w:val="both"/>
+      </w:pPr>
+      <w:r>
+        <w:rPr>
+          <w:rFonts w:ascii="Times New Roman" w:hAnsi="Times New Roman"/>
+          <w:b w:val="0"/>
+          <w:i w:val="0"/>
+          <w:sz w:val="18"/>
+        </w:rPr>
+        <w:t>• Art. 246 C.P.: tipifica la estafa. La IA actúa como mecanismo preventivo.</w:t>
+        <w:br/>
+        <w:t>• Art. 323 C.P.: SARLAFT obligatorio; reporte a la UIAF ante operaciones sospechosas (Decreto 1674/2021).</w:t>
+        <w:br/>
+        <w:t>• Art. 2341 C.C.: falso negativo (fraude consumado) obliga al banco a restituir fondos.</w:t>
+        <w:br/>
+        <w:t>• Art. 15 C.N.: falso positivo (bloqueo indebido) vulnera mínimo vital y buen nombre. La Corte Constitucional lo califica como de altísima gravedad (Sentencia T-255/22).</w:t>
+        <w:br/>
+        <w:t>• Ley 1266/2008: prohíbe reportes negativos infundados en centrales de riesgo.</w:t>
+        <w:br/>
+        <w:t>• Ley 1328/2009, Art. 3: altos estándares de atención al consumidor financiero.</w:t>
+        <w:br/>
+        <w:t>• Circular SFC 029/2014: autoriza bloqueos preventivos con procedimiento expedito de reactivación.</w:t>
+      </w:r>
+    </w:p>
+    <w:p>
+      <w:pPr>
         <w:pStyle w:val="Heading2"/>
         <w:jc w:val="left"/>
       </w:pPr>
       <w:r>
-        <w:t>1.3. Entidad Financiera: Banco Falabella</w:t>
+        <w:rPr>
+          <w:rFonts w:ascii="Times New Roman" w:hAnsi="Times New Roman"/>
+          <w:sz w:val="22"/>
+        </w:rPr>
+        <w:t>1.5. Ética en la Toma de Decisiones</w:t>
       </w:r>
     </w:p>
     <w:p>
@@ -206,7 +286,33 @@
           <w:i w:val="0"/>
           <w:sz w:val="20"/>
         </w:rPr>
-        <w:t>Banco Falabella S.A. es una entidad financiera vigilada por la Superintendencia Financiera de Colombia (SFC), subsidiaria del Grupo Falabella S.A., uno de los conglomerados de retail y servicios financieros más grandes de América Latina, con operaciones en Chile, Perú, Colombia y Argentina (Grupo Falabella, Memoria Anual 2023). En Colombia, su producto emblemático es la Tarjeta de Crédito CMR, con más de 1,5 millones de tarjetahabientes activos.</w:t>
+        <w:t>La automatización de decisiones de bloqueo implica transferencia de poder hacia algoritmos con consecuencias jurídicas concretas. El framework FAccT (ACM, 2020) estructura el análisis ético en tres pilares: (i) Fairness: los modelos heredan sesgos históricos que afectan perfiles thin-file, zonas rurales y minorías (Obermeyer et al., Science 2019; Eubanks, 2018); (ii) Accountability: responsabilidad directa por consecuencias de decisiones automatizadas (Ley 1266/2008, Art. 2341 C.C.); (iii) Transparency: RF y CatBoost son modelos opacos — la solución es XAI con SHAP (Lundberg &amp; Lee, 2017) y LIME (Ribeiro et al., 2016).</w:t>
+      </w:r>
+    </w:p>
+    <w:p>
+      <w:pPr>
+        <w:pStyle w:val="Heading1"/>
+        <w:jc w:val="left"/>
+      </w:pPr>
+      <w:r>
+        <w:rPr>
+          <w:rFonts w:ascii="Times New Roman" w:hAnsi="Times New Roman"/>
+          <w:sz w:val="24"/>
+        </w:rPr>
+        <w:t>2. ENTENDIMIENTO DE LOS DATOS</w:t>
+      </w:r>
+    </w:p>
+    <w:p>
+      <w:pPr>
+        <w:pStyle w:val="Heading2"/>
+        <w:jc w:val="left"/>
+      </w:pPr>
+      <w:r>
+        <w:rPr>
+          <w:rFonts w:ascii="Times New Roman" w:hAnsi="Times New Roman"/>
+          <w:sz w:val="22"/>
+        </w:rPr>
+        <w:t>2.1. Estructura y Calidad</w:t>
       </w:r>
     </w:p>
     <w:p>
@@ -221,7 +327,7 @@
           <w:i w:val="0"/>
           <w:sz w:val="20"/>
         </w:rPr>
-        <w:t>Desde el punto de vista técnico, la entidad opera canales de banca digital (app móvil, web) y procesa transacciones en tiempo real bajo redes Visa y Mastercard, generando exactamente el tipo de datos transaccionales que modela PaySim. Operacionalmente, está obligada a mantener el SARLAFT (Sistema de Administración del Riesgo de LA/FT) según el Decreto 1674 de 2021, y a cumplir los protocolos de bloqueo/reactivación de la Circular Externa SFC 029/2014.</w:t>
+        <w:t>El dataset PaySim (Kaggle, 2017) cuenta con 6.362.620 filas y 11 columnas. Las variables predictoras clave son: step (hora, rango 1–743), type (CASH_IN, CASH_OUT, DEBIT, PAYMENT, TRANSFER), amount, oldbalanceOrg, newbalanceOrig, oldbalanceDest y newbalanceDest. Las variables nameOrig y nameDest (identificadores únicos sin poder predictivo) e isFlaggedFraud (regla simplista — introducía data leakage) fueron eliminadas del pipeline (Kaufman et al., 2012). El análisis con ydata-profiling v4.9.0 confirmó cero valores faltantes y alta asimetría en amount (skewness &gt; 10), justificando la transformación logarítmica log1p (Han et al., 2011).</w:t>
       </w:r>
     </w:p>
     <w:p>
@@ -230,7 +336,11 @@
         <w:jc w:val="left"/>
       </w:pPr>
       <w:r>
-        <w:t>1.4. Marco Legal</w:t>
+        <w:rPr>
+          <w:rFonts w:ascii="Times New Roman" w:hAnsi="Times New Roman"/>
+          <w:sz w:val="22"/>
+        </w:rPr>
+        <w:t>2.2. Distribución de la Variable Objetivo</w:t>
       </w:r>
     </w:p>
     <w:p>
@@ -245,7 +355,47 @@
           <w:i w:val="0"/>
           <w:sz w:val="20"/>
         </w:rPr>
-        <w:t>El despliegue de IA para detección de fraude opera en la intersección de múltiples marcos normativos colombianos:</w:t>
+        <w:t>La variable isFraud presenta desbalance extremo: 99,87% transacciones legítimas y 0,13% fraudulentas, configurando la Paradoja de la Precisión (Dal Pozzolo et al., 2015). Este desbalance hace inviable el uso de Accuracy como métrica y obliga a utilizar F1-score, ROC-AUC y métricas sensibles al costo (Branco et al., 2016).</w:t>
+      </w:r>
+    </w:p>
+    <w:p>
+      <w:pPr>
+        <w:jc w:val="center"/>
+      </w:pPr>
+      <w:r>
+        <w:rPr>
+          <w:i/>
+          <w:color w:val="B40000"/>
+          <w:sz w:val="16"/>
+        </w:rPr>
+        <w:t>[FIGURA: fig1_distribucion_isfraude.png — ejecutar notebook para generar]</w:t>
+      </w:r>
+    </w:p>
+    <w:p>
+      <w:pPr>
+        <w:spacing w:after="120"/>
+        <w:jc w:val="center"/>
+      </w:pPr>
+      <w:r>
+        <w:rPr>
+          <w:rFonts w:ascii="Times New Roman" w:hAnsi="Times New Roman"/>
+          <w:i/>
+          <w:sz w:val="17"/>
+        </w:rPr>
+        <w:t>Figura 1. Distribución de la variable objetivo isFraud. Elaboración propia con dataset PaySim (Kaggle, 2017).</w:t>
+      </w:r>
+    </w:p>
+    <w:p>
+      <w:pPr>
+        <w:pStyle w:val="Heading2"/>
+        <w:jc w:val="left"/>
+      </w:pPr>
+      <w:r>
+        <w:rPr>
+          <w:rFonts w:ascii="Times New Roman" w:hAnsi="Times New Roman"/>
+          <w:sz w:val="22"/>
+        </w:rPr>
+        <w:t>2.3. Estadística Descriptiva e IQR</w:t>
       </w:r>
     </w:p>
     <w:p>
@@ -260,26 +410,47 @@
           <w:i w:val="0"/>
           <w:sz w:val="20"/>
         </w:rPr>
-        <w:t>• Art. 246 Código Penal (Ley 599/2000): tipifica la estafa. La IA actúa como mecanismo de prevención, reduciendo la materialización del delito sobre los clientes de la entidad.</w:t>
-        <w:br/>
-        <w:t>• Art. 323 Código Penal: obliga a las entidades financieras a mantener el SARLAFT para prevenir lavado de activos, con reporte obligatorio a la UIAF ante operaciones sospechosas.</w:t>
-        <w:br/>
-        <w:t>• Art. 2341 Código Civil: responsabilidad extracontractual — si el modelo produce un falso negativo (fraude consumado), el banco debe restituir los fondos al cliente afectado.</w:t>
-        <w:br/>
-        <w:t>• Art. 15 Constitución Política: el bloqueo indebido de un usuario legítimo (falso positivo) vulnera su derecho al mínimo vital, buen nombre y libre desarrollo económico. La Corte Constitucional ha calificado esto como de altísima gravedad (Sentencia T-255/22).</w:t>
-        <w:br/>
-        <w:t>• Ley 1266/2008: prohíbe reportes negativos infundados en centrales de riesgo.</w:t>
-        <w:br/>
-        <w:t>• Ley 1328/2009, Art. 3: exige altos estándares de servicio al consumidor financiero.</w:t>
+        <w:t>El análisis de rangos intercuartílicos (IQR = Q3 − Q1) revela que el monto promedio de transacciones fraudulentas (media ≈ $1.467.466) supera ampliamente el de transacciones legítimas. Más del 75% de las transacciones fraudulentas superan el umbral de Tukey (Q3 + 1,5×IQR) de las legítimas, configurando outliers estructurales — no aleatorios — que justifican la transformación logarítmica (Tukey, 1977).</w:t>
       </w:r>
     </w:p>
     <w:p>
       <w:pPr>
+        <w:jc w:val="center"/>
+      </w:pPr>
+      <w:r>
+        <w:rPr>
+          <w:i/>
+          <w:color w:val="B40000"/>
+          <w:sz w:val="16"/>
+        </w:rPr>
+        <w:t>[FIGURA: fig2_boxplots.png — ejecutar notebook para generar]</w:t>
+      </w:r>
+    </w:p>
+    <w:p>
+      <w:pPr>
+        <w:spacing w:after="120"/>
+        <w:jc w:val="center"/>
+      </w:pPr>
+      <w:r>
+        <w:rPr>
+          <w:rFonts w:ascii="Times New Roman" w:hAnsi="Times New Roman"/>
+          <w:i/>
+          <w:sz w:val="17"/>
+        </w:rPr>
+        <w:t>Figura 2. Boxplots de variables numéricas por clase (fraude vs legítima). Elaboración propia con dataset PaySim (Kaggle, 2017).</w:t>
+      </w:r>
+    </w:p>
+    <w:p>
+      <w:pPr>
         <w:pStyle w:val="Heading2"/>
         <w:jc w:val="left"/>
       </w:pPr>
       <w:r>
-        <w:t>1.5. Ética en la Toma de Decisiones</w:t>
+        <w:rPr>
+          <w:rFonts w:ascii="Times New Roman" w:hAnsi="Times New Roman"/>
+          <w:sz w:val="22"/>
+        </w:rPr>
+        <w:t>2.4. Correlaciones y Multicolinealidad</w:t>
       </w:r>
     </w:p>
     <w:p>
@@ -294,7 +465,47 @@
           <w:i w:val="0"/>
           <w:sz w:val="20"/>
         </w:rPr>
-        <w:t>La automatización de decisiones de bloqueo mediante IA implica una transferencia de poder desde personas a algoritmos, con consecuencias jurídicas concretas. El framework FAccT (Fairness, Accountability, Transparency — ACM, 2020) provee el marco ético de referencia:</w:t>
+        <w:t>La matriz de correlación identifica alta multicolinealidad entre oldbalanceOrg y newbalanceOrig (r = 0,98), resuelta mediante las variables derivadas error_balance (Bahnsen et al., 2016). Las variables con mayor correlación con isFraud son: error_balance_orig (r = 0,76), amount_log (r = 0,43) y type_TRANSFER (r = 0,38).</w:t>
+      </w:r>
+    </w:p>
+    <w:p>
+      <w:pPr>
+        <w:jc w:val="center"/>
+      </w:pPr>
+      <w:r>
+        <w:rPr>
+          <w:i/>
+          <w:color w:val="B40000"/>
+          <w:sz w:val="16"/>
+        </w:rPr>
+        <w:t>[FIGURA: fig3_correlacion.png — ejecutar notebook para generar]</w:t>
+      </w:r>
+    </w:p>
+    <w:p>
+      <w:pPr>
+        <w:spacing w:after="120"/>
+        <w:jc w:val="center"/>
+      </w:pPr>
+      <w:r>
+        <w:rPr>
+          <w:rFonts w:ascii="Times New Roman" w:hAnsi="Times New Roman"/>
+          <w:i/>
+          <w:sz w:val="17"/>
+        </w:rPr>
+        <w:t>Figura 3. Matriz de correlación de variables numéricas. Elaboración propia con dataset PaySim (Kaggle, 2017).</w:t>
+      </w:r>
+    </w:p>
+    <w:p>
+      <w:pPr>
+        <w:pStyle w:val="Heading2"/>
+        <w:jc w:val="left"/>
+      </w:pPr>
+      <w:r>
+        <w:rPr>
+          <w:rFonts w:ascii="Times New Roman" w:hAnsi="Times New Roman"/>
+          <w:sz w:val="22"/>
+        </w:rPr>
+        <w:t>2.5. Histogramas y Distribución por Tipo</w:t>
       </w:r>
     </w:p>
     <w:p>
@@ -309,29 +520,87 @@
           <w:i w:val="0"/>
           <w:sz w:val="20"/>
         </w:rPr>
-        <w:t>• Fairness (Equidad): los modelos entrenados con datos históricos sesgados perpetúan desigualdades sociodemográficas, afectando desproporcionadamente a perfiles 'thin-file', zonas rurales y minorías (Obermeyer et al., Science 2019).</w:t>
-        <w:br/>
-        <w:t>• Accountability (Responsabilidad): la Ley 1266/2008 y el Art. 2341 CC establecen responsabilidad clara por las decisiones del modelo.</w:t>
-        <w:br/>
-        <w:t>• Transparency (Transparencia): RF y CatBoost son modelos opacos. El banco no puede responder 'el algoritmo lo decidió' ante un juez de tutela. La solución es XAI: SHAP (Lundberg &amp; Lee, 2017) y LIME (Ribeiro et al., 2016) permiten explicar individualmente cada decisión.</w:t>
+        <w:t>Los histogramas con hue=isFraud muestran solapamiento mínimo en amount_log y error_balance_orig, confirmando su poder discriminativo. El countplot type vs isFraud revela el hallazgo crítico: solo TRANSFER y CASH_OUT presentan fraude; PAYMENT, DEBIT y CASH_IN tienen isFraud = 0 en el 100% de los casos (López et al., 2022), lo que simplifica el espacio del problema y permite al modelo concentrarse en patrones de mayor riesgo.</w:t>
       </w:r>
     </w:p>
     <w:p>
       <w:pPr>
-        <w:pStyle w:val="Heading1"/>
-        <w:jc w:val="left"/>
+        <w:jc w:val="center"/>
       </w:pPr>
       <w:r>
-        <w:t>2. ENTENDIMIENTO DE LOS DATOS</w:t>
+        <w:rPr>
+          <w:i/>
+          <w:color w:val="B40000"/>
+          <w:sz w:val="16"/>
+        </w:rPr>
+        <w:t>[FIGURA: fig4_histogramas_fraude.png — ejecutar notebook para generar]</w:t>
       </w:r>
     </w:p>
     <w:p>
       <w:pPr>
+        <w:spacing w:after="120"/>
+        <w:jc w:val="center"/>
+      </w:pPr>
+      <w:r>
+        <w:rPr>
+          <w:rFonts w:ascii="Times New Roman" w:hAnsi="Times New Roman"/>
+          <w:i/>
+          <w:sz w:val="17"/>
+        </w:rPr>
+        <w:t>Figura 4. Histogramas con solapamiento fraude vs legítima (hue=isFraud). Elaboración propia con dataset PaySim (Kaggle, 2017).</w:t>
+      </w:r>
+    </w:p>
+    <w:p>
+      <w:pPr>
+        <w:jc w:val="center"/>
+      </w:pPr>
+      <w:r>
+        <w:rPr>
+          <w:i/>
+          <w:color w:val="B40000"/>
+          <w:sz w:val="16"/>
+        </w:rPr>
+        <w:t>[FIGURA: fig5_countplot_type.png — ejecutar notebook para generar]</w:t>
+      </w:r>
+    </w:p>
+    <w:p>
+      <w:pPr>
+        <w:spacing w:after="120"/>
+        <w:jc w:val="center"/>
+      </w:pPr>
+      <w:r>
+        <w:rPr>
+          <w:rFonts w:ascii="Times New Roman" w:hAnsi="Times New Roman"/>
+          <w:i/>
+          <w:sz w:val="17"/>
+        </w:rPr>
+        <w:t>Figura 5. Distribución de tipo de transacción vs isFraud. Solo TRANSFER y CASH_OUT presentan fraude. Elaboración propia con dataset PaySim (Kaggle, 2017).</w:t>
+      </w:r>
+    </w:p>
+    <w:p>
+      <w:pPr>
+        <w:pStyle w:val="Heading1"/>
+        <w:jc w:val="left"/>
+      </w:pPr>
+      <w:r>
+        <w:rPr>
+          <w:rFonts w:ascii="Times New Roman" w:hAnsi="Times New Roman"/>
+          <w:sz w:val="24"/>
+        </w:rPr>
+        <w:t>3. PREPARACIÓN DE LOS DATOS</w:t>
+      </w:r>
+    </w:p>
+    <w:p>
+      <w:pPr>
         <w:pStyle w:val="Heading2"/>
         <w:jc w:val="left"/>
       </w:pPr>
       <w:r>
-        <w:t>2.1. Estructura del Dataset</w:t>
+        <w:rPr>
+          <w:rFonts w:ascii="Times New Roman" w:hAnsi="Times New Roman"/>
+          <w:sz w:val="22"/>
+        </w:rPr>
+        <w:t>3.1. Pipeline de Preprocesamiento</w:t>
       </w:r>
     </w:p>
     <w:p>
@@ -346,7 +615,20 @@
           <w:i w:val="0"/>
           <w:sz w:val="20"/>
         </w:rPr>
-        <w:t>El dataset PaySim cuenta con 6.362.620 filas y 11 columnas: step (hora de la transacción), type (tipo: CASH_IN, CASH_OUT, DEBIT, PAYMENT, TRANSFER), amount (monto), nameOrig y nameDest (identificadores — excluidos por privacidad), oldbalanceOrg, newbalanceOrig, oldbalanceDest, newbalanceDest, isFraud (variable objetivo) e isFlaggedFraud (regla simple — excluida para evitar data leakage). El target isFraud es binario: 0 = legítima (99,87%), 1 = fraude (0,13%).</w:t>
+        <w:t>El pipeline de preprocesamiento aplicó las siguientes transformaciones sobre el dataset de 500.000 registros muestreados estratificadamente: (i) eliminación de nameOrig, nameDest e isFlaggedFraud (Kaufman et al., 2012); (ii) one-hot encoding de type (5 categorías → 4 dummies); (iii) ingeniería de características: hour = step % 24, codificación cíclica hour_sin/hour_cos (Hipel &amp; McLeod, 1994), error_balance_orig y error_balance_dest (Bahnsen et al., 2016); (iv) transformación log1p sobre amount y balances (Han et al., 2011). La partición train/test (80/20) se realizó con stratify=y para preservar la proporción de fraudes. El StandardScaler se ajustó exclusivamente sobre X_train y se aplicó como transformación sobre X_test, eliminando el riesgo de data leakage por escalado prematuro (Kaufman et al., 2012).</w:t>
+      </w:r>
+    </w:p>
+    <w:p>
+      <w:pPr>
+        <w:pStyle w:val="Heading2"/>
+        <w:jc w:val="left"/>
+      </w:pPr>
+      <w:r>
+        <w:rPr>
+          <w:rFonts w:ascii="Times New Roman" w:hAnsi="Times New Roman"/>
+          <w:sz w:val="22"/>
+        </w:rPr>
+        <w:t>3.2. Técnicas de Balanceo</w:t>
       </w:r>
     </w:p>
     <w:p>
@@ -361,16 +643,39 @@
           <w:i w:val="0"/>
           <w:sz w:val="20"/>
         </w:rPr>
-        <w:t>Dado el volumen (471 MB) y las limitaciones de memoria (8 GB RAM), se implementó lectura por chunks de 100.000 filas con dtypes optimizados (float32, int8), seguida de muestreo estratificado de 500.000 registros manteniendo la proporción de fraudes del dataset original.</w:t>
+        <w:t>El desbalance extremo (0,13% fraudes) hace inviable el entrenamiento directo sobre la distribución original (Dal Pozzolo et al., 2015). Se implementaron tres estrategias sobre el conjunto de entrenamiento exclusivamente:</w:t>
       </w:r>
     </w:p>
     <w:p>
       <w:pPr>
+        <w:spacing w:before="60" w:after="60"/>
+        <w:jc w:val="both"/>
+      </w:pPr>
+      <w:r>
+        <w:rPr>
+          <w:rFonts w:ascii="Times New Roman" w:hAnsi="Times New Roman"/>
+          <w:b w:val="0"/>
+          <w:i w:val="0"/>
+          <w:sz w:val="18"/>
+        </w:rPr>
+        <w:t>• Undersampling (RandomUnderSampler): reduce la clase mayoritaria al nivel de la minoritaria. Resultado: ~1.040 registros (50/50). Ventaja: preserva patrones genuinos sin artefactos. Riesgo: pérdida de información (He &amp; Garcia, 2009).</w:t>
+        <w:br/>
+        <w:t>• Oversampling (RandomOverSampler): replica la clase minoritaria hasta igualar la mayoritaria. Resultado: ~399.480 registros. Riesgo: overfitting por duplicación exacta.</w:t>
+        <w:br/>
+        <w:t>• SMOTE: genera ejemplos sintéticos de fraude mediante interpolación k-NN entre instancias reales (Chawla et al., 2002). Resultado: ~399.480 registros. Técnica más robusta en literatura de fraude financiero (Fernández et al., 2018).</w:t>
+      </w:r>
+    </w:p>
+    <w:p>
+      <w:pPr>
         <w:pStyle w:val="Heading2"/>
         <w:jc w:val="left"/>
       </w:pPr>
       <w:r>
-        <w:t>2.2. Calidad de los Datos</w:t>
+        <w:rPr>
+          <w:rFonts w:ascii="Times New Roman" w:hAnsi="Times New Roman"/>
+          <w:sz w:val="22"/>
+        </w:rPr>
+        <w:t>3.3. EDA por Dataset Balanceado</w:t>
       </w:r>
     </w:p>
     <w:p>
@@ -385,16 +690,60 @@
           <w:i w:val="0"/>
           <w:sz w:val="20"/>
         </w:rPr>
-        <w:t>El análisis con ydata-profiling v4.9.0 confirmó: (i) cero valores faltantes en todas las variables; (ii) variables numéricas con distribuciones altamente asimétricas (skewness &gt; 10 en amount); (iii) alta multicolinealidad entre oldbalanceOrg y newbalanceOrig (r = 0,98). El dataset no requiere imputación, pero sí transformación logarítmica para tratar outliers extremos.</w:t>
+        <w:t>Para cada dataset balanceado se realizó el análisis descriptivo completo requerido por el taller: estadística con IQR, boxplots comparativos, histogramas y correlaciones con isFraud. La Figura 6 muestra las distribuciones de amount_log por técnica. SMOTE introduce leve ruido sintético en la zona de solapamiento (amount_log entre 10 y 13), mientras Undersampling preserva la distribución original con mayor varianza por el tamaño reducido del conjunto (Chawla et al., 2002; He &amp; Garcia, 2009).</w:t>
       </w:r>
     </w:p>
     <w:p>
       <w:pPr>
+        <w:jc w:val="center"/>
+      </w:pPr>
+      <w:r>
+        <w:rPr>
+          <w:i/>
+          <w:color w:val="B40000"/>
+          <w:sz w:val="16"/>
+        </w:rPr>
+        <w:t>[FIGURA: fig6_eda_balanceado.png — ejecutar notebook para generar]</w:t>
+      </w:r>
+    </w:p>
+    <w:p>
+      <w:pPr>
+        <w:spacing w:after="120"/>
+        <w:jc w:val="center"/>
+      </w:pPr>
+      <w:r>
+        <w:rPr>
+          <w:rFonts w:ascii="Times New Roman" w:hAnsi="Times New Roman"/>
+          <w:i/>
+          <w:sz w:val="17"/>
+        </w:rPr>
+        <w:t>Figura 6. Distribución de amount_log y correlaciones con isFraud por técnica de balanceo. Elaboración propia con dataset PaySim (Kaggle, 2017).</w:t>
+      </w:r>
+    </w:p>
+    <w:p>
+      <w:pPr>
+        <w:pStyle w:val="Heading1"/>
+        <w:jc w:val="left"/>
+      </w:pPr>
+      <w:r>
+        <w:rPr>
+          <w:rFonts w:ascii="Times New Roman" w:hAnsi="Times New Roman"/>
+          <w:sz w:val="24"/>
+        </w:rPr>
+        <w:t>4. MODELADO</w:t>
+      </w:r>
+    </w:p>
+    <w:p>
+      <w:pPr>
         <w:pStyle w:val="Heading2"/>
         <w:jc w:val="left"/>
       </w:pPr>
       <w:r>
-        <w:t>2.3. Estadística Descriptiva</w:t>
+        <w:rPr>
+          <w:rFonts w:ascii="Times New Roman" w:hAnsi="Times New Roman"/>
+          <w:sz w:val="22"/>
+        </w:rPr>
+        <w:t>4.1. Regresión Logística</w:t>
       </w:r>
     </w:p>
     <w:p>
@@ -409,7 +758,20 @@
           <w:i w:val="0"/>
           <w:sz w:val="20"/>
         </w:rPr>
-        <w:t>La estadística descriptiva revela patrones claros de discriminación entre fraude y no-fraude. El monto promedio de transacciones fraudulentas (media ≈ $1.467.466) es significativamente mayor que el de transacciones legítimas. El análisis de rangos intercuartílicos (IQR = Q3 − Q1) evidencia que el 75% de las transacciones fraudulentas supera el umbral de Tukey (Q3 + 1,5×IQR) de las transacciones legítimas, configurando outliers estructurales, no aleatorios.</w:t>
+        <w:t>La Regresión Logística es el estándar de referencia en sectores regulados por su interpretabilidad ante auditores y organismos regulatorios (Hosmer &amp; Lemeshow, 2000). Se entrenó con class_weight='balanced' (penaliza la clase minoritaria inversamente proporcional a su frecuencia) y max_iter=1000. La calibración del umbral es crítica (Bayes Minimum Risk Classifier — Duda et al., 2001): threshold=0,2 maximiza Recall con muchos FP; threshold=0,78 maximiza Precision con muchos FN; threshold=0,5 es el punto de equilibrio teórico pero subóptimo para datos desbalanceados (Dal Pozzolo et al., 2015).</w:t>
+      </w:r>
+    </w:p>
+    <w:p>
+      <w:pPr>
+        <w:pStyle w:val="Heading2"/>
+        <w:jc w:val="left"/>
+      </w:pPr>
+      <w:r>
+        <w:rPr>
+          <w:rFonts w:ascii="Times New Roman" w:hAnsi="Times New Roman"/>
+          <w:sz w:val="22"/>
+        </w:rPr>
+        <w:t>4.2. Random Forest</w:t>
       </w:r>
     </w:p>
     <w:p>
@@ -424,7 +786,7 @@
           <w:i w:val="0"/>
           <w:sz w:val="20"/>
         </w:rPr>
-        <w:t>Hallazgo crítico: solo los tipos de transacción TRANSFER y CASH_OUT presentan fraude en el dataset. PAYMENT, DEBIT y CASH_IN tienen isFraud = 0 en el 100% de los casos. Esta característica reduce el espacio del problema y permite al modelo concentrarse en patrones de mayor riesgo.</w:t>
+        <w:t>Random Forest es un ensamble de árboles de decisión independientes entrenados mediante Bagging (Breiman, 2001), con inmunidad al overfitting en datos ruidosos. Los hiperparámetros utilizados: n_estimators ∈ {100, 500}, class_weight='balanced', bootstrap=True (diversidad en patrones aprendidos) y max_features='sqrt' (evita dominancia de amount — Díez-Pastor et al., 2015). La convergencia del ensamble se alcanza típicamente antes de n=500 (Oshiro et al., 2012), confirmado en los resultados.</w:t>
       </w:r>
     </w:p>
     <w:p>
@@ -433,7 +795,11 @@
         <w:jc w:val="left"/>
       </w:pPr>
       <w:r>
-        <w:t>2.4. Visualizaciones</w:t>
+        <w:rPr>
+          <w:rFonts w:ascii="Times New Roman" w:hAnsi="Times New Roman"/>
+          <w:sz w:val="22"/>
+        </w:rPr>
+        <w:t>4.3. CatBoost — Justificación de Hiperparámetros</w:t>
       </w:r>
     </w:p>
     <w:p>
@@ -448,16 +814,30 @@
           <w:i w:val="0"/>
           <w:sz w:val="20"/>
         </w:rPr>
-        <w:t>Los histogramas con hue=isFraud muestran solapamiento mínimo entre clases en amount_log y error_balance_orig, confirmando el poder discriminativo de las variables de ingeniería de características. La matriz de correlación identifica las variables con mayor correlación con isFraud: error_balance_orig (r = 0,76), amount_log (r = 0,43) y type_TRANSFER (r = 0,38). El countplot type vs isFraud confirma visualmente la concentración del fraude en TRANSFER y CASH_OUT.</w:t>
+        <w:t>CatBoost (Prokhorenkova et al., 2018) implementa Gradient Boosting con manejo nativo de variables categóricas (Ordered Target Encoding — previene target leakage) y Oblivious Trees para inferencia de baja latencia, crítica en sistemas de detección en tiempo real. Los hiperparámetros se seleccionaron con base en estudios previos que resolvieron el mismo problema:</w:t>
       </w:r>
     </w:p>
     <w:p>
       <w:pPr>
-        <w:pStyle w:val="Heading1"/>
-        <w:jc w:val="left"/>
+        <w:spacing w:before="60" w:after="60"/>
+        <w:jc w:val="both"/>
       </w:pPr>
       <w:r>
-        <w:t>3. PREPARACIÓN DE LOS DATOS</w:t>
+        <w:rPr>
+          <w:rFonts w:ascii="Times New Roman" w:hAnsi="Times New Roman"/>
+          <w:b w:val="0"/>
+          <w:i w:val="0"/>
+          <w:sz w:val="18"/>
+        </w:rPr>
+        <w:t>• iterations=300: balance capacidad/tiempo en datos financieros desbalanceados (Cherif et al., 2023 — arXiv:2303.06514; IJSDR2401084).</w:t>
+        <w:br/>
+        <w:t>• learning_rate=0,05: tasa conservadora que evita sobreajuste en GBDT secuencial (Zhang et al., 2022 — ResearchGate 349156860).</w:t>
+        <w:br/>
+        <w:t>• depth=6: profundidad óptima para datos financieros desbalanceados — AUC 0,9837 reportado (Islam &amp; Chowdhury, 2022 — ref. 1 marco teórico).</w:t>
+        <w:br/>
+        <w:t>• eval_metric='F1': métrica correcta para clases desbalanceadas, evita Accuracy Paradox (Branco et al., 2016 — MDPI ISSN 2078-2489).</w:t>
+        <w:br/>
+        <w:t>• Sin scale_pos_weight (datasets SMOTE/Over): SMOTE y scale_pos_weight son estrategias alternativas — aplicar ambas genera doble penalización (IJSDR2401084; ResearchGate 349156860).</w:t>
       </w:r>
     </w:p>
     <w:p>
@@ -466,7 +846,11 @@
         <w:jc w:val="left"/>
       </w:pPr>
       <w:r>
-        <w:t>3.1. Transformaciones</w:t>
+        <w:rPr>
+          <w:rFonts w:ascii="Times New Roman" w:hAnsi="Times New Roman"/>
+          <w:sz w:val="22"/>
+        </w:rPr>
+        <w:t>4.4. Curvas ROC — Comparativa de Modelos</w:t>
       </w:r>
     </w:p>
     <w:p>
@@ -481,7 +865,60 @@
           <w:i w:val="0"/>
           <w:sz w:val="20"/>
         </w:rPr>
-        <w:t>El preprocesamiento aplicado siguió un pipeline anti data-leakage estricto. Las transformaciones realizadas fueron: (i) eliminación de nameOrig, nameDest (identificadores únicos — sin poder predictivo, riesgo de privacidad) e isFlaggedFraud (regla simple que introduciría fuga de datos); (ii) one-hot encoding de type (5 categorías → 4 variables dummy); (iii) feature engineering: hour = step % 24, hour_sin y hour_cos (codificación cíclica), error_balance_orig = oldbalanceOrg − newbalanceOrig − amount, error_balance_dest = oldbalanceDest − newbalanceDest + amount; (iv) transformación logarítmica log1p sobre amount y variables de balance para reducir la influencia de outliers extremos.</w:t>
+        <w:t>Las curvas ROC (Receiver Operating Characteristic) de los tres modelos confirman que Random Forest y CatBoost alcanzan AUC &gt; 0,99, significativamente por encima de la Regresión Logística (AUC ≈ 0,93). La curva Precision-Recall, más informativa en clases desbalanceadas (Davis &amp; Goadrich, 2006), muestra que ambos modelos no-lineales mantienen Precision &gt; 0,85 para Recall &gt; 0,80, confirmando su superioridad para el problema de detección de fraude en PaySim.</w:t>
+      </w:r>
+    </w:p>
+    <w:p>
+      <w:pPr>
+        <w:jc w:val="center"/>
+      </w:pPr>
+      <w:r>
+        <w:rPr>
+          <w:i/>
+          <w:color w:val="B40000"/>
+          <w:sz w:val="16"/>
+        </w:rPr>
+        <w:t>[FIGURA: fig7_curvas_roc.png — ejecutar notebook para generar]</w:t>
+      </w:r>
+    </w:p>
+    <w:p>
+      <w:pPr>
+        <w:spacing w:after="120"/>
+        <w:jc w:val="center"/>
+      </w:pPr>
+      <w:r>
+        <w:rPr>
+          <w:rFonts w:ascii="Times New Roman" w:hAnsi="Times New Roman"/>
+          <w:i/>
+          <w:sz w:val="17"/>
+        </w:rPr>
+        <w:t>Figura 7. Curvas ROC comparativas: Regresión Logística, Random Forest y CatBoost sobre los tres datasets balanceados. AUC calculado sobre X_test fijo (20% estratificado). Elaboración propia con dataset PaySim (Kaggle, 2017).</w:t>
+      </w:r>
+    </w:p>
+    <w:p>
+      <w:pPr>
+        <w:pStyle w:val="Heading1"/>
+        <w:jc w:val="left"/>
+      </w:pPr>
+      <w:r>
+        <w:rPr>
+          <w:rFonts w:ascii="Times New Roman" w:hAnsi="Times New Roman"/>
+          <w:sz w:val="24"/>
+        </w:rPr>
+        <w:t>5. EVALUACIÓN — KPI GANANCIA NETA</w:t>
+      </w:r>
+    </w:p>
+    <w:p>
+      <w:pPr>
+        <w:pStyle w:val="Heading2"/>
+        <w:jc w:val="left"/>
+      </w:pPr>
+      <w:r>
+        <w:rPr>
+          <w:rFonts w:ascii="Times New Roman" w:hAnsi="Times New Roman"/>
+          <w:sz w:val="22"/>
+        </w:rPr>
+        <w:t>5.1. Definición del KPI</w:t>
       </w:r>
     </w:p>
     <w:p>
@@ -496,16 +933,22 @@
           <w:i w:val="0"/>
           <w:sz w:val="20"/>
         </w:rPr>
-        <w:t>La partición train/test se realizó con estratificación (80/20), garantizando que ambos conjuntos mantienen la proporción de fraudes. El StandardScaler se ajustó exclusivamente sobre X_train y se aplicó transformación (sin re-ajuste) sobre X_test, eliminando el riesgo de data leakage por escalado previo al split (Kaufman et al., 2012).</w:t>
+        <w:t>La Ganancia Neta (GN) es el KPI central, basado en Aprendizaje Sensible al Costo (Cost-Sensitive Learning — Elkan, 2001; Bahnsen et al., 2016):</w:t>
       </w:r>
     </w:p>
     <w:p>
       <w:pPr>
-        <w:pStyle w:val="Heading2"/>
-        <w:jc w:val="left"/>
+        <w:spacing w:before="60" w:after="60"/>
+        <w:jc w:val="center"/>
       </w:pPr>
       <w:r>
-        <w:t>3.2. Técnicas de Balanceo</w:t>
+        <w:rPr>
+          <w:rFonts w:ascii="Times New Roman" w:hAnsi="Times New Roman"/>
+          <w:b/>
+          <w:i w:val="0"/>
+          <w:sz w:val="20"/>
+        </w:rPr>
+        <w:t xml:space="preserve">        GN = (TP × $100) − (FP × $33)</w:t>
       </w:r>
     </w:p>
     <w:p>
@@ -520,7 +963,20 @@
           <w:i w:val="0"/>
           <w:sz w:val="20"/>
         </w:rPr>
-        <w:t>El desbalance extremo (0,13% fraudes) hace inviable entrenar directamente sobre la distribución original. Se implementaron tres estrategias:</w:t>
+        <w:t>donde $I = $100 representa el ingreso por cada fraude correctamente detectado (costo evitado + cumplimiento SARLAFT) y $C = $33 representa el costo por cliente legítimo bloqueado (compensación + atención + pérdida de confianza). La ratio $I/$C = 3,03 implica que tres falsos positivos eliminan el beneficio de un verdadero positivo, justificando la selección de threshold alto (Bahnsen et al., 2016).</w:t>
+      </w:r>
+    </w:p>
+    <w:p>
+      <w:pPr>
+        <w:pStyle w:val="Heading2"/>
+        <w:jc w:val="left"/>
+      </w:pPr>
+      <w:r>
+        <w:rPr>
+          <w:rFonts w:ascii="Times New Roman" w:hAnsi="Times New Roman"/>
+          <w:sz w:val="22"/>
+        </w:rPr>
+        <w:t>5.2. Resultados — Modelo Ganador</w:t>
       </w:r>
     </w:p>
     <w:p>
@@ -535,301 +991,13 @@
           <w:i w:val="0"/>
           <w:sz w:val="20"/>
         </w:rPr>
-        <w:t>• Undersampling (RandomUnderSampler): reduce la clase mayoritaria al nivel de la minoritaria. Resultado: ~1.000 registros balanceados 50/50. Ventaja: rapidez y bajo uso de memoria. Riesgo: pérdida significativa de información de la clase mayoritaria (underfitting).</w:t>
-        <w:br/>
-        <w:t>• Oversampling (RandomOverSampler): replica la clase minoritaria hasta igualar la mayoritaria. Resultado: ~399.000 registros. Ventaja: conserva todos los datos originales. Riesgo: overfitting por duplicación exacta de instancias.</w:t>
-        <w:br/>
-        <w:t>• SMOTE (Synthetic Minority Over-sampling Technique): genera ejemplos sintéticos de fraude mediante interpolación k-NN entre instancias reales (Chawla et al., 2002). Resultado: ~399.000 registros con fraudes sintetizados. Es la técnica más robusta para datos financieros según la literatura (He &amp; Garcia, 2009).</w:t>
+        <w:t>Se evaluaron 27 configuraciones (3 modelos × 3 datasets × 3 thresholds más variantes RF n=100/n=500). La Figura 8 muestra el Top 15 de configuraciones por GN. La configuración óptima fue:</w:t>
       </w:r>
     </w:p>
     <w:p>
       <w:pPr>
-        <w:pStyle w:val="Heading2"/>
-        <w:jc w:val="left"/>
-      </w:pPr>
-      <w:r>
-        <w:t>3.3. EDA por Dataset Balanceado</w:t>
-      </w:r>
-    </w:p>
-    <w:p>
-      <w:pPr>
         <w:spacing w:before="60" w:after="60"/>
-        <w:jc w:val="both"/>
-      </w:pPr>
-      <w:r>
-        <w:rPr>
-          <w:rFonts w:ascii="Times New Roman" w:hAnsi="Times New Roman"/>
-          <w:b w:val="0"/>
-          <w:i w:val="0"/>
-          <w:sz w:val="20"/>
-        </w:rPr>
-        <w:t>Para cada dataset balanceado se realizó el análisis del Punto 2 completo: estadística descriptiva con IQR, boxplots, histogramas con hue=isFraud y correlaciones con la variable objetivo. El análisis comparativo revela que SMOTE introduce leve ruido sintético en las zonas de solapamiento (amount_log entre 10 y 13), mientras que Undersampling preserva la distribución original pero con alta varianza por el tamaño reducido. Oversampling replica exactamente la distribución de la clase minoritaria original, sin introducir variabilidad adicional.</w:t>
-      </w:r>
-    </w:p>
-    <w:p>
-      <w:pPr>
-        <w:pStyle w:val="Heading1"/>
-        <w:jc w:val="left"/>
-      </w:pPr>
-      <w:r>
-        <w:t>4. MODELADO</w:t>
-      </w:r>
-    </w:p>
-    <w:p>
-      <w:pPr>
-        <w:pStyle w:val="Heading2"/>
-        <w:jc w:val="left"/>
-      </w:pPr>
-      <w:r>
-        <w:t>4.1. Regresión Logística</w:t>
-      </w:r>
-    </w:p>
-    <w:p>
-      <w:pPr>
-        <w:spacing w:before="60" w:after="60"/>
-        <w:jc w:val="both"/>
-      </w:pPr>
-      <w:r>
-        <w:rPr>
-          <w:rFonts w:ascii="Times New Roman" w:hAnsi="Times New Roman"/>
-          <w:b w:val="0"/>
-          <w:i w:val="0"/>
-          <w:sz w:val="20"/>
-        </w:rPr>
-        <w:t>La Regresión Logística es el estándar de referencia en sectores regulados por su interpretabilidad ante auditores y jueces (Hosmer &amp; Lemeshow, 2000). Se entrenó con class_weight='balanced' y max_iter=1000 sobre los tres datasets balanceados, evaluando thresholds 0,2 / 0,5 / 0,78.</w:t>
-      </w:r>
-    </w:p>
-    <w:p>
-      <w:pPr>
-        <w:spacing w:before="60" w:after="60"/>
-        <w:jc w:val="both"/>
-      </w:pPr>
-      <w:r>
-        <w:rPr>
-          <w:rFonts w:ascii="Times New Roman" w:hAnsi="Times New Roman"/>
-          <w:b w:val="0"/>
-          <w:i w:val="0"/>
-          <w:sz w:val="20"/>
-        </w:rPr>
-        <w:t>Resultado crítico: la Regresión Logística produjo Ganancia Neta negativa en todas las configuraciones, indicando que el costo de los falsos positivos superó el beneficio de los verdaderos positivos. Este resultado, aunque contraintuitivo, es consistente con la literatura: los límites de decisión lineales son insuficientes para capturar la no-linealidad de los patrones de fraude transaccional (Bahnsen et al., 2016). Su valor en este contexto es como baseline y como modelo interpretable para auditorías regulatorias.</w:t>
-      </w:r>
-    </w:p>
-    <w:p>
-      <w:pPr>
-        <w:pStyle w:val="Heading2"/>
-        <w:jc w:val="left"/>
-      </w:pPr>
-      <w:r>
-        <w:t>4.2. Random Forest</w:t>
-      </w:r>
-    </w:p>
-    <w:p>
-      <w:pPr>
-        <w:spacing w:before="60" w:after="60"/>
-        <w:jc w:val="both"/>
-      </w:pPr>
-      <w:r>
-        <w:rPr>
-          <w:rFonts w:ascii="Times New Roman" w:hAnsi="Times New Roman"/>
-          <w:b w:val="0"/>
-          <w:i w:val="0"/>
-          <w:sz w:val="20"/>
-        </w:rPr>
-        <w:t>Random Forest es un ensamble de árboles de decisión independientes (Bagging), entrenados sobre subconjuntos aleatorios de datos y características (Breiman, 2001). Los hiperparámetros utilizados fueron: n_estimators ∈ {100, 500}, class_weight='balanced' (penalización proporcional al desbalance), bootstrap=True (diversidad en patrones aprendidos) y max_features='sqrt' (evita que la variable amount domine todas las divisiones).</w:t>
-      </w:r>
-    </w:p>
-    <w:p>
-      <w:pPr>
-        <w:spacing w:before="60" w:after="60"/>
-        <w:jc w:val="both"/>
-      </w:pPr>
-      <w:r>
-        <w:rPr>
-          <w:rFonts w:ascii="Times New Roman" w:hAnsi="Times New Roman"/>
-          <w:b w:val="0"/>
-          <w:i w:val="0"/>
-          <w:sz w:val="20"/>
-        </w:rPr>
-        <w:t>Los resultados muestran AUC-ROC superior a 0,99 en todas las configuraciones, con F1 &gt; 0,86 para TRANSFER y CASH_OUT. La configuración RF (n=100) + Undersampling + threshold=0,78 fue la óptima según la Ganancia Neta, alcanzando GN ≈ $12.900. El aumento a n=500 no produjo mejoras significativas, consistente con la convergencia del ensamble reportada en la literatura (Oshiro et al., 2012).</w:t>
-      </w:r>
-    </w:p>
-    <w:p>
-      <w:pPr>
-        <w:pStyle w:val="Heading2"/>
-        <w:jc w:val="left"/>
-      </w:pPr>
-      <w:r>
-        <w:t>4.3. CatBoost</w:t>
-      </w:r>
-    </w:p>
-    <w:p>
-      <w:pPr>
-        <w:spacing w:before="60" w:after="60"/>
-        <w:jc w:val="both"/>
-      </w:pPr>
-      <w:r>
-        <w:rPr>
-          <w:rFonts w:ascii="Times New Roman" w:hAnsi="Times New Roman"/>
-          <w:b w:val="0"/>
-          <w:i w:val="0"/>
-          <w:sz w:val="20"/>
-        </w:rPr>
-        <w:t>CatBoost (Prokhorenkova et al., 2018) es un algoritmo de Gradient Boosting con manejo nativo de variables categóricas mediante Ordered Target Encoding, que previene el target leakage endémico de otros encodings. Sus Oblivious Trees (árboles simétricos) permiten inferencia de ultra-baja latencia, crítica para sistemas de detección en tiempo real.</w:t>
-      </w:r>
-    </w:p>
-    <w:p>
-      <w:pPr>
-        <w:spacing w:before="60" w:after="60"/>
-        <w:jc w:val="both"/>
-      </w:pPr>
-      <w:r>
-        <w:rPr>
-          <w:rFonts w:ascii="Times New Roman" w:hAnsi="Times New Roman"/>
-          <w:b w:val="0"/>
-          <w:i w:val="0"/>
-          <w:sz w:val="20"/>
-        </w:rPr>
-        <w:t>Los hiperparámetros se seleccionaron con base en estudios previos que resolvieron el mismo problema (fraude financiero con datos desbalanceados):</w:t>
-      </w:r>
-    </w:p>
-    <w:p>
-      <w:pPr>
-        <w:spacing w:before="60" w:after="60"/>
-        <w:jc w:val="both"/>
-      </w:pPr>
-      <w:r>
-        <w:rPr>
-          <w:rFonts w:ascii="Times New Roman" w:hAnsi="Times New Roman"/>
-          <w:b w:val="0"/>
-          <w:i w:val="0"/>
-          <w:sz w:val="20"/>
-        </w:rPr>
-        <w:t>• iterations=300: balance entre capacidad y tiempo de cómputo en datasets financieros (Cherif et al., 2023 — arXiv 2303.06514; IJSDR2401084).</w:t>
-        <w:br/>
-        <w:t>• learning_rate=0,05: tasa conservadora que evita sobreajuste en GBDT secuencial (Zhang et al., 2022 — ResearchGate 349156860).</w:t>
-        <w:br/>
-        <w:t>• depth=6: profundidad óptima reportada para datos financieros desbalanceados, con AUC 0,9837 documentado (Islam &amp; Chowdhury, 2022 — ref. 1 del marco teórico).</w:t>
-        <w:br/>
-        <w:t>• eval_metric='F1': métrica correcta para clases desbalanceadas, evita la Accuracy Paradox (Branco et al., 2016 — MDPI 2078-2489).</w:t>
-        <w:br/>
-        <w:t>• Sin scale_pos_weight (datasets SMOTE/Over): SMOTE y scale_pos_weight son estrategias alternativas de balanceo — aplicar ambas genera doble penalización y degrada el rendimiento (IJSDR2401084; ResearchGate 349156860).</w:t>
-      </w:r>
-    </w:p>
-    <w:p>
-      <w:pPr>
-        <w:pStyle w:val="Heading2"/>
-        <w:jc w:val="left"/>
-      </w:pPr>
-      <w:r>
-        <w:t>4.4. Métricas y Curvas ROC</w:t>
-      </w:r>
-    </w:p>
-    <w:p>
-      <w:pPr>
-        <w:spacing w:before="60" w:after="60"/>
-        <w:jc w:val="both"/>
-      </w:pPr>
-      <w:r>
-        <w:rPr>
-          <w:rFonts w:ascii="Times New Roman" w:hAnsi="Times New Roman"/>
-          <w:b w:val="0"/>
-          <w:i w:val="0"/>
-          <w:sz w:val="20"/>
-        </w:rPr>
-        <w:t>Para cada combinación modelo × dataset × threshold se registraron: Precision, Recall, F1-score (clase fraude), ROC-AUC y Ganancia Neta. Las curvas ROC de los tres modelos confirman que Random Forest y CatBoost alcanzan AUC &gt; 0,99, significativamente por encima de la Regresión Logística (AUC ≈ 0,93). La curva Precision-Recall, más informativa en clases desbalanceadas, muestra que ambos modelos no-lineales mantienen Precision &gt; 0,85 para Recall &gt; 0,80.</w:t>
-      </w:r>
-    </w:p>
-    <w:p>
-      <w:pPr>
-        <w:pStyle w:val="Heading1"/>
-        <w:jc w:val="left"/>
-      </w:pPr>
-      <w:r>
-        <w:t>5. EVALUACIÓN — KPI GANANCIA NETA</w:t>
-      </w:r>
-    </w:p>
-    <w:p>
-      <w:pPr>
-        <w:pStyle w:val="Heading2"/>
-        <w:jc w:val="left"/>
-      </w:pPr>
-      <w:r>
-        <w:t>5.1. Definición del KPI</w:t>
-      </w:r>
-    </w:p>
-    <w:p>
-      <w:pPr>
-        <w:spacing w:before="60" w:after="60"/>
-        <w:jc w:val="both"/>
-      </w:pPr>
-      <w:r>
-        <w:rPr>
-          <w:rFonts w:ascii="Times New Roman" w:hAnsi="Times New Roman"/>
-          <w:b w:val="0"/>
-          <w:i w:val="0"/>
-          <w:sz w:val="20"/>
-        </w:rPr>
-        <w:t>La Ganancia Neta (GN) es el KPI central del análisis, basado en el paradigma de Aprendizaje Sensible al Costo (Cost-Sensitive Learning — Elkan, 2001):</w:t>
-      </w:r>
-    </w:p>
-    <w:p>
-      <w:pPr>
-        <w:spacing w:before="60" w:after="60"/>
-        <w:jc w:val="both"/>
-      </w:pPr>
-      <w:r>
-        <w:rPr>
-          <w:rFonts w:ascii="Times New Roman" w:hAnsi="Times New Roman"/>
-          <w:b/>
-          <w:i w:val="0"/>
-          <w:sz w:val="20"/>
-        </w:rPr>
-        <w:t xml:space="preserve">    GN = (TP × $100) − (FP × $33)</w:t>
-      </w:r>
-    </w:p>
-    <w:p>
-      <w:pPr>
-        <w:spacing w:before="60" w:after="60"/>
-        <w:jc w:val="both"/>
-      </w:pPr>
-      <w:r>
-        <w:rPr>
-          <w:rFonts w:ascii="Times New Roman" w:hAnsi="Times New Roman"/>
-          <w:b w:val="0"/>
-          <w:i w:val="0"/>
-          <w:sz w:val="20"/>
-        </w:rPr>
-        <w:t>donde $I = $100 representa el ingreso por cada fraude correctamente detectado (costo evitado + reputación + cumplimiento regulatorio) y $C = $33 representa el costo por cada cliente legítimo incorrectamente bloqueado (compensación, atención al cliente, pérdida de confianza). La ratio $I/$C = 3,03 implica que tres falsos positivos eliminan el beneficio de un verdadero positivo.</w:t>
-      </w:r>
-    </w:p>
-    <w:p>
-      <w:pPr>
-        <w:pStyle w:val="Heading2"/>
-        <w:jc w:val="left"/>
-      </w:pPr>
-      <w:r>
-        <w:t>5.2. Resultados y Modelo Ganador</w:t>
-      </w:r>
-    </w:p>
-    <w:p>
-      <w:pPr>
-        <w:spacing w:before="60" w:after="60"/>
-        <w:jc w:val="both"/>
-      </w:pPr>
-      <w:r>
-        <w:rPr>
-          <w:rFonts w:ascii="Times New Roman" w:hAnsi="Times New Roman"/>
-          <w:b w:val="0"/>
-          <w:i w:val="0"/>
-          <w:sz w:val="20"/>
-        </w:rPr>
-        <w:t>Se evaluaron 27 configuraciones (3 modelos × 3 datasets × 3 thresholds) más las variantes RF n=100/n=500. La configuración óptima fue:</w:t>
-      </w:r>
-    </w:p>
-    <w:p>
-      <w:pPr>
-        <w:spacing w:before="60" w:after="60"/>
-        <w:jc w:val="both"/>
+        <w:jc w:val="center"/>
       </w:pPr>
       <w:r>
         <w:rPr>
@@ -853,7 +1021,47 @@
           <w:i w:val="0"/>
           <w:sz w:val="20"/>
         </w:rPr>
-        <w:t>Este resultado se explica por la interacción de tres factores. Primero, Undersampling preserva los patrones genuinos de fraude al eliminar el ruido de la clase mayoritaria, sin introducir los artefactos sintéticos de SMOTE en zonas de solapamiento (He &amp; Garcia, 2009). Segundo, n=100 árboles es suficiente para la convergencia del ensamble en este dataset (Oshiro et al., 2012), y el comportamiento de bagging reduce la varianza sin incrementar el sesgo. Tercero, threshold=0,78 optimiza la ratio TP/FP específica de la función de costo: al elevar el umbral se reducen los FP (costo $33 cada uno) más rápido que los TP, maximizando así la GN.</w:t>
+        <w:t>Este resultado se explica por la interacción de tres factores: (i) Undersampling preserva los patrones genuinos de fraude sin introducir artefactos sintéticos (He &amp; Garcia, 2009); (ii) n=100 árboles es suficiente para la convergencia del ensamble (Oshiro et al., 2012); (iii) threshold=0,78 optimiza la ratio TP/FP de la función de costo, reduciendo FP ($33 c/u) más rápido que TP, maximizando la GN (Elkan, 2001). Desde la perspectiva legal, threshold=0,78 minimiza los bloqueos indebidos que activarían el Art. 15 CN y la Sentencia T-255/22 (Corte Constitucional, 2022).</w:t>
+      </w:r>
+    </w:p>
+    <w:p>
+      <w:pPr>
+        <w:jc w:val="center"/>
+      </w:pPr>
+      <w:r>
+        <w:rPr>
+          <w:i/>
+          <w:color w:val="B40000"/>
+          <w:sz w:val="16"/>
+        </w:rPr>
+        <w:t>[FIGURA: fig8_ganancia_neta.png — ejecutar notebook para generar]</w:t>
+      </w:r>
+    </w:p>
+    <w:p>
+      <w:pPr>
+        <w:spacing w:after="120"/>
+        <w:jc w:val="center"/>
+      </w:pPr>
+      <w:r>
+        <w:rPr>
+          <w:rFonts w:ascii="Times New Roman" w:hAnsi="Times New Roman"/>
+          <w:i/>
+          <w:sz w:val="17"/>
+        </w:rPr>
+        <w:t>Figura 8. Top 15 configuraciones por Ganancia Neta y GN máxima por modelo. Elaboración propia con dataset PaySim (Kaggle, 2017). Ganador: RF(n=100) + Undersampling + t=0,78 (GN ≈ $12.900).</w:t>
+      </w:r>
+    </w:p>
+    <w:p>
+      <w:pPr>
+        <w:pStyle w:val="Heading2"/>
+        <w:jc w:val="left"/>
+      </w:pPr>
+      <w:r>
+        <w:rPr>
+          <w:rFonts w:ascii="Times New Roman" w:hAnsi="Times New Roman"/>
+          <w:sz w:val="22"/>
+        </w:rPr>
+        <w:t>5.3. Hallazgo: Regresión Logística con GN Negativa</w:t>
       </w:r>
     </w:p>
     <w:p>
@@ -868,7 +1076,7 @@
           <w:i w:val="0"/>
           <w:sz w:val="20"/>
         </w:rPr>
-        <w:t>El análisis de trade-off por threshold revela implicaciones legales directas: threshold=0,2 maximiza el Recall (detecta más fraudes) pero genera una cascada de falsos positivos que, bajo el Art. 15 CN y la Sentencia T-255/22, podrían originar acciones de tutela por vulneración del mínimo vital. Threshold=0,78 equilibra la Ganancia Neta con el cumplimiento legal, siendo la elección técnica y jurídicamente justificada para Banco Falabella.</w:t>
+        <w:t>La Regresión Logística produjo GN &lt; 0 en todas las configuraciones, resultado consistente con la literatura: los límites de decisión lineales son insuficientes para capturar la no-linealidad de los patrones de fraude transaccional (Bahnsen et al., 2016; Dal Pozzolo et al., 2015). Sin embargo, su valor radica en la interpretabilidad regulatoria: los coeficientes pueden presentarse ante la SFC como evidencia auditable de las variables relevantes, cumpliendo con la dimensión de Transparency del FAccT (ACM, 2020).</w:t>
       </w:r>
     </w:p>
     <w:p>
@@ -877,7 +1085,11 @@
         <w:jc w:val="left"/>
       </w:pPr>
       <w:r>
-        <w:t>5.3. Hallazgo: Regresión Logística con GN Negativa</w:t>
+        <w:rPr>
+          <w:rFonts w:ascii="Times New Roman" w:hAnsi="Times New Roman"/>
+          <w:sz w:val="22"/>
+        </w:rPr>
+        <w:t>5.4. Análisis del Trade-off por Threshold</w:t>
       </w:r>
     </w:p>
     <w:p>
@@ -892,7 +1104,7 @@
           <w:i w:val="0"/>
           <w:sz w:val="20"/>
         </w:rPr>
-        <w:t>La Regresión Logística produjo GN &lt; 0 en todas las configuraciones, lo que indica que el modelo generó más costos por falsos positivos que beneficios por verdaderos positivos. Este resultado es una consecuencia directa de los límites de decisión lineales: las transacciones fraudulentas en PaySim forman clusters no-lineales en el espacio amount × error_balance × type que un hiperplano no puede separar eficientemente (Bahnsen et al., 2016). Sin embargo, su valor radica en la interpretabilidad regulatoria: los coeficientes de la regresión logística pueden presentarse ante la SFC como evidencia de las variables más relevantes para la detección de fraude.</w:t>
+        <w:t>El análisis de trade-off revela implicaciones legales directas: threshold=0,2 maximiza Recall (detecta más fraudes) pero genera FP que vulneran el Art. 15 CN (Sentencia T-255/22 — Corte Constitucional, 2022); threshold=0,78 equilibra la GN con el cumplimiento legal; threshold=0,5 es el compromiso teórico pero subóptimo bajo la función de costo $I/$C = 3,03 (Elkan, 2001). La Circular SFC 029/2014 exige un procedimiento expedito de reactivación para bloqueos, lo que hace crítico minimizar FP operativamente.</w:t>
       </w:r>
     </w:p>
     <w:p>
@@ -901,6 +1113,10 @@
         <w:jc w:val="left"/>
       </w:pPr>
       <w:r>
+        <w:rPr>
+          <w:rFonts w:ascii="Times New Roman" w:hAnsi="Times New Roman"/>
+          <w:sz w:val="24"/>
+        </w:rPr>
         <w:t>6. ANÁLISIS ÉTICO</w:t>
       </w:r>
     </w:p>
@@ -910,7 +1126,11 @@
         <w:jc w:val="left"/>
       </w:pPr>
       <w:r>
-        <w:t>6.1. Fairness — Equidad</w:t>
+        <w:rPr>
+          <w:rFonts w:ascii="Times New Roman" w:hAnsi="Times New Roman"/>
+          <w:sz w:val="22"/>
+        </w:rPr>
+        <w:t>6.1. Fairness — Equidad Algorítmica</w:t>
       </w:r>
     </w:p>
     <w:p>
@@ -925,7 +1145,7 @@
           <w:i w:val="0"/>
           <w:sz w:val="20"/>
         </w:rPr>
-        <w:t>Los modelos de ML entrenados con datos históricos heredan y amplifican los sesgos presentes en esos datos (Obermeyer et al., Science 2019; ref. 32 del marco teórico). En el contexto de Banco Falabella, los principales riesgos de sesgo son: (i) discriminación de perfiles 'thin-file' (clientes con historial transaccional escaso, como emprendedoras, migrantes y adultos mayores), que el modelo podría clasificar erróneamente como sospechosos por falta de datos de referencia; (ii) sesgo geográfico: zonas rurales con patrones transaccionales atípicos (pagos en efectivo frecuentes, montos irregulares) podrían ser penalizadas injustamente; (iii) sesgo de género: estudios internacionales documentan que las mujeres emprendedoras son afectadas desproporcionadamente por sistemas automáticos de bloqueo (Eubanks, 2018). Estos sesgos violan el principio de igualdad material del Art. 13 CN y el Art. 15 sobre no discriminación en el tratamiento de datos personales.</w:t>
+        <w:t>Los modelos entrenados con datos históricos heredan y amplifican sesgos sociales (Obermeyer et al., Science 2019; Eubanks, 2018). En el contexto de Banco Falabella, los riesgos principales son: (i) sesgo hacia perfiles thin-file (clientes sin historial transaccional suficiente — emprendedoras, migrantes, adultos mayores) que el modelo podría clasificar erróneamente por falta de datos de referencia; (ii) sesgo geográfico: zonas rurales con patrones atípicos (pagos en efectivo, montos irregulares) penalizadas injustamente; (iii) sesgo de género: mujeres emprendedoras son desproporcionadamente afectadas por sistemas automáticos de bloqueo (Eubanks, 2018). Estos sesgos violan el Art. 13 CN (igualdad material) y el Art. 15 CN (no discriminación en datos personales — Ley 1266/2008).</w:t>
       </w:r>
     </w:p>
     <w:p>
@@ -934,6 +1154,10 @@
         <w:jc w:val="left"/>
       </w:pPr>
       <w:r>
+        <w:rPr>
+          <w:rFonts w:ascii="Times New Roman" w:hAnsi="Times New Roman"/>
+          <w:sz w:val="22"/>
+        </w:rPr>
         <w:t>6.2. Accountability — Responsabilidad</w:t>
       </w:r>
     </w:p>
@@ -949,7 +1173,7 @@
           <w:i w:val="0"/>
           <w:sz w:val="20"/>
         </w:rPr>
-        <w:t>La Ley 1266/2008 (Hábeas Data Financiero) y el Art. 2341 CC establecen que Banco Falabella es directamente responsable de las consecuencias de sus decisiones automatizadas. Un falso negativo (fraude consumado) obliga al banco a restituir los fondos al cliente afectado, salvo prueba de culpa exclusiva del usuario. Un falso positivo (bloqueo indebido) puede dar lugar a reclamaciones ante la SFC, acciones de tutela y reportes negativos en centrales de riesgo que violan la Ley 1266/2008. La Sentencia T-255/22 de la Corte Constitucional establece jurisprudencia específica sobre la responsabilidad de las entidades financieras por bloqueos arbitrarios basados en sistemas automatizados.</w:t>
+        <w:t>La Ley 1266/2008 (Hábeas Data Financiero) y el Art. 2341 C.C. establecen responsabilidad directa de Banco Falabella por las consecuencias de sus decisiones automatizadas. Un falso negativo (fraude consumado) obliga al banco a restituir fondos al cliente afectado, salvo prueba de culpa exclusiva del usuario (Sentencia SC3146-2020 — Corte Suprema, 2020). Un falso positivo (bloqueo indebido) puede originar reclamaciones ante la SFC, acciones de tutela y reportes negativos ilegales en centrales de riesgo (Ley 1266/2008). La Sentencia T-255/22 (Corte Constitucional, 2022) establece jurisprudencia específica sobre responsabilidad por bloqueos arbitrarios mediante sistemas automatizados.</w:t>
       </w:r>
     </w:p>
     <w:p>
@@ -958,6 +1182,10 @@
         <w:jc w:val="left"/>
       </w:pPr>
       <w:r>
+        <w:rPr>
+          <w:rFonts w:ascii="Times New Roman" w:hAnsi="Times New Roman"/>
+          <w:sz w:val="22"/>
+        </w:rPr>
         <w:t>6.3. Transparency — Explicabilidad</w:t>
       </w:r>
     </w:p>
@@ -973,7 +1201,37 @@
           <w:i w:val="0"/>
           <w:sz w:val="20"/>
         </w:rPr>
-        <w:t>Random Forest y CatBoost alcanzan AUC &gt; 0,99, pero son modelos inherentemente opacos ('caja negra'): no es posible explicar directamente por qué clasificaron una transacción específica como fraude. Esto es incompatible con el debido proceso: si un cliente interpone tutela, el banco debe poder explicar la decisión con variables concretas. La solución técnica es implementar XAI (Explainable Artificial Intelligence):</w:t>
+        <w:t>Random Forest y CatBoost alcanzan AUC &gt; 0,99 pero son inherentemente opacos ("caja negra" — Lipton, 2018): no es posible explicar directamente por qué clasificaron una transacción como fraude. Esto es incompatible con el debido proceso: si un cliente interpone tutela, el banco debe explicar la decisión con variables concretas (Corte Constitucional, Sentencia T-255/22). La solución es XAI:</w:t>
+      </w:r>
+    </w:p>
+    <w:p>
+      <w:pPr>
+        <w:spacing w:before="60" w:after="60"/>
+        <w:jc w:val="both"/>
+      </w:pPr>
+      <w:r>
+        <w:rPr>
+          <w:rFonts w:ascii="Times New Roman" w:hAnsi="Times New Roman"/>
+          <w:b w:val="0"/>
+          <w:i w:val="0"/>
+          <w:sz w:val="18"/>
+        </w:rPr>
+        <w:t>• SHAP (SHapley Additive exPlanations — Lundberg &amp; Lee, NeurIPS 2017): basado en teoría de juegos cooperativa (Premio Nobel — Shapley, 1953), asigna contribución exacta de cada variable a cada predicción individual. Permite responder: "Esta transacción fue bloqueada porque el monto ($2.340.000) supera en 3,2σ el historial del usuario y el balance de origen quedó en cero".</w:t>
+        <w:br/>
+        <w:t>• LIME (Local Interpretable Model-Agnostic Explanations — Ribeiro et al., KDD 2016): aproxima localmente el comportamiento del modelo opaco con un modelo lineal interpretable, generando explicaciones comprensibles para usuarios no técnicos, analistas de riesgo y jueces de tutela.</w:t>
+      </w:r>
+    </w:p>
+    <w:p>
+      <w:pPr>
+        <w:pStyle w:val="Heading1"/>
+        <w:jc w:val="left"/>
+      </w:pPr>
+      <w:r>
+        <w:rPr>
+          <w:rFonts w:ascii="Times New Roman" w:hAnsi="Times New Roman"/>
+          <w:sz w:val="24"/>
+        </w:rPr>
+        <w:t>7. CONCLUSIONES</w:t>
       </w:r>
     </w:p>
     <w:p>
@@ -988,9 +1246,22 @@
           <w:i w:val="0"/>
           <w:sz w:val="20"/>
         </w:rPr>
-        <w:t>• SHAP (SHapley Additive exPlanations — Lundberg &amp; Lee, NeurIPS 2017): basado en la teoría de juegos cooperativa (Premio Nobel Lloyd Shapley), asigna una contribución exacta a cada variable en cada predicción individual. Permite responder: 'Esta transacción fue bloqueada porque el monto ($2.340.000) supera en 3,2 desviaciones estándar el promedio de su historial, y el balance de origen quedó en cero'.</w:t>
+        <w:t>1. La metodología CRISP-DM provee un marco robusto para problemas de clasificación con desbalance severo. El tratamiento correcto del data leakage (Kaufman et al., 2012) y la selección de métrica objetivo (GN vs Accuracy) son determinantes para obtener resultados válidos en producción.</w:t>
         <w:br/>
-        <w:t>• LIME (Local Interpretable Model-Agnostic Explanations — Ribeiro et al., KDD 2016): aproxima localmente el comportamiento del modelo complejo con un modelo lineal interpretable, generando explicaciones comprensibles para usuarios no técnicos y para jueces de tutela.</w:t>
+        <w:br/>
+        <w:t>2. Random Forest (n=100) + Undersampling + threshold=0,78 es la configuración óptima (GN ≈ $12.900, AUC &gt; 0,99, F1 &gt; 0,86). Undersampling preserva patrones genuinos sin artefactos sintéticos (He &amp; Garcia, 2009); n=100 árboles es suficiente para convergencia (Oshiro et al., 2012); threshold=0,78 equilibra la función de costo $I/$C = 3,03 (Elkan, 2001) con el marco legal colombiano (Sentencia T-255/22).</w:t>
+        <w:br/>
+        <w:br/>
+        <w:t>3. La Regresión Logística tiene GN &lt; 0 por sus límites de decisión lineales (Bahnsen et al., 2016), pero es insustituible como modelo interpretable para reportes regulatorios ante la SFC (FAccT — ACM, 2020).</w:t>
+        <w:br/>
+        <w:br/>
+        <w:t>4. El umbral de decisión es el parámetro más crítico del sistema desde la perspectiva legal: threshold=0,78 cumple el Art. 15 CN y la Sentencia T-255/22, mientras threshold=0,2 generaría una cascada de FP con consecuencias jurídicas graves.</w:t>
+        <w:br/>
+        <w:br/>
+        <w:t>5. La implementación de XAI (SHAP/LIME) no es opcional: es requerimiento de debido proceso ante la Corte Constitucional (Sentencia T-255/22) y exigencia operativa para que los analistas de riesgo puedan auditar el sistema (Lundberg &amp; Lee, 2017; Ribeiro et al., 2016).</w:t>
+        <w:br/>
+        <w:br/>
+        <w:t>6. La equidad algorítmica requiere auditorías de sesgo periódicas, datasets estratificados por demografía y mecanismos de apelación accesibles, para evitar vulneraciones del Art. 13 y Art. 15 CN con grupos thin-file y poblaciones vulnerables (Obermeyer et al., 2019; Eubanks, 2018).</w:t>
       </w:r>
     </w:p>
     <w:p>
@@ -999,543 +1270,633 @@
         <w:jc w:val="left"/>
       </w:pPr>
       <w:r>
-        <w:t>7. CONCLUSIONES</w:t>
-      </w:r>
-    </w:p>
-    <w:p>
-      <w:pPr>
-        <w:spacing w:before="60" w:after="60"/>
-        <w:jc w:val="both"/>
-      </w:pPr>
-      <w:r>
         <w:rPr>
           <w:rFonts w:ascii="Times New Roman" w:hAnsi="Times New Roman"/>
-          <w:b w:val="0"/>
-          <w:i w:val="0"/>
-          <w:sz w:val="20"/>
+          <w:sz w:val="24"/>
         </w:rPr>
-        <w:t>El presente trabajo demuestra la viabilidad técnica, legal y ética de implementar sistemas de detección de fraude basados en aprendizaje automático en Banco Falabella Colombia. Las principales conclusiones son:</w:t>
-      </w:r>
-    </w:p>
-    <w:p>
-      <w:pPr>
-        <w:spacing w:before="60" w:after="60"/>
-        <w:jc w:val="both"/>
-      </w:pPr>
-      <w:r>
-        <w:rPr>
-          <w:rFonts w:ascii="Times New Roman" w:hAnsi="Times New Roman"/>
-          <w:b w:val="0"/>
-          <w:i w:val="0"/>
-          <w:sz w:val="20"/>
-        </w:rPr>
-        <w:t>1. La metodología CRISP-DM provee un marco robusto y reproducible para abordar problemas de clasificación con desbalance severo de clases. El tratamiento correcto del data leakage (StandardScaler post-split) y la selección adecuada de la métrica objetivo (Ganancia Neta vs Accuracy) son determinantes para obtener resultados válidos en producción.</w:t>
-        <w:br/>
-        <w:br/>
-        <w:t>2. Random Forest (n=100) + Undersampling + threshold=0,78 es la configuración óptima con GN ≈ $12.900, AUC &gt; 0,99 y F1 &gt; 0,86. El undersampling, a pesar de su aparente desventaja por pérdida de datos, preserva los patrones genuinos de fraude sin introducir el ruido sintético característico de SMOTE en zonas de solapamiento.</w:t>
-        <w:br/>
-        <w:br/>
-        <w:t>3. La Regresión Logística, aunque insuficiente para maximizar la Ganancia Neta, mantiene su valor como baseline interpretable para reportes regulatorios ante la SFC, donde la transparencia supera a la precisión como requerimiento.</w:t>
-        <w:br/>
-        <w:br/>
-        <w:t>4. El umbral de decisión es el parámetro más crítico del sistema: threshold=0,78 equilibra la GN con el cumplimiento del Art. 15 CN y la Sentencia T-255/22, mientras que threshold=0,2 maximiza el Recall a costa de una cascada de falsos positivos con consecuencias legales graves para la entidad.</w:t>
-        <w:br/>
-        <w:br/>
-        <w:t>5. La implementación de XAI (SHAP/LIME) no es opcional: es un requisito de debido proceso ante la Corte Constitucional colombiana y una exigencia operativa para que los analistas de riesgo puedan auditar y corregir el sistema de forma continua.</w:t>
-        <w:br/>
-        <w:br/>
-        <w:t>6. El análisis ético bajo FAccT evidencia que la equidad algorítmica es un desafío estructural: los datos históricos de Banco Falabella reflejarán los sesgos de la sociedad colombiana. Mitigarlos requiere auditorías de sesgo periódicas, datasets de entrenamiento estratificados por demografía y mecanismos de apelación accesibles para los clientes afectados por decisiones automatizadas.</w:t>
-      </w:r>
-    </w:p>
-    <w:p>
-      <w:pPr>
-        <w:pStyle w:val="Heading1"/>
-        <w:jc w:val="left"/>
-      </w:pPr>
-      <w:r>
         <w:t>REFERENCIAS</w:t>
       </w:r>
     </w:p>
     <w:p>
       <w:pPr>
-        <w:spacing w:after="80"/>
+        <w:spacing w:after="60"/>
         <w:ind w:left="283" w:hanging="283"/>
         <w:jc w:val="both"/>
       </w:pPr>
       <w:r>
         <w:rPr>
           <w:rFonts w:ascii="Times New Roman" w:hAnsi="Times New Roman"/>
-          <w:sz w:val="17"/>
+          <w:sz w:val="16"/>
         </w:rPr>
-        <w:t>ACM FAccT. (2020). *Fairness, Accountability, and Transparency in Machine Learning*. Proceedings of the 2020 Conference on Fairness, Accountability, and Transparency. ACM.</w:t>
+        <w:t>ACM FAccT. (2020). Fairness, Accountability, and Transparency in Machine Learning. Proceedings of the 2020 ACM Conference on FAccT. ACM Press.</w:t>
       </w:r>
     </w:p>
     <w:p>
       <w:pPr>
-        <w:spacing w:after="80"/>
+        <w:spacing w:after="60"/>
         <w:ind w:left="283" w:hanging="283"/>
         <w:jc w:val="both"/>
       </w:pPr>
       <w:r>
         <w:rPr>
           <w:rFonts w:ascii="Times New Roman" w:hAnsi="Times New Roman"/>
-          <w:sz w:val="17"/>
+          <w:sz w:val="16"/>
         </w:rPr>
-        <w:t>Bahnsen, A. C., Aouada, D., Stojanovic, A., &amp; Ottersten, B. (2016). Feature engineering strategies for credit card fraud detection. *Expert Systems with Applications*, 51, 134–142. https://doi.org/10.1016/j.eswa.2015.12.030</w:t>
+        <w:t>Bahnsen, A. C., Aouada, D., Stojanovic, A., &amp; Ottersten, B. (2016). Feature engineering strategies for credit card fraud detection. Expert Systems with Applications, 51, 134–142. https://doi.org/10.1016/j.eswa.2015.12.030</w:t>
       </w:r>
     </w:p>
     <w:p>
       <w:pPr>
-        <w:spacing w:after="80"/>
+        <w:spacing w:after="60"/>
         <w:ind w:left="283" w:hanging="283"/>
         <w:jc w:val="both"/>
       </w:pPr>
       <w:r>
         <w:rPr>
           <w:rFonts w:ascii="Times New Roman" w:hAnsi="Times New Roman"/>
-          <w:sz w:val="17"/>
+          <w:sz w:val="16"/>
         </w:rPr>
-        <w:t>Branco, P., Torgo, L., &amp; Ribeiro, R. P. (2016). A survey of predictive modeling on imbalanced domains. *ACM Computing Surveys (CSUR)*, 49(2), 1–50. MDPI ISSN 2078-2489.</w:t>
+        <w:t>Branco, P., Torgo, L., &amp; Ribeiro, R. P. (2016). A survey of predictive modeling on imbalanced domains. ACM Computing Surveys, 49(2), 1–50. MDPI ISSN 2078-2489.</w:t>
       </w:r>
     </w:p>
     <w:p>
       <w:pPr>
-        <w:spacing w:after="80"/>
+        <w:spacing w:after="60"/>
         <w:ind w:left="283" w:hanging="283"/>
         <w:jc w:val="both"/>
       </w:pPr>
       <w:r>
         <w:rPr>
           <w:rFonts w:ascii="Times New Roman" w:hAnsi="Times New Roman"/>
-          <w:sz w:val="17"/>
+          <w:sz w:val="16"/>
         </w:rPr>
-        <w:t>Breiman, L. (2001). Random forests. *Machine Learning*, 45(1), 5–32. https://doi.org/10.1023/A:1010933404324</w:t>
+        <w:t>Breiman, L. (2001). Random forests. Machine Learning, 45(1), 5–32. https://doi.org/10.1023/A:1010933404324</w:t>
       </w:r>
     </w:p>
     <w:p>
       <w:pPr>
-        <w:spacing w:after="80"/>
+        <w:spacing w:after="60"/>
         <w:ind w:left="283" w:hanging="283"/>
         <w:jc w:val="both"/>
       </w:pPr>
       <w:r>
         <w:rPr>
           <w:rFonts w:ascii="Times New Roman" w:hAnsi="Times New Roman"/>
-          <w:sz w:val="17"/>
+          <w:sz w:val="16"/>
         </w:rPr>
-        <w:t>Chawla, N. V., Bowyer, K. W., Hall, L. O., &amp; Kegelmeyer, W. P. (2002). SMOTE: Synthetic Minority Over-sampling Technique. *Journal of Artificial Intelligence Research*, 16, 321–357.</w:t>
+        <w:t>Chapman, P., Clinton, J., Kerber, R., Khabaza, T., Reinartz, T., Shearer, C., &amp; Wirth, R. (2000). CRISP-DM 1.0: Step-by-step data mining guide. SPSS Inc.</w:t>
       </w:r>
     </w:p>
     <w:p>
       <w:pPr>
-        <w:spacing w:after="80"/>
+        <w:spacing w:after="60"/>
         <w:ind w:left="283" w:hanging="283"/>
         <w:jc w:val="both"/>
       </w:pPr>
       <w:r>
         <w:rPr>
           <w:rFonts w:ascii="Times New Roman" w:hAnsi="Times New Roman"/>
-          <w:sz w:val="17"/>
+          <w:sz w:val="16"/>
         </w:rPr>
-        <w:t>Cherif, A., Badhib, A., Omar, H., Alshehri, S., Kalkatawi, M., &amp; Imine, A. (2023). Credit card fraud detection in the era of disruptive technologies: A systematic review. *arXiv preprint* arXiv:2303.06514.</w:t>
+        <w:t>Chawla, N. V., Bowyer, K. W., Hall, L. O., &amp; Kegelmeyer, W. P. (2002). SMOTE: Synthetic Minority Over-sampling Technique. Journal of Artificial Intelligence Research, 16, 321–357.</w:t>
       </w:r>
     </w:p>
     <w:p>
       <w:pPr>
-        <w:spacing w:after="80"/>
+        <w:spacing w:after="60"/>
         <w:ind w:left="283" w:hanging="283"/>
         <w:jc w:val="both"/>
       </w:pPr>
       <w:r>
         <w:rPr>
           <w:rFonts w:ascii="Times New Roman" w:hAnsi="Times New Roman"/>
-          <w:sz w:val="17"/>
+          <w:sz w:val="16"/>
         </w:rPr>
-        <w:t>Circular Externa SFC 029/2014 y actualizaciones 2024. Superintendencia Financiera de Colombia. Bogotá, Colombia.</w:t>
+        <w:t>Cherif, A., Badhib, A., Omar, H., Alshehri, S., Kalkatawi, M., &amp; Imine, A. (2023). Credit card fraud detection in the era of disruptive technologies: A systematic review. arXiv:2303.06514.</w:t>
       </w:r>
     </w:p>
     <w:p>
       <w:pPr>
-        <w:spacing w:after="80"/>
+        <w:spacing w:after="60"/>
         <w:ind w:left="283" w:hanging="283"/>
         <w:jc w:val="both"/>
       </w:pPr>
       <w:r>
         <w:rPr>
           <w:rFonts w:ascii="Times New Roman" w:hAnsi="Times New Roman"/>
-          <w:sz w:val="17"/>
+          <w:sz w:val="16"/>
         </w:rPr>
-        <w:t>Código Civil Colombiano, Art. 2341 — Responsabilidad civil extracontractual. Ley 57 de 1887.</w:t>
+        <w:t>Circular Externa SFC 029/2014 y actualizaciones 2024. Superintendencia Financiera de Colombia.</w:t>
       </w:r>
     </w:p>
     <w:p>
       <w:pPr>
-        <w:spacing w:after="80"/>
+        <w:spacing w:after="60"/>
         <w:ind w:left="283" w:hanging="283"/>
         <w:jc w:val="both"/>
       </w:pPr>
       <w:r>
         <w:rPr>
           <w:rFonts w:ascii="Times New Roman" w:hAnsi="Times New Roman"/>
-          <w:sz w:val="17"/>
+          <w:sz w:val="16"/>
         </w:rPr>
-        <w:t>Código Penal Colombiano, Arts. 246, 316, 323, 327. Ley 599 de 2000.</w:t>
+        <w:t>Código Civil Colombiano. Art. 2341 — Responsabilidad civil extracontractual. Ley 57 de 1887.</w:t>
       </w:r>
     </w:p>
     <w:p>
       <w:pPr>
-        <w:spacing w:after="80"/>
+        <w:spacing w:after="60"/>
         <w:ind w:left="283" w:hanging="283"/>
         <w:jc w:val="both"/>
       </w:pPr>
       <w:r>
         <w:rPr>
           <w:rFonts w:ascii="Times New Roman" w:hAnsi="Times New Roman"/>
-          <w:sz w:val="17"/>
+          <w:sz w:val="16"/>
         </w:rPr>
-        <w:t>Constitución Política de Colombia. (1991). Art. 13 (igualdad) y Art. 15 (Hábeas Data). Bogotá: Imprenta Nacional.</w:t>
+        <w:t>Código Penal Colombiano. Arts. 246, 316, 323, 327. Ley 599 de 2000.</w:t>
       </w:r>
     </w:p>
     <w:p>
       <w:pPr>
-        <w:spacing w:after="80"/>
+        <w:spacing w:after="60"/>
         <w:ind w:left="283" w:hanging="283"/>
         <w:jc w:val="both"/>
       </w:pPr>
       <w:r>
         <w:rPr>
           <w:rFonts w:ascii="Times New Roman" w:hAnsi="Times New Roman"/>
-          <w:sz w:val="17"/>
+          <w:sz w:val="16"/>
         </w:rPr>
-        <w:t>Corte Constitucional de Colombia. (2022). Sentencia T-255/22. M.P.: Diana Fajardo Rivera. Bogotá.</w:t>
+        <w:t>Constitución Política de Colombia. (1991). Arts. 13 y 15. Bogotá: Imprenta Nacional.</w:t>
       </w:r>
     </w:p>
     <w:p>
       <w:pPr>
-        <w:spacing w:after="80"/>
+        <w:spacing w:after="60"/>
         <w:ind w:left="283" w:hanging="283"/>
         <w:jc w:val="both"/>
       </w:pPr>
       <w:r>
         <w:rPr>
           <w:rFonts w:ascii="Times New Roman" w:hAnsi="Times New Roman"/>
-          <w:sz w:val="17"/>
+          <w:sz w:val="16"/>
         </w:rPr>
-        <w:t>Corte Suprema de Justicia de Colombia. (2020). Sentencia SC3146-2020. Sala de Casación Civil. Bogotá.</w:t>
+        <w:t>Corte Constitucional de Colombia. (2022). Sentencia T-255/22. M.P.: Diana Fajardo Rivera.</w:t>
       </w:r>
     </w:p>
     <w:p>
       <w:pPr>
-        <w:spacing w:after="80"/>
+        <w:spacing w:after="60"/>
         <w:ind w:left="283" w:hanging="283"/>
         <w:jc w:val="both"/>
       </w:pPr>
       <w:r>
         <w:rPr>
           <w:rFonts w:ascii="Times New Roman" w:hAnsi="Times New Roman"/>
-          <w:sz w:val="17"/>
+          <w:sz w:val="16"/>
         </w:rPr>
-        <w:t>Dal Pozzolo, A., Caelen, O., Le Borgne, Y.-A., Waterschoot, S., &amp; Bontempi, G. (2015). Learned lessons in credit card fraud detection from a practitioner perspective. *Expert Systems with Applications*, 41(10), 4915–4928.</w:t>
+        <w:t>Corte Suprema de Justicia de Colombia. (2020). Sentencia SC3146-2020. Sala de Casación Civil.</w:t>
       </w:r>
     </w:p>
     <w:p>
       <w:pPr>
-        <w:spacing w:after="80"/>
+        <w:spacing w:after="60"/>
         <w:ind w:left="283" w:hanging="283"/>
         <w:jc w:val="both"/>
       </w:pPr>
       <w:r>
         <w:rPr>
           <w:rFonts w:ascii="Times New Roman" w:hAnsi="Times New Roman"/>
-          <w:sz w:val="17"/>
+          <w:sz w:val="16"/>
         </w:rPr>
-        <w:t>Decreto 1674 de 2021. Sistema de Administración del Riesgo de LA/FT/FPADM (SARLAFT 4.0). Ministerio de Hacienda y Crédito Público. Colombia.</w:t>
+        <w:t>Dal Pozzolo, A., Caelen, O., Le Borgne, Y.-A., Waterschoot, S., &amp; Bontempi, G. (2015). Learned lessons in credit card fraud detection from a practitioner perspective. Expert Systems with Applications, 41(10), 4915–4928.</w:t>
       </w:r>
     </w:p>
     <w:p>
       <w:pPr>
-        <w:spacing w:after="80"/>
+        <w:spacing w:after="60"/>
         <w:ind w:left="283" w:hanging="283"/>
         <w:jc w:val="both"/>
       </w:pPr>
       <w:r>
         <w:rPr>
           <w:rFonts w:ascii="Times New Roman" w:hAnsi="Times New Roman"/>
-          <w:sz w:val="17"/>
+          <w:sz w:val="16"/>
         </w:rPr>
-        <w:t>Elkan, C. (2001). The foundations of cost-sensitive learning. In *Proceedings of the 17th International Joint Conference on Artificial Intelligence* (IJCAI-01) (pp. 973–978).</w:t>
+        <w:t>Davis, J., &amp; Goadrich, M. (2006). The relationship between precision-recall and ROC curves. Proceedings of the 23rd ICML (pp. 233–240). ACM.</w:t>
       </w:r>
     </w:p>
     <w:p>
       <w:pPr>
-        <w:spacing w:after="80"/>
+        <w:spacing w:after="60"/>
         <w:ind w:left="283" w:hanging="283"/>
         <w:jc w:val="both"/>
       </w:pPr>
       <w:r>
         <w:rPr>
           <w:rFonts w:ascii="Times New Roman" w:hAnsi="Times New Roman"/>
-          <w:sz w:val="17"/>
+          <w:sz w:val="16"/>
         </w:rPr>
-        <w:t>Eubanks, V. (2018). *Automating inequality: How high-tech tools profile, police, and punish the poor*. St. Martin's Press.</w:t>
+        <w:t>Decreto 1674 de 2021. SARLAFT 4.0. Ministerio de Hacienda y Crédito Público. Colombia.</w:t>
       </w:r>
     </w:p>
     <w:p>
       <w:pPr>
-        <w:spacing w:after="80"/>
+        <w:spacing w:after="60"/>
         <w:ind w:left="283" w:hanging="283"/>
         <w:jc w:val="both"/>
       </w:pPr>
       <w:r>
         <w:rPr>
           <w:rFonts w:ascii="Times New Roman" w:hAnsi="Times New Roman"/>
-          <w:sz w:val="17"/>
+          <w:sz w:val="16"/>
         </w:rPr>
-        <w:t>Euromonitor International. (2024). *Digital payments and mobile commerce trends in Latin America 2024–2025*. London: Euromonitor. https://www.portal.euromonitor.com/magazine/homemain</w:t>
+        <w:t>Díez-Pastor, J. F., Rodríguez, J. J., García-Osorio, C., &amp; Kuncheva, L. I. (2015). Diversity techniques improve the performance of the best imbalance learning ensembles. Information Sciences, 325, 98–117.</w:t>
       </w:r>
     </w:p>
     <w:p>
       <w:pPr>
-        <w:spacing w:after="80"/>
+        <w:spacing w:after="60"/>
         <w:ind w:left="283" w:hanging="283"/>
         <w:jc w:val="both"/>
       </w:pPr>
       <w:r>
         <w:rPr>
           <w:rFonts w:ascii="Times New Roman" w:hAnsi="Times New Roman"/>
-          <w:sz w:val="17"/>
+          <w:sz w:val="16"/>
         </w:rPr>
-        <w:t>Grupo Falabella. (2023). *Memoria Anual 2023*. Santiago de Chile: Grupo Falabella S.A. https://www.falabella.com/inversionistas</w:t>
+        <w:t>Duda, R. O., Hart, P. E., &amp; Stork, D. G. (2001). Pattern Classification (2nd ed.). New York: Wiley-Interscience.</w:t>
       </w:r>
     </w:p>
     <w:p>
       <w:pPr>
-        <w:spacing w:after="80"/>
+        <w:spacing w:after="60"/>
         <w:ind w:left="283" w:hanging="283"/>
         <w:jc w:val="both"/>
       </w:pPr>
       <w:r>
         <w:rPr>
           <w:rFonts w:ascii="Times New Roman" w:hAnsi="Times New Roman"/>
-          <w:sz w:val="17"/>
+          <w:sz w:val="16"/>
         </w:rPr>
-        <w:t>He, H., &amp; Garcia, E. A. (2009). Learning from imbalanced data. *IEEE Transactions on Knowledge and Data Engineering*, 21(9), 1263–1284.</w:t>
+        <w:t>Elkan, C. (2001). The foundations of cost-sensitive learning. IJCAI-01 (pp. 973–978).</w:t>
       </w:r>
     </w:p>
     <w:p>
       <w:pPr>
-        <w:spacing w:after="80"/>
+        <w:spacing w:after="60"/>
         <w:ind w:left="283" w:hanging="283"/>
         <w:jc w:val="both"/>
       </w:pPr>
       <w:r>
         <w:rPr>
           <w:rFonts w:ascii="Times New Roman" w:hAnsi="Times New Roman"/>
-          <w:sz w:val="17"/>
+          <w:sz w:val="16"/>
         </w:rPr>
-        <w:t>Hosmer, D. W., &amp; Lemeshow, S. (2000). *Applied Logistic Regression* (2nd ed.). New York: John Wiley &amp; Sons.</w:t>
+        <w:t>Eubanks, V. (2018). Automating inequality: How high-tech tools profile, police, and punish the poor. St. Martin's Press.</w:t>
       </w:r>
     </w:p>
     <w:p>
       <w:pPr>
-        <w:spacing w:after="80"/>
+        <w:spacing w:after="60"/>
         <w:ind w:left="283" w:hanging="283"/>
         <w:jc w:val="both"/>
       </w:pPr>
       <w:r>
         <w:rPr>
           <w:rFonts w:ascii="Times New Roman" w:hAnsi="Times New Roman"/>
-          <w:sz w:val="17"/>
+          <w:sz w:val="16"/>
         </w:rPr>
-        <w:t>IJSDR2401084. (2024). Credit card fraud detection using CatBoost and class imbalance techniques. *International Journal of Scientific Development and Research (IJSDR)*, Vol. 9, Issue 1.</w:t>
+        <w:t>Euromonitor International. (2024). Digital payments and mobile commerce trends in Latin America 2024–2025. https://www.portal.euromonitor.com/magazine/homemain</w:t>
       </w:r>
     </w:p>
     <w:p>
       <w:pPr>
-        <w:spacing w:after="80"/>
+        <w:spacing w:after="60"/>
         <w:ind w:left="283" w:hanging="283"/>
         <w:jc w:val="both"/>
       </w:pPr>
       <w:r>
         <w:rPr>
           <w:rFonts w:ascii="Times New Roman" w:hAnsi="Times New Roman"/>
-          <w:sz w:val="17"/>
+          <w:sz w:val="16"/>
         </w:rPr>
-        <w:t>Islam, M. R., &amp; Chowdhury, M. (2022). CatBoost for financial fraud detection: hyperparameter optimization and performance evaluation. *ResearchGate*. ID: 349156860.</w:t>
+        <w:t>Fernández, A., García, S., Galar, M., Prati, R. C., Krawczyk, B., &amp; Herrera, F. (2018). Learning from imbalanced data sets. Springer. https://doi.org/10.1007/978-3-319-98074-4</w:t>
       </w:r>
     </w:p>
     <w:p>
       <w:pPr>
-        <w:spacing w:after="80"/>
+        <w:spacing w:after="60"/>
         <w:ind w:left="283" w:hanging="283"/>
         <w:jc w:val="both"/>
       </w:pPr>
       <w:r>
         <w:rPr>
           <w:rFonts w:ascii="Times New Roman" w:hAnsi="Times New Roman"/>
-          <w:sz w:val="17"/>
+          <w:sz w:val="16"/>
         </w:rPr>
-        <w:t>Kaufman, S., Rosset, S., Perlich, C., &amp; Stitelman, O. (2012). Leakage in data mining: Formulation, detection, and avoidance. *ACM Transactions on Knowledge Discovery from Data (TKDD)*, 6(4), 1–21.</w:t>
+        <w:t>Grupo Falabella. (2023). Memoria Anual 2023. Santiago de Chile: Grupo Falabella S.A. https://www.falabella.com/inversionistas</w:t>
       </w:r>
     </w:p>
     <w:p>
       <w:pPr>
-        <w:spacing w:after="80"/>
+        <w:spacing w:after="60"/>
         <w:ind w:left="283" w:hanging="283"/>
         <w:jc w:val="both"/>
       </w:pPr>
       <w:r>
         <w:rPr>
           <w:rFonts w:ascii="Times New Roman" w:hAnsi="Times New Roman"/>
-          <w:sz w:val="17"/>
+          <w:sz w:val="16"/>
         </w:rPr>
-        <w:t>Ley 1266 de 2008. Disposiciones generales del Hábeas Data financiero. Colombia.</w:t>
+        <w:t>Han, J., Kamber, M., &amp; Pei, J. (2011). Data Mining: Concepts and Techniques (3rd ed.). Morgan Kaufmann.</w:t>
       </w:r>
     </w:p>
     <w:p>
       <w:pPr>
-        <w:spacing w:after="80"/>
+        <w:spacing w:after="60"/>
         <w:ind w:left="283" w:hanging="283"/>
         <w:jc w:val="both"/>
       </w:pPr>
       <w:r>
         <w:rPr>
           <w:rFonts w:ascii="Times New Roman" w:hAnsi="Times New Roman"/>
-          <w:sz w:val="17"/>
+          <w:sz w:val="16"/>
         </w:rPr>
-        <w:t>Ley 1328 de 2009, Art. 3. Protección al consumidor financiero. Colombia.</w:t>
+        <w:t>He, H., &amp; Garcia, E. A. (2009). Learning from imbalanced data. IEEE Transactions on Knowledge and Data Engineering, 21(9), 1263–1284.</w:t>
       </w:r>
     </w:p>
     <w:p>
       <w:pPr>
-        <w:spacing w:after="80"/>
+        <w:spacing w:after="60"/>
         <w:ind w:left="283" w:hanging="283"/>
         <w:jc w:val="both"/>
       </w:pPr>
       <w:r>
         <w:rPr>
           <w:rFonts w:ascii="Times New Roman" w:hAnsi="Times New Roman"/>
-          <w:sz w:val="17"/>
+          <w:sz w:val="16"/>
         </w:rPr>
-        <w:t>Lundberg, S. M., &amp; Lee, S.-I. (2017). A unified approach to interpreting model predictions. *Advances in Neural Information Processing Systems* (NeurIPS), 30.</w:t>
+        <w:t>Hipel, K. W., &amp; McLeod, A. I. (1994). Time series modelling of water resources and environmental systems. Elsevier.</w:t>
       </w:r>
     </w:p>
     <w:p>
       <w:pPr>
-        <w:spacing w:after="80"/>
+        <w:spacing w:after="60"/>
         <w:ind w:left="283" w:hanging="283"/>
         <w:jc w:val="both"/>
       </w:pPr>
       <w:r>
         <w:rPr>
           <w:rFonts w:ascii="Times New Roman" w:hAnsi="Times New Roman"/>
-          <w:sz w:val="17"/>
+          <w:sz w:val="16"/>
         </w:rPr>
-        <w:t>Nilson Report. (2023). *Global card fraud losses 2022: USD 33.5 billion*. Issue 1229. The Nilson Report.</w:t>
+        <w:t>Hosmer, D. W., &amp; Lemeshow, S. (2000). Applied Logistic Regression (2nd ed.). Wiley.</w:t>
       </w:r>
     </w:p>
     <w:p>
       <w:pPr>
-        <w:spacing w:after="80"/>
+        <w:spacing w:after="60"/>
         <w:ind w:left="283" w:hanging="283"/>
         <w:jc w:val="both"/>
       </w:pPr>
       <w:r>
         <w:rPr>
           <w:rFonts w:ascii="Times New Roman" w:hAnsi="Times New Roman"/>
-          <w:sz w:val="17"/>
+          <w:sz w:val="16"/>
         </w:rPr>
-        <w:t>Obermeyer, Z., Powers, B., Vogeli, C., &amp; Mullainathan, S. (2019). Dissecting racial bias in an algorithm used to manage the health of populations. *Science*, 366(6464), 447–453.</w:t>
+        <w:t>IJSDR2401084. (2024). Credit card fraud detection using CatBoost and class imbalance techniques. International Journal of Scientific Development and Research, 9(1).</w:t>
       </w:r>
     </w:p>
     <w:p>
       <w:pPr>
-        <w:spacing w:after="80"/>
+        <w:spacing w:after="60"/>
         <w:ind w:left="283" w:hanging="283"/>
         <w:jc w:val="both"/>
       </w:pPr>
       <w:r>
         <w:rPr>
           <w:rFonts w:ascii="Times New Roman" w:hAnsi="Times New Roman"/>
-          <w:sz w:val="17"/>
+          <w:sz w:val="16"/>
         </w:rPr>
-        <w:t>Oshiro, T. M., Perez, P. S., &amp; Baranauskas, J. A. (2012). How many trees in a random forest? In *International Workshop on Machine Learning and Data Mining in Pattern Recognition* (pp. 154–168). Springer.</w:t>
+        <w:t>Islam, M. R., &amp; Chowdhury, M. (2022). CatBoost for financial fraud detection. ResearchGate ID: 349156860.</w:t>
       </w:r>
     </w:p>
     <w:p>
       <w:pPr>
-        <w:spacing w:after="80"/>
+        <w:spacing w:after="60"/>
         <w:ind w:left="283" w:hanging="283"/>
         <w:jc w:val="both"/>
       </w:pPr>
       <w:r>
         <w:rPr>
           <w:rFonts w:ascii="Times New Roman" w:hAnsi="Times New Roman"/>
-          <w:sz w:val="17"/>
+          <w:sz w:val="16"/>
+        </w:rPr>
+        <w:t>Kaufman, S., Rosset, S., Perlich, C., &amp; Stitelman, O. (2012). Leakage in data mining: Formulation, detection, and avoidance. ACM TKDD, 6(4), 1–21.</w:t>
+      </w:r>
+    </w:p>
+    <w:p>
+      <w:pPr>
+        <w:spacing w:after="60"/>
+        <w:ind w:left="283" w:hanging="283"/>
+        <w:jc w:val="both"/>
+      </w:pPr>
+      <w:r>
+        <w:rPr>
+          <w:rFonts w:ascii="Times New Roman" w:hAnsi="Times New Roman"/>
+          <w:sz w:val="16"/>
+        </w:rPr>
+        <w:t>Ley 1266 de 2008. Hábeas Data Financiero. Colombia.</w:t>
+      </w:r>
+    </w:p>
+    <w:p>
+      <w:pPr>
+        <w:spacing w:after="60"/>
+        <w:ind w:left="283" w:hanging="283"/>
+        <w:jc w:val="both"/>
+      </w:pPr>
+      <w:r>
+        <w:rPr>
+          <w:rFonts w:ascii="Times New Roman" w:hAnsi="Times New Roman"/>
+          <w:sz w:val="16"/>
+        </w:rPr>
+        <w:t>Ley 1328 de 2009. Protección al consumidor financiero, Art. 3. Colombia.</w:t>
+      </w:r>
+    </w:p>
+    <w:p>
+      <w:pPr>
+        <w:spacing w:after="60"/>
+        <w:ind w:left="283" w:hanging="283"/>
+        <w:jc w:val="both"/>
+      </w:pPr>
+      <w:r>
+        <w:rPr>
+          <w:rFonts w:ascii="Times New Roman" w:hAnsi="Times New Roman"/>
+          <w:sz w:val="16"/>
+        </w:rPr>
+        <w:t>Lipton, Z. C. (2018). The mythos of model interpretability. Queue, 16(3), 31–57.</w:t>
+      </w:r>
+    </w:p>
+    <w:p>
+      <w:pPr>
+        <w:spacing w:after="60"/>
+        <w:ind w:left="283" w:hanging="283"/>
+        <w:jc w:val="both"/>
+      </w:pPr>
+      <w:r>
+        <w:rPr>
+          <w:rFonts w:ascii="Times New Roman" w:hAnsi="Times New Roman"/>
+          <w:sz w:val="16"/>
+        </w:rPr>
+        <w:t>Lundberg, S. M., &amp; Lee, S.-I. (2017). A unified approach to interpreting model predictions. NeurIPS, 30.</w:t>
+      </w:r>
+    </w:p>
+    <w:p>
+      <w:pPr>
+        <w:spacing w:after="60"/>
+        <w:ind w:left="283" w:hanging="283"/>
+        <w:jc w:val="both"/>
+      </w:pPr>
+      <w:r>
+        <w:rPr>
+          <w:rFonts w:ascii="Times New Roman" w:hAnsi="Times New Roman"/>
+          <w:sz w:val="16"/>
+        </w:rPr>
+        <w:t>Nilson Report. (2023). Global card fraud losses 2022: USD 33.5 billion. Issue 1229.</w:t>
+      </w:r>
+    </w:p>
+    <w:p>
+      <w:pPr>
+        <w:spacing w:after="60"/>
+        <w:ind w:left="283" w:hanging="283"/>
+        <w:jc w:val="both"/>
+      </w:pPr>
+      <w:r>
+        <w:rPr>
+          <w:rFonts w:ascii="Times New Roman" w:hAnsi="Times New Roman"/>
+          <w:sz w:val="16"/>
+        </w:rPr>
+        <w:t>Obermeyer, Z., Powers, B., Vogeli, C., &amp; Mullainathan, S. (2019). Dissecting racial bias in an algorithm used to manage the health of populations. Science, 366(6464), 447–453.</w:t>
+      </w:r>
+    </w:p>
+    <w:p>
+      <w:pPr>
+        <w:spacing w:after="60"/>
+        <w:ind w:left="283" w:hanging="283"/>
+        <w:jc w:val="both"/>
+      </w:pPr>
+      <w:r>
+        <w:rPr>
+          <w:rFonts w:ascii="Times New Roman" w:hAnsi="Times New Roman"/>
+          <w:sz w:val="16"/>
+        </w:rPr>
+        <w:t>Oshiro, T. M., Perez, P. S., &amp; Baranauskas, J. A. (2012). How many trees in a random forest? MLDM 2012 (pp. 154–168). Springer.</w:t>
+      </w:r>
+    </w:p>
+    <w:p>
+      <w:pPr>
+        <w:spacing w:after="60"/>
+        <w:ind w:left="283" w:hanging="283"/>
+        <w:jc w:val="both"/>
+      </w:pPr>
+      <w:r>
+        <w:rPr>
+          <w:rFonts w:ascii="Times New Roman" w:hAnsi="Times New Roman"/>
+          <w:sz w:val="16"/>
         </w:rPr>
         <w:t>PaySim. (2017). Synthetic Financial Datasets For Fraud Detection. Kaggle. https://www.kaggle.com/datasets/ealaxi/paysim1</w:t>
       </w:r>
     </w:p>
     <w:p>
       <w:pPr>
-        <w:spacing w:after="80"/>
+        <w:spacing w:after="60"/>
         <w:ind w:left="283" w:hanging="283"/>
         <w:jc w:val="both"/>
       </w:pPr>
       <w:r>
         <w:rPr>
           <w:rFonts w:ascii="Times New Roman" w:hAnsi="Times New Roman"/>
-          <w:sz w:val="17"/>
+          <w:sz w:val="16"/>
         </w:rPr>
-        <w:t>Prokhorenkova, L., Gusev, G., Vorobev, A., Dorogush, A. V., &amp; Gulin, A. (2018). CatBoost: unbiased boosting with categorical features. *Advances in Neural Information Processing Systems* (NeurIPS), 31.</w:t>
+        <w:t>Prokhorenkova, L., Gusev, G., Vorobev, A., Dorogush, A. V., &amp; Gulin, A. (2018). CatBoost: unbiased boosting with categorical features. NeurIPS, 31.</w:t>
       </w:r>
     </w:p>
     <w:p>
       <w:pPr>
-        <w:spacing w:after="80"/>
+        <w:spacing w:after="60"/>
         <w:ind w:left="283" w:hanging="283"/>
         <w:jc w:val="both"/>
       </w:pPr>
       <w:r>
         <w:rPr>
           <w:rFonts w:ascii="Times New Roman" w:hAnsi="Times New Roman"/>
-          <w:sz w:val="17"/>
+          <w:sz w:val="16"/>
         </w:rPr>
-        <w:t>Ribeiro, M. T., Singh, S., &amp; Guestrin, C. (2016). 'Why should I trust you?': Explaining the predictions of any classifier. *Proceedings of the 22nd ACM SIGKDD*, 1135–1144.</w:t>
+        <w:t>Ribeiro, M. T., Singh, S., &amp; Guestrin, C. (2016). "Why should I trust you?": Explaining the predictions of any classifier. KDD 2016 (pp. 1135–1144). ACM.</w:t>
       </w:r>
     </w:p>
     <w:p>
       <w:pPr>
-        <w:spacing w:after="80"/>
+        <w:spacing w:after="60"/>
         <w:ind w:left="283" w:hanging="283"/>
         <w:jc w:val="both"/>
       </w:pPr>
       <w:r>
         <w:rPr>
           <w:rFonts w:ascii="Times New Roman" w:hAnsi="Times New Roman"/>
-          <w:sz w:val="17"/>
+          <w:sz w:val="16"/>
+        </w:rPr>
+        <w:t>Shapley, L. S. (1953). A value for n-person games. Contributions to the Theory of Games, 2, 307–317. Princeton University Press.</w:t>
+      </w:r>
+    </w:p>
+    <w:p>
+      <w:pPr>
+        <w:spacing w:after="60"/>
+        <w:ind w:left="283" w:hanging="283"/>
+        <w:jc w:val="both"/>
+      </w:pPr>
+      <w:r>
+        <w:rPr>
+          <w:rFonts w:ascii="Times New Roman" w:hAnsi="Times New Roman"/>
+          <w:sz w:val="16"/>
         </w:rPr>
         <w:t>Superintendencia Financiera de Colombia (SFC). Registro de entidades vigiladas. https://www.superfinanciera.gov.co/entidades-vigiladas</w:t>
       </w:r>
     </w:p>
     <w:p>
       <w:pPr>
-        <w:spacing w:after="80"/>
+        <w:spacing w:after="60"/>
         <w:ind w:left="283" w:hanging="283"/>
         <w:jc w:val="both"/>
       </w:pPr>
       <w:r>
         <w:rPr>
           <w:rFonts w:ascii="Times New Roman" w:hAnsi="Times New Roman"/>
-          <w:sz w:val="17"/>
+          <w:sz w:val="16"/>
         </w:rPr>
-        <w:t>Zhang, W., Xu, Z., He, W., &amp; Li, Y. (2022). Credit fraud detection using CatBoost gradient boosting with optimized hyperparameters. *ResearchGate*. ID: 349156860.</w:t>
+        <w:t>Tukey, J. W. (1977). Exploratory Data Analysis. Addison-Wesley.</w:t>
+      </w:r>
+    </w:p>
+    <w:p>
+      <w:pPr>
+        <w:spacing w:after="60"/>
+        <w:ind w:left="283" w:hanging="283"/>
+        <w:jc w:val="both"/>
+      </w:pPr>
+      <w:r>
+        <w:rPr>
+          <w:rFonts w:ascii="Times New Roman" w:hAnsi="Times New Roman"/>
+          <w:sz w:val="16"/>
+        </w:rPr>
+        <w:t>Zhang, W., Xu, Z., He, W., &amp; Li, Y. (2022). Credit fraud detection using CatBoost gradient boosting with optimized hyperparameters. ResearchGate ID: 349156860.</w:t>
       </w:r>
     </w:p>
     <w:sectPr>
+      <w:type w:val="continuous"/>
       <w:pgSz w:w="12240" w:h="15840"/>
       <w:pgMar w:top="1417" w:right="1077" w:bottom="1417" w:left="1077" w:header="720" w:footer="720" w:gutter="0"/>
-      <w:cols w:space="720"/>
       <w:docGrid w:linePitch="360"/>
       <w:cols w:num="2" w:space="720"/>
     </w:sectPr>

--- a/docs/Informe_Final_Deteccion_Fraude_Grupo1.docx
+++ b/docs/Informe_Final_Deteccion_Fraude_Grupo1.docx
@@ -363,12 +363,38 @@
         <w:jc w:val="center"/>
       </w:pPr>
       <w:r>
-        <w:rPr>
-          <w:i/>
-          <w:color w:val="B40000"/>
-          <w:sz w:val="16"/>
-        </w:rPr>
-        <w:t>[FIGURA: fig1_distribucion_isfraude.png — ejecutar notebook para generar]</w:t>
+        <w:drawing>
+          <wp:inline xmlns:a="http://schemas.openxmlformats.org/drawingml/2006/main" xmlns:pic="http://schemas.openxmlformats.org/drawingml/2006/picture">
+            <wp:extent cx="2700000" cy="1231797"/>
+            <wp:docPr id="1" name="Picture 1"/>
+            <wp:cNvGraphicFramePr>
+              <a:graphicFrameLocks noChangeAspect="1"/>
+            </wp:cNvGraphicFramePr>
+            <a:graphic>
+              <a:graphicData uri="http://schemas.openxmlformats.org/drawingml/2006/picture">
+                <pic:pic>
+                  <pic:nvPicPr>
+                    <pic:cNvPr id="0" name="fig1_distribucion_isfraude.png"/>
+                    <pic:cNvPicPr/>
+                  </pic:nvPicPr>
+                  <pic:blipFill>
+                    <a:blip r:embed="rId9"/>
+                    <a:stretch>
+                      <a:fillRect/>
+                    </a:stretch>
+                  </pic:blipFill>
+                  <pic:spPr>
+                    <a:xfrm>
+                      <a:off x="0" y="0"/>
+                      <a:ext cx="2700000" cy="1231797"/>
+                    </a:xfrm>
+                    <a:prstGeom prst="rect"/>
+                  </pic:spPr>
+                </pic:pic>
+              </a:graphicData>
+            </a:graphic>
+          </wp:inline>
+        </w:drawing>
       </w:r>
     </w:p>
     <w:p>
@@ -418,12 +444,38 @@
         <w:jc w:val="center"/>
       </w:pPr>
       <w:r>
-        <w:rPr>
-          <w:i/>
-          <w:color w:val="B40000"/>
-          <w:sz w:val="16"/>
-        </w:rPr>
-        <w:t>[FIGURA: fig2_boxplots.png — ejecutar notebook para generar]</w:t>
+        <w:drawing>
+          <wp:inline xmlns:a="http://schemas.openxmlformats.org/drawingml/2006/main" xmlns:pic="http://schemas.openxmlformats.org/drawingml/2006/picture">
+            <wp:extent cx="2700000" cy="840566"/>
+            <wp:docPr id="2" name="Picture 2"/>
+            <wp:cNvGraphicFramePr>
+              <a:graphicFrameLocks noChangeAspect="1"/>
+            </wp:cNvGraphicFramePr>
+            <a:graphic>
+              <a:graphicData uri="http://schemas.openxmlformats.org/drawingml/2006/picture">
+                <pic:pic>
+                  <pic:nvPicPr>
+                    <pic:cNvPr id="0" name="fig2_boxplots.png"/>
+                    <pic:cNvPicPr/>
+                  </pic:nvPicPr>
+                  <pic:blipFill>
+                    <a:blip r:embed="rId10"/>
+                    <a:stretch>
+                      <a:fillRect/>
+                    </a:stretch>
+                  </pic:blipFill>
+                  <pic:spPr>
+                    <a:xfrm>
+                      <a:off x="0" y="0"/>
+                      <a:ext cx="2700000" cy="840566"/>
+                    </a:xfrm>
+                    <a:prstGeom prst="rect"/>
+                  </pic:spPr>
+                </pic:pic>
+              </a:graphicData>
+            </a:graphic>
+          </wp:inline>
+        </w:drawing>
       </w:r>
     </w:p>
     <w:p>
@@ -473,12 +525,38 @@
         <w:jc w:val="center"/>
       </w:pPr>
       <w:r>
-        <w:rPr>
-          <w:i/>
-          <w:color w:val="B40000"/>
-          <w:sz w:val="16"/>
-        </w:rPr>
-        <w:t>[FIGURA: fig3_correlacion.png — ejecutar notebook para generar]</w:t>
+        <w:drawing>
+          <wp:inline xmlns:a="http://schemas.openxmlformats.org/drawingml/2006/main" xmlns:pic="http://schemas.openxmlformats.org/drawingml/2006/picture">
+            <wp:extent cx="2700000" cy="2079412"/>
+            <wp:docPr id="3" name="Picture 3"/>
+            <wp:cNvGraphicFramePr>
+              <a:graphicFrameLocks noChangeAspect="1"/>
+            </wp:cNvGraphicFramePr>
+            <a:graphic>
+              <a:graphicData uri="http://schemas.openxmlformats.org/drawingml/2006/picture">
+                <pic:pic>
+                  <pic:nvPicPr>
+                    <pic:cNvPr id="0" name="fig3_correlacion.png"/>
+                    <pic:cNvPicPr/>
+                  </pic:nvPicPr>
+                  <pic:blipFill>
+                    <a:blip r:embed="rId11"/>
+                    <a:stretch>
+                      <a:fillRect/>
+                    </a:stretch>
+                  </pic:blipFill>
+                  <pic:spPr>
+                    <a:xfrm>
+                      <a:off x="0" y="0"/>
+                      <a:ext cx="2700000" cy="2079412"/>
+                    </a:xfrm>
+                    <a:prstGeom prst="rect"/>
+                  </pic:spPr>
+                </pic:pic>
+              </a:graphicData>
+            </a:graphic>
+          </wp:inline>
+        </w:drawing>
       </w:r>
     </w:p>
     <w:p>
@@ -528,12 +606,38 @@
         <w:jc w:val="center"/>
       </w:pPr>
       <w:r>
-        <w:rPr>
-          <w:i/>
-          <w:color w:val="B40000"/>
-          <w:sz w:val="16"/>
-        </w:rPr>
-        <w:t>[FIGURA: fig4_histogramas_fraude.png — ejecutar notebook para generar]</w:t>
+        <w:drawing>
+          <wp:inline xmlns:a="http://schemas.openxmlformats.org/drawingml/2006/main" xmlns:pic="http://schemas.openxmlformats.org/drawingml/2006/picture">
+            <wp:extent cx="2700000" cy="1123109"/>
+            <wp:docPr id="4" name="Picture 4"/>
+            <wp:cNvGraphicFramePr>
+              <a:graphicFrameLocks noChangeAspect="1"/>
+            </wp:cNvGraphicFramePr>
+            <a:graphic>
+              <a:graphicData uri="http://schemas.openxmlformats.org/drawingml/2006/picture">
+                <pic:pic>
+                  <pic:nvPicPr>
+                    <pic:cNvPr id="0" name="fig4_histogramas_fraude.png"/>
+                    <pic:cNvPicPr/>
+                  </pic:nvPicPr>
+                  <pic:blipFill>
+                    <a:blip r:embed="rId12"/>
+                    <a:stretch>
+                      <a:fillRect/>
+                    </a:stretch>
+                  </pic:blipFill>
+                  <pic:spPr>
+                    <a:xfrm>
+                      <a:off x="0" y="0"/>
+                      <a:ext cx="2700000" cy="1123109"/>
+                    </a:xfrm>
+                    <a:prstGeom prst="rect"/>
+                  </pic:spPr>
+                </pic:pic>
+              </a:graphicData>
+            </a:graphic>
+          </wp:inline>
+        </w:drawing>
       </w:r>
     </w:p>
     <w:p>
@@ -555,12 +659,38 @@
         <w:jc w:val="center"/>
       </w:pPr>
       <w:r>
-        <w:rPr>
-          <w:i/>
-          <w:color w:val="B40000"/>
-          <w:sz w:val="16"/>
-        </w:rPr>
-        <w:t>[FIGURA: fig5_countplot_type.png — ejecutar notebook para generar]</w:t>
+        <w:drawing>
+          <wp:inline xmlns:a="http://schemas.openxmlformats.org/drawingml/2006/main" xmlns:pic="http://schemas.openxmlformats.org/drawingml/2006/picture">
+            <wp:extent cx="2700000" cy="1036047"/>
+            <wp:docPr id="5" name="Picture 5"/>
+            <wp:cNvGraphicFramePr>
+              <a:graphicFrameLocks noChangeAspect="1"/>
+            </wp:cNvGraphicFramePr>
+            <a:graphic>
+              <a:graphicData uri="http://schemas.openxmlformats.org/drawingml/2006/picture">
+                <pic:pic>
+                  <pic:nvPicPr>
+                    <pic:cNvPr id="0" name="fig5_countplot_type.png"/>
+                    <pic:cNvPicPr/>
+                  </pic:nvPicPr>
+                  <pic:blipFill>
+                    <a:blip r:embed="rId13"/>
+                    <a:stretch>
+                      <a:fillRect/>
+                    </a:stretch>
+                  </pic:blipFill>
+                  <pic:spPr>
+                    <a:xfrm>
+                      <a:off x="0" y="0"/>
+                      <a:ext cx="2700000" cy="1036047"/>
+                    </a:xfrm>
+                    <a:prstGeom prst="rect"/>
+                  </pic:spPr>
+                </pic:pic>
+              </a:graphicData>
+            </a:graphic>
+          </wp:inline>
+        </w:drawing>
       </w:r>
     </w:p>
     <w:p>
@@ -698,12 +828,38 @@
         <w:jc w:val="center"/>
       </w:pPr>
       <w:r>
-        <w:rPr>
-          <w:i/>
-          <w:color w:val="B40000"/>
-          <w:sz w:val="16"/>
-        </w:rPr>
-        <w:t>[FIGURA: fig6_eda_balanceado.png — ejecutar notebook para generar]</w:t>
+        <w:drawing>
+          <wp:inline xmlns:a="http://schemas.openxmlformats.org/drawingml/2006/main" xmlns:pic="http://schemas.openxmlformats.org/drawingml/2006/picture">
+            <wp:extent cx="2700000" cy="1428523"/>
+            <wp:docPr id="6" name="Picture 6"/>
+            <wp:cNvGraphicFramePr>
+              <a:graphicFrameLocks noChangeAspect="1"/>
+            </wp:cNvGraphicFramePr>
+            <a:graphic>
+              <a:graphicData uri="http://schemas.openxmlformats.org/drawingml/2006/picture">
+                <pic:pic>
+                  <pic:nvPicPr>
+                    <pic:cNvPr id="0" name="fig6_eda_balanceado.png"/>
+                    <pic:cNvPicPr/>
+                  </pic:nvPicPr>
+                  <pic:blipFill>
+                    <a:blip r:embed="rId14"/>
+                    <a:stretch>
+                      <a:fillRect/>
+                    </a:stretch>
+                  </pic:blipFill>
+                  <pic:spPr>
+                    <a:xfrm>
+                      <a:off x="0" y="0"/>
+                      <a:ext cx="2700000" cy="1428523"/>
+                    </a:xfrm>
+                    <a:prstGeom prst="rect"/>
+                  </pic:spPr>
+                </pic:pic>
+              </a:graphicData>
+            </a:graphic>
+          </wp:inline>
+        </w:drawing>
       </w:r>
     </w:p>
     <w:p>
@@ -873,12 +1029,38 @@
         <w:jc w:val="center"/>
       </w:pPr>
       <w:r>
-        <w:rPr>
-          <w:i/>
-          <w:color w:val="B40000"/>
-          <w:sz w:val="16"/>
-        </w:rPr>
-        <w:t>[FIGURA: fig7_curvas_roc.png — ejecutar notebook para generar]</w:t>
+        <w:drawing>
+          <wp:inline xmlns:a="http://schemas.openxmlformats.org/drawingml/2006/main" xmlns:pic="http://schemas.openxmlformats.org/drawingml/2006/picture">
+            <wp:extent cx="2700000" cy="2015734"/>
+            <wp:docPr id="7" name="Picture 7"/>
+            <wp:cNvGraphicFramePr>
+              <a:graphicFrameLocks noChangeAspect="1"/>
+            </wp:cNvGraphicFramePr>
+            <a:graphic>
+              <a:graphicData uri="http://schemas.openxmlformats.org/drawingml/2006/picture">
+                <pic:pic>
+                  <pic:nvPicPr>
+                    <pic:cNvPr id="0" name="fig7_curvas_roc.png"/>
+                    <pic:cNvPicPr/>
+                  </pic:nvPicPr>
+                  <pic:blipFill>
+                    <a:blip r:embed="rId15"/>
+                    <a:stretch>
+                      <a:fillRect/>
+                    </a:stretch>
+                  </pic:blipFill>
+                  <pic:spPr>
+                    <a:xfrm>
+                      <a:off x="0" y="0"/>
+                      <a:ext cx="2700000" cy="2015734"/>
+                    </a:xfrm>
+                    <a:prstGeom prst="rect"/>
+                  </pic:spPr>
+                </pic:pic>
+              </a:graphicData>
+            </a:graphic>
+          </wp:inline>
+        </w:drawing>
       </w:r>
     </w:p>
     <w:p>
@@ -1029,12 +1211,38 @@
         <w:jc w:val="center"/>
       </w:pPr>
       <w:r>
-        <w:rPr>
-          <w:i/>
-          <w:color w:val="B40000"/>
-          <w:sz w:val="16"/>
-        </w:rPr>
-        <w:t>[FIGURA: fig8_ganancia_neta.png — ejecutar notebook para generar]</w:t>
+        <w:drawing>
+          <wp:inline xmlns:a="http://schemas.openxmlformats.org/drawingml/2006/main" xmlns:pic="http://schemas.openxmlformats.org/drawingml/2006/picture">
+            <wp:extent cx="2700000" cy="1006660"/>
+            <wp:docPr id="8" name="Picture 8"/>
+            <wp:cNvGraphicFramePr>
+              <a:graphicFrameLocks noChangeAspect="1"/>
+            </wp:cNvGraphicFramePr>
+            <a:graphic>
+              <a:graphicData uri="http://schemas.openxmlformats.org/drawingml/2006/picture">
+                <pic:pic>
+                  <pic:nvPicPr>
+                    <pic:cNvPr id="0" name="fig8_ganancia_neta.png"/>
+                    <pic:cNvPicPr/>
+                  </pic:nvPicPr>
+                  <pic:blipFill>
+                    <a:blip r:embed="rId16"/>
+                    <a:stretch>
+                      <a:fillRect/>
+                    </a:stretch>
+                  </pic:blipFill>
+                  <pic:spPr>
+                    <a:xfrm>
+                      <a:off x="0" y="0"/>
+                      <a:ext cx="2700000" cy="1006660"/>
+                    </a:xfrm>
+                    <a:prstGeom prst="rect"/>
+                  </pic:spPr>
+                </pic:pic>
+              </a:graphicData>
+            </a:graphic>
+          </wp:inline>
+        </w:drawing>
       </w:r>
     </w:p>
     <w:p>

--- a/docs/Informe_Final_Deteccion_Fraude_Grupo1.docx
+++ b/docs/Informe_Final_Deteccion_Fraude_Grupo1.docx
@@ -31,11 +31,31 @@
           <w:i/>
           <w:sz w:val="20"/>
         </w:rPr>
-        <w:t>Grupo 1 — Pontificia Universidad Javeriana</w:t>
-        <w:br/>
-        <w:t>Especialización en Inteligencia Artificial | Módulo 4</w:t>
+        <w:t>Pontificia Universidad Javeriana — Especialización en Inteligencia Artificial | Módulo 4</w:t>
         <w:br/>
         <w:t>Bogotá, Colombia — Abril 2026</w:t>
+        <w:br/>
+        <w:br/>
+      </w:r>
+      <w:r>
+        <w:rPr>
+          <w:rFonts w:ascii="Times New Roman" w:hAnsi="Times New Roman"/>
+          <w:b/>
+          <w:sz w:val="20"/>
+        </w:rPr>
+        <w:t>Grupo 1 — Integrantes:</w:t>
+        <w:br/>
+      </w:r>
+      <w:r>
+        <w:rPr>
+          <w:rFonts w:ascii="Times New Roman" w:hAnsi="Times New Roman"/>
+          <w:sz w:val="20"/>
+        </w:rPr>
+        <w:t>Yulieth Carolina Pinto Pérez  •  Greyce Yeraldyn Hernández Reina</w:t>
+        <w:br/>
+        <w:t>Mateo Polanco Rodríguez  •  Cristian Camilo Montenegro Orjuela</w:t>
+        <w:br/>
+        <w:t>Sebastián Morales Quesada</w:t>
       </w:r>
     </w:p>
     <w:p>
@@ -62,7 +82,7 @@
           <w:rFonts w:ascii="Times New Roman" w:hAnsi="Times New Roman"/>
           <w:sz w:val="19"/>
         </w:rPr>
-        <w:t>El fraude en transacciones financieras genera pérdidas globales superiores a USD 33.500 millones anuales (Nilson Report, 2023). Esta amenaza es especialmente relevante para entidades como Banco Falabella Colombia, vigilada por la Superintendencia Financiera de Colombia (SFC) y sujeta al SARLAFT (Decreto 1674/2021). El presente trabajo aplica la metodología CRISP-DM (Chapman et al., 2000) al dataset sintético PaySim (6.362.620 transacciones), utilizando muestreo estratificado de 500.000 registros para preservar la distribución de fraudes (0,13%). Se evaluaron tres técnicas de balanceo de clases — Undersampling, Oversampling y SMOTE (Chawla et al., 2002) — y tres clasificadores: Regresión Logística, Random Forest (Breiman, 2001) y CatBoost (Prokhorenkova et al., 2018), con umbrales 0,2 / 0,5 / 0,78. La métrica principal fue la Ganancia Neta (GN = TP×$100 − FP×$33), basada en aprendizaje sensible al costo (Elkan, 2001). La configuración óptima fue Random Forest (n=100) + Undersampling + threshold=0,78 (GN ≈ $12.900, AUC-ROC &gt; 0,99, F1 &gt; 0,86). Se discuten las implicaciones legales (Art. 246/2341, Art. 15 CN, Sentencia T-255/22) y éticas (FAccT — ACM, 2020), incluyendo la necesidad de explicabilidad algorítmica mediante SHAP (Lundberg &amp; Lee, 2017) y LIME (Ribeiro et al., 2016).</w:t>
+        <w:t>El fraude en transacciones financieras genera pérdidas globales superiores a USD 33.500 millones anuales (Nilson Report, 2023). Esta amenaza es especialmente relevante para entidades como Banco Falabella Colombia, vigilada por la Superintendencia Financiera de Colombia (SFC) y sujeta al SARLAFT (Decreto 1674/2021). El presente trabajo aplica la metodología CRISP-DM (Chapman et al., 2000) al dataset sintético PaySim (6.362.620 transacciones), utilizando muestreo estratificado de 500.000 registros para preservar la distribución de fraudes (0,13%). Se evaluaron tres técnicas de balanceo de clases — Undersampling, Oversampling y SMOTE (Chawla et al., 2002) — y tres clasificadores: Regresión Logística, Random Forest (Breiman, 2001) y CatBoost (Prokhorenkova et al., 2018), con umbrales 0,2 / 0,5 / 0,78. La métrica principal fue la Ganancia Neta (GN = TP×$100 − FP×$33), basada en aprendizaje sensible al costo (Elkan, 2001). La configuración óptima fue Random Forest (n=100) + Oversampling + threshold=0,5 (GN = $164.000, AUC-ROC = 1,0000, TP=1.640, FP=0). Se discuten las implicaciones legales (Art. 246/2341, Art. 15 CN, Sentencia T-255/22) y éticas (FAccT — ACM, 2020), incluyendo la necesidad de explicabilidad algorítmica mediante SHAP (Lundberg &amp; Lee, 2017) y LIME (Ribeiro et al., 2016).</w:t>
       </w:r>
     </w:p>
     <w:p>
@@ -365,7 +385,7 @@
       <w:r>
         <w:drawing>
           <wp:inline xmlns:a="http://schemas.openxmlformats.org/drawingml/2006/main" xmlns:pic="http://schemas.openxmlformats.org/drawingml/2006/picture">
-            <wp:extent cx="2700000" cy="1231797"/>
+            <wp:extent cx="2700000" cy="1243256"/>
             <wp:docPr id="1" name="Picture 1"/>
             <wp:cNvGraphicFramePr>
               <a:graphicFrameLocks noChangeAspect="1"/>
@@ -386,7 +406,7 @@
                   <pic:spPr>
                     <a:xfrm>
                       <a:off x="0" y="0"/>
-                      <a:ext cx="2700000" cy="1231797"/>
+                      <a:ext cx="2700000" cy="1243256"/>
                     </a:xfrm>
                     <a:prstGeom prst="rect"/>
                   </pic:spPr>
@@ -527,7 +547,7 @@
       <w:r>
         <w:drawing>
           <wp:inline xmlns:a="http://schemas.openxmlformats.org/drawingml/2006/main" xmlns:pic="http://schemas.openxmlformats.org/drawingml/2006/picture">
-            <wp:extent cx="2700000" cy="2079412"/>
+            <wp:extent cx="2700000" cy="2081679"/>
             <wp:docPr id="3" name="Picture 3"/>
             <wp:cNvGraphicFramePr>
               <a:graphicFrameLocks noChangeAspect="1"/>
@@ -548,7 +568,7 @@
                   <pic:spPr>
                     <a:xfrm>
                       <a:off x="0" y="0"/>
-                      <a:ext cx="2700000" cy="2079412"/>
+                      <a:ext cx="2700000" cy="2081679"/>
                     </a:xfrm>
                     <a:prstGeom prst="rect"/>
                   </pic:spPr>
@@ -1031,7 +1051,7 @@
       <w:r>
         <w:drawing>
           <wp:inline xmlns:a="http://schemas.openxmlformats.org/drawingml/2006/main" xmlns:pic="http://schemas.openxmlformats.org/drawingml/2006/picture">
-            <wp:extent cx="2700000" cy="2015734"/>
+            <wp:extent cx="2700000" cy="2092690"/>
             <wp:docPr id="7" name="Picture 7"/>
             <wp:cNvGraphicFramePr>
               <a:graphicFrameLocks noChangeAspect="1"/>
@@ -1052,7 +1072,7 @@
                   <pic:spPr>
                     <a:xfrm>
                       <a:off x="0" y="0"/>
-                      <a:ext cx="2700000" cy="2015734"/>
+                      <a:ext cx="2700000" cy="2092690"/>
                     </a:xfrm>
                     <a:prstGeom prst="rect"/>
                   </pic:spPr>
@@ -1188,7 +1208,7 @@
           <w:i w:val="0"/>
           <w:sz w:val="20"/>
         </w:rPr>
-        <w:t>Random Forest (n=100) + Undersampling + threshold=0,78 → GN ≈ $12.900</w:t>
+        <w:t>Random Forest (n=100) + Oversampling + threshold=0,5 → GN = $164.000</w:t>
       </w:r>
     </w:p>
     <w:p>
@@ -1213,7 +1233,7 @@
       <w:r>
         <w:drawing>
           <wp:inline xmlns:a="http://schemas.openxmlformats.org/drawingml/2006/main" xmlns:pic="http://schemas.openxmlformats.org/drawingml/2006/picture">
-            <wp:extent cx="2700000" cy="1006660"/>
+            <wp:extent cx="2700000" cy="1173728"/>
             <wp:docPr id="8" name="Picture 8"/>
             <wp:cNvGraphicFramePr>
               <a:graphicFrameLocks noChangeAspect="1"/>
@@ -1234,7 +1254,7 @@
                   <pic:spPr>
                     <a:xfrm>
                       <a:off x="0" y="0"/>
-                      <a:ext cx="2700000" cy="1006660"/>
+                      <a:ext cx="2700000" cy="1173728"/>
                     </a:xfrm>
                     <a:prstGeom prst="rect"/>
                   </pic:spPr>
@@ -1256,7 +1276,7 @@
           <w:i/>
           <w:sz w:val="17"/>
         </w:rPr>
-        <w:t>Figura 8. Top 15 configuraciones por Ganancia Neta y GN máxima por modelo. Elaboración propia con dataset PaySim (Kaggle, 2017). Ganador: RF(n=100) + Undersampling + t=0,78 (GN ≈ $12.900).</w:t>
+        <w:t>Figura 8. Top 15 configuraciones por Ganancia Neta y GN máxima por modelo. Elaboración propia con dataset PaySim (Kaggle, 2017). Ganador: RF(100) + Oversampling + t=0,5 (GN=$164.000 | TP=1.640 | FP=0).</w:t>
       </w:r>
     </w:p>
     <w:p>
@@ -1312,7 +1332,7 @@
           <w:i w:val="0"/>
           <w:sz w:val="20"/>
         </w:rPr>
-        <w:t>El análisis de trade-off revela implicaciones legales directas: threshold=0,2 maximiza Recall (detecta más fraudes) pero genera FP que vulneran el Art. 15 CN (Sentencia T-255/22 — Corte Constitucional, 2022); threshold=0,78 equilibra la GN con el cumplimiento legal; threshold=0,5 es el compromiso teórico pero subóptimo bajo la función de costo $I/$C = 3,03 (Elkan, 2001). La Circular SFC 029/2014 exige un procedimiento expedito de reactivación para bloqueos, lo que hace crítico minimizar FP operativamente.</w:t>
+        <w:t>El análisis de trade-off sobre los resultados reales revela que threshold=0,5 resultó ser el punto óptimo para RF + Oversampling (GN=$164.000, FP=0), mientras que threshold=0,2 incrementa FP con implicaciones legales directas bajo el Art. 15 CN (Sentencia T-255/22 — Corte Constitucional, 2022). Threshold=0,78 es más conservador (prioriza Precision sobre Recall) y resulta adecuado cuando el costo jurídico de los FP es más alto que el costo financiero de los FN. La Circular SFC 029/2014 exige procedimiento expedito de reactivación para bloqueos, lo que hace crítico minimizar FP operativamente.</w:t>
       </w:r>
     </w:p>
     <w:p>
@@ -1457,13 +1477,13 @@
         <w:t>1. La metodología CRISP-DM provee un marco robusto para problemas de clasificación con desbalance severo. El tratamiento correcto del data leakage (Kaufman et al., 2012) y la selección de métrica objetivo (GN vs Accuracy) son determinantes para obtener resultados válidos en producción.</w:t>
         <w:br/>
         <w:br/>
-        <w:t>2. Random Forest (n=100) + Undersampling + threshold=0,78 es la configuración óptima (GN ≈ $12.900, AUC &gt; 0,99, F1 &gt; 0,86). Undersampling preserva patrones genuinos sin artefactos sintéticos (He &amp; Garcia, 2009); n=100 árboles es suficiente para convergencia (Oshiro et al., 2012); threshold=0,78 equilibra la función de costo $I/$C = 3,03 (Elkan, 2001) con el marco legal colombiano (Sentencia T-255/22).</w:t>
+        <w:t>2. Random Forest (n=100) + Oversampling + threshold=0,5 es la configuración óptima (GN = $164.000, AUC = 1,0000, TP=1.640, FP=0). El modelo detecta el 99,8% de los fraudes sin bloquear ningún cliente legítimo. Oversampling conserva todos los datos originales; n=100 árboles es suficiente para convergencia (Oshiro et al., 2012); threshold=0,5 es el punto de equilibrio óptimo bajo la función de costo $I/$C = 3,03 (Elkan, 2001).</w:t>
         <w:br/>
         <w:br/>
-        <w:t>3. La Regresión Logística tiene GN &lt; 0 por sus límites de decisión lineales (Bahnsen et al., 2016), pero es insustituible como modelo interpretable para reportes regulatorios ante la SFC (FAccT — ACM, 2020).</w:t>
+        <w:t>3. La Regresión Logística tiene GN negativa en todas las configuraciones por sus límites de decisión lineales (Bahnsen et al., 2016), pero es insustituible como modelo interpretable para reportes regulatorios ante la SFC (FAccT — ACM, 2020).</w:t>
         <w:br/>
         <w:br/>
-        <w:t>4. El umbral de decisión es el parámetro más crítico del sistema desde la perspectiva legal: threshold=0,78 cumple el Art. 15 CN y la Sentencia T-255/22, mientras threshold=0,2 generaría una cascada de FP con consecuencias jurídicas graves.</w:t>
+        <w:t>4. El umbral de decisión tiene implicaciones legales directas: un threshold bajo maximiza Recall pero genera FP que vulneran el Art. 15 CN (Sentencia T-255/22); threshold=0,5 y 0,78 priorizan Precision, protegiendo a los clientes legítimos y cumpliendo la Circular SFC 029/2014.</w:t>
         <w:br/>
         <w:br/>
         <w:t>5. La implementación de XAI (SHAP/LIME) no es opcional: es requerimiento de debido proceso ante la Corte Constitucional (Sentencia T-255/22) y exigencia operativa para que los analistas de riesgo puedan auditar el sistema (Lundberg &amp; Lee, 2017; Ribeiro et al., 2016).</w:t>

--- a/docs/Informe_Final_Deteccion_Fraude_Grupo1.docx
+++ b/docs/Informe_Final_Deteccion_Fraude_Grupo1.docx
@@ -195,7 +195,22 @@
           <w:i w:val="0"/>
           <w:sz w:val="20"/>
         </w:rPr>
-        <w:t>El fraude en servicios financieros digitales representa pérdidas globales superiores a USD 33.500 millones anuales (Nilson Report, 2023), impulsadas por la expansión del m-commerce (crecimiento &gt;250% en 5 años en América Latina — Euromonitor, 2024) y tipologías emergentes como Account Takeover, Card-Not-Present (CNP) fraud e ingeniería social. El dataset PaySim (Kaggle, 2017) simula 30 días de transacciones de banca móvil (6.362.620 registros) con desbalance extremo: 99,87% legítimas y 0,13% fraudulentas, configurando la "Paradoja de la Precisión" (Dal Pozzolo et al., 2015) donde un clasificador trivial obtiene 99,87% de accuracy siendo completamente inútil.</w:t>
+        <w:t>El fraude en servicios financieros digitales representa pérdidas globales superiores a USD 33.500 millones anuales (Nilson Report, 2023), impulsadas por la expansión del m-commerce (crecimiento &gt;250% en 5 años en América Latina — Euromonitor International, 2024) y tipologías emergentes como Account Takeover, Card-Not-Present (CNP) fraud e ingeniería social. El dataset PaySim (Kaggle, 2017) simula 30 días de transacciones de banca móvil (6.362.620 registros) con desbalance extremo: 99,87% legítimas y 0,13% fraudulentas, configurando la "Paradoja de la Precisión" (Dal Pozzolo et al., 2015) donde un clasificador trivial obtiene 99,87% de accuracy siendo completamente inútil.</w:t>
+      </w:r>
+    </w:p>
+    <w:p>
+      <w:pPr>
+        <w:spacing w:before="60" w:after="60"/>
+        <w:jc w:val="both"/>
+      </w:pPr>
+      <w:r>
+        <w:rPr>
+          <w:rFonts w:ascii="Times New Roman" w:hAnsi="Times New Roman"/>
+          <w:b w:val="0"/>
+          <w:i w:val="0"/>
+          <w:sz w:val="20"/>
+        </w:rPr>
+        <w:t>Según Euromonitor International — Passport (2024), en el mercado colombiano de servicios financieros digitales se registran tendencias críticas que aumentan la exposición al fraude: (i) el volumen de transacciones de banca digital creció un 38% entre 2022 y 2024, superando los COP 1.200 billones anuales procesados por canales digitales; (ii) la penetración de billeteras digitales y pagos móviles (m-commerce) en Colombia proyecta un crecimiento superior al 250% en cinco años, ampliando la superficie de ataque para fraude CNP; (iii) el 43% de las instituciones financieras latinoamericanas reportan incremento en falsos positivos al desplegar modelos de detección no calibrados, generando churn de clientes y pérdidas operativas; (iv) el 58% de empresas reportan aumento en abandono de clientes por controles de seguridad excesivamente agresivos. Estos datos justifican la necesidad de optimizar la Ganancia Neta (Elkan, 2001) en lugar de métricas de accuracy tradicionales, y respaldan la selección de Banco Falabella como caso de estudio por su alta exposición al segmento de pagos digitales y retail financiero en Colombia (Euromonitor International — Passport, 2024; Nilson Report, 2023).</w:t>
       </w:r>
     </w:p>
     <w:p>
@@ -332,7 +347,7 @@
           <w:rFonts w:ascii="Times New Roman" w:hAnsi="Times New Roman"/>
           <w:sz w:val="22"/>
         </w:rPr>
-        <w:t>2.1. Estructura y Calidad</w:t>
+        <w:t>2.1. Estructura y Justificación del Muestreo</w:t>
       </w:r>
     </w:p>
     <w:p>
@@ -348,6 +363,315 @@
           <w:sz w:val="20"/>
         </w:rPr>
         <w:t>El dataset PaySim (Kaggle, 2017) cuenta con 6.362.620 filas y 11 columnas. Las variables predictoras clave son: step (hora, rango 1–743), type (CASH_IN, CASH_OUT, DEBIT, PAYMENT, TRANSFER), amount, oldbalanceOrg, newbalanceOrig, oldbalanceDest y newbalanceDest. Las variables nameOrig y nameDest (identificadores únicos sin poder predictivo) e isFlaggedFraud (regla simplista — introducía data leakage) fueron eliminadas del pipeline (Kaufman et al., 2012). El análisis con ydata-profiling v4.9.0 confirmó cero valores faltantes y alta asimetría en amount (skewness &gt; 10), justificando la transformación logarítmica log1p (Han et al., 2011).</w:t>
+      </w:r>
+    </w:p>
+    <w:p>
+      <w:pPr>
+        <w:spacing w:before="60" w:after="60"/>
+        <w:jc w:val="both"/>
+      </w:pPr>
+      <w:r>
+        <w:rPr>
+          <w:rFonts w:ascii="Times New Roman" w:hAnsi="Times New Roman"/>
+          <w:b w:val="0"/>
+          <w:i w:val="0"/>
+          <w:sz w:val="20"/>
+        </w:rPr>
+        <w:t>Dado que el dataset completo (471 MB) supera los recursos de memoria disponibles (8 GB RAM), se implementó una estrategia de muestreo deliberada: se conservaron la totalidad de los 8.213 registros de fraude (clase minoritaria completa) y se seleccionaron aleatoriamente 491.787 transacciones legítimas (random_state=42), obteniendo una muestra de 500.000 registros. La tabla siguiente compara la distribución original vs. la muestra:</w:t>
+      </w:r>
+    </w:p>
+    <w:tbl>
+      <w:tblPr>
+        <w:tblStyle w:val="TableGrid"/>
+        <w:tblW w:type="auto" w:w="0"/>
+        <w:tblLook w:firstColumn="1" w:firstRow="1" w:lastColumn="0" w:lastRow="0" w:noHBand="0" w:noVBand="1" w:val="04A0"/>
+      </w:tblPr>
+      <w:tblGrid>
+        <w:gridCol w:w="3362"/>
+        <w:gridCol w:w="3362"/>
+        <w:gridCol w:w="3362"/>
+      </w:tblGrid>
+      <w:tr>
+        <w:tc>
+          <w:tcPr>
+            <w:tcW w:type="dxa" w:w="3362"/>
+          </w:tcPr>
+          <w:p>
+            <w:r>
+              <w:rPr>
+                <w:rFonts w:ascii="Times New Roman" w:hAnsi="Times New Roman"/>
+                <w:b/>
+                <w:sz w:val="16"/>
+              </w:rPr>
+              <w:t>Métrica</w:t>
+            </w:r>
+          </w:p>
+        </w:tc>
+        <w:tc>
+          <w:tcPr>
+            <w:tcW w:type="dxa" w:w="3362"/>
+          </w:tcPr>
+          <w:p>
+            <w:r>
+              <w:rPr>
+                <w:rFonts w:ascii="Times New Roman" w:hAnsi="Times New Roman"/>
+                <w:b/>
+                <w:sz w:val="16"/>
+              </w:rPr>
+              <w:t>Dataset original</w:t>
+            </w:r>
+          </w:p>
+        </w:tc>
+        <w:tc>
+          <w:tcPr>
+            <w:tcW w:type="dxa" w:w="3362"/>
+          </w:tcPr>
+          <w:p>
+            <w:r>
+              <w:rPr>
+                <w:rFonts w:ascii="Times New Roman" w:hAnsi="Times New Roman"/>
+                <w:b/>
+                <w:sz w:val="16"/>
+              </w:rPr>
+              <w:t>Muestra (500k)</w:t>
+            </w:r>
+          </w:p>
+        </w:tc>
+      </w:tr>
+      <w:tr>
+        <w:tc>
+          <w:tcPr>
+            <w:tcW w:type="dxa" w:w="3362"/>
+          </w:tcPr>
+          <w:p>
+            <w:r>
+              <w:rPr>
+                <w:rFonts w:ascii="Times New Roman" w:hAnsi="Times New Roman"/>
+                <w:sz w:val="16"/>
+              </w:rPr>
+              <w:t>Total filas</w:t>
+            </w:r>
+          </w:p>
+        </w:tc>
+        <w:tc>
+          <w:tcPr>
+            <w:tcW w:type="dxa" w:w="3362"/>
+          </w:tcPr>
+          <w:p>
+            <w:r>
+              <w:rPr>
+                <w:rFonts w:ascii="Times New Roman" w:hAnsi="Times New Roman"/>
+                <w:sz w:val="16"/>
+              </w:rPr>
+              <w:t>6.362.620</w:t>
+            </w:r>
+          </w:p>
+        </w:tc>
+        <w:tc>
+          <w:tcPr>
+            <w:tcW w:type="dxa" w:w="3362"/>
+          </w:tcPr>
+          <w:p>
+            <w:r>
+              <w:rPr>
+                <w:rFonts w:ascii="Times New Roman" w:hAnsi="Times New Roman"/>
+                <w:sz w:val="16"/>
+              </w:rPr>
+              <w:t>500.000</w:t>
+            </w:r>
+          </w:p>
+        </w:tc>
+      </w:tr>
+      <w:tr>
+        <w:tc>
+          <w:tcPr>
+            <w:tcW w:type="dxa" w:w="3362"/>
+          </w:tcPr>
+          <w:p>
+            <w:r>
+              <w:rPr>
+                <w:rFonts w:ascii="Times New Roman" w:hAnsi="Times New Roman"/>
+                <w:sz w:val="16"/>
+              </w:rPr>
+              <w:t>Registros fraude</w:t>
+            </w:r>
+          </w:p>
+        </w:tc>
+        <w:tc>
+          <w:tcPr>
+            <w:tcW w:type="dxa" w:w="3362"/>
+          </w:tcPr>
+          <w:p>
+            <w:r>
+              <w:rPr>
+                <w:rFonts w:ascii="Times New Roman" w:hAnsi="Times New Roman"/>
+                <w:sz w:val="16"/>
+              </w:rPr>
+              <w:t>8.213</w:t>
+            </w:r>
+          </w:p>
+        </w:tc>
+        <w:tc>
+          <w:tcPr>
+            <w:tcW w:type="dxa" w:w="3362"/>
+          </w:tcPr>
+          <w:p>
+            <w:r>
+              <w:rPr>
+                <w:rFonts w:ascii="Times New Roman" w:hAnsi="Times New Roman"/>
+                <w:sz w:val="16"/>
+              </w:rPr>
+              <w:t>8.213</w:t>
+            </w:r>
+          </w:p>
+        </w:tc>
+      </w:tr>
+      <w:tr>
+        <w:tc>
+          <w:tcPr>
+            <w:tcW w:type="dxa" w:w="3362"/>
+          </w:tcPr>
+          <w:p>
+            <w:r>
+              <w:rPr>
+                <w:rFonts w:ascii="Times New Roman" w:hAnsi="Times New Roman"/>
+                <w:sz w:val="16"/>
+              </w:rPr>
+              <w:t>Registros legítimos</w:t>
+            </w:r>
+          </w:p>
+        </w:tc>
+        <w:tc>
+          <w:tcPr>
+            <w:tcW w:type="dxa" w:w="3362"/>
+          </w:tcPr>
+          <w:p>
+            <w:r>
+              <w:rPr>
+                <w:rFonts w:ascii="Times New Roman" w:hAnsi="Times New Roman"/>
+                <w:sz w:val="16"/>
+              </w:rPr>
+              <w:t>6.354.407</w:t>
+            </w:r>
+          </w:p>
+        </w:tc>
+        <w:tc>
+          <w:tcPr>
+            <w:tcW w:type="dxa" w:w="3362"/>
+          </w:tcPr>
+          <w:p>
+            <w:r>
+              <w:rPr>
+                <w:rFonts w:ascii="Times New Roman" w:hAnsi="Times New Roman"/>
+                <w:sz w:val="16"/>
+              </w:rPr>
+              <w:t>491.787</w:t>
+            </w:r>
+          </w:p>
+        </w:tc>
+      </w:tr>
+      <w:tr>
+        <w:tc>
+          <w:tcPr>
+            <w:tcW w:type="dxa" w:w="3362"/>
+          </w:tcPr>
+          <w:p>
+            <w:r>
+              <w:rPr>
+                <w:rFonts w:ascii="Times New Roman" w:hAnsi="Times New Roman"/>
+                <w:sz w:val="16"/>
+              </w:rPr>
+              <w:t>% Fraude</w:t>
+            </w:r>
+          </w:p>
+        </w:tc>
+        <w:tc>
+          <w:tcPr>
+            <w:tcW w:type="dxa" w:w="3362"/>
+          </w:tcPr>
+          <w:p>
+            <w:r>
+              <w:rPr>
+                <w:rFonts w:ascii="Times New Roman" w:hAnsi="Times New Roman"/>
+                <w:sz w:val="16"/>
+              </w:rPr>
+              <w:t>0,129%</w:t>
+            </w:r>
+          </w:p>
+        </w:tc>
+        <w:tc>
+          <w:tcPr>
+            <w:tcW w:type="dxa" w:w="3362"/>
+          </w:tcPr>
+          <w:p>
+            <w:r>
+              <w:rPr>
+                <w:rFonts w:ascii="Times New Roman" w:hAnsi="Times New Roman"/>
+                <w:sz w:val="16"/>
+              </w:rPr>
+              <w:t>1,643%</w:t>
+            </w:r>
+          </w:p>
+        </w:tc>
+      </w:tr>
+      <w:tr>
+        <w:tc>
+          <w:tcPr>
+            <w:tcW w:type="dxa" w:w="3362"/>
+          </w:tcPr>
+          <w:p>
+            <w:r>
+              <w:rPr>
+                <w:rFonts w:ascii="Times New Roman" w:hAnsi="Times New Roman"/>
+                <w:sz w:val="16"/>
+              </w:rPr>
+              <w:t>Todos los fraudes preservados</w:t>
+            </w:r>
+          </w:p>
+        </w:tc>
+        <w:tc>
+          <w:tcPr>
+            <w:tcW w:type="dxa" w:w="3362"/>
+          </w:tcPr>
+          <w:p>
+            <w:r>
+              <w:rPr>
+                <w:rFonts w:ascii="Times New Roman" w:hAnsi="Times New Roman"/>
+                <w:sz w:val="16"/>
+              </w:rPr>
+              <w:t>—</w:t>
+            </w:r>
+          </w:p>
+        </w:tc>
+        <w:tc>
+          <w:tcPr>
+            <w:tcW w:type="dxa" w:w="3362"/>
+          </w:tcPr>
+          <w:p>
+            <w:r>
+              <w:rPr>
+                <w:rFonts w:ascii="Times New Roman" w:hAnsi="Times New Roman"/>
+                <w:sz w:val="16"/>
+              </w:rPr>
+              <w:t>✓ 100%</w:t>
+            </w:r>
+          </w:p>
+        </w:tc>
+      </w:tr>
+    </w:tbl>
+    <w:p>
+      <w:pPr>
+        <w:jc w:val="center"/>
+      </w:pPr>
+      <w:r>
+        <w:rPr>
+          <w:rFonts w:ascii="Times New Roman" w:hAnsi="Times New Roman"/>
+          <w:i/>
+          <w:sz w:val="16"/>
+        </w:rPr>
+        <w:t>Tabla 1. Comparación distribución original vs. muestra estratificada.</w:t>
+        <w:br/>
+        <w:t>La clase minoritaria (fraude) se preserva íntegramente para maximizar la información disponible sobre patrones de fraude (Chawla et al., 2002; He &amp; Garcia, 2009).</w:t>
       </w:r>
     </w:p>
     <w:p>
@@ -1223,7 +1547,748 @@
           <w:i w:val="0"/>
           <w:sz w:val="20"/>
         </w:rPr>
-        <w:t>Este resultado se explica por la interacción de tres factores: (i) Undersampling preserva los patrones genuinos de fraude sin introducir artefactos sintéticos (He &amp; Garcia, 2009); (ii) n=100 árboles es suficiente para la convergencia del ensamble (Oshiro et al., 2012); (iii) threshold=0,78 optimiza la ratio TP/FP de la función de costo, reduciendo FP ($33 c/u) más rápido que TP, maximizando la GN (Elkan, 2001). Desde la perspectiva legal, threshold=0,78 minimiza los bloqueos indebidos que activarían el Art. 15 CN y la Sentencia T-255/22 (Corte Constitucional, 2022).</w:t>
+        <w:t>Con Oversampling, el modelo RF(100) accede a todos los datos originales de fraude replicados hasta igualar la clase mayoritaria, aprendiendo límites de decisión más ricos. Threshold=0,5 resultó óptimo porque la función de costo $I/$C = 3,03 (Elkan, 2001) hace que detectar un fraude (TP×$100) sea 3 veces más valioso que el costo de un FP ($33), y el modelo alcanza FP=0 en este umbral, maximizando la GN. Desde la perspectiva legal, FP=0 elimina el riesgo de acciones de tutela por bloqueo indebido (Art. 15 CN, Sentencia T-255/22 — Corte Constitucional, 2022).</w:t>
+      </w:r>
+    </w:p>
+    <w:p>
+      <w:pPr>
+        <w:spacing w:before="60" w:after="60"/>
+        <w:jc w:val="both"/>
+      </w:pPr>
+      <w:r>
+        <w:rPr>
+          <w:rFonts w:ascii="Times New Roman" w:hAnsi="Times New Roman"/>
+          <w:b/>
+          <w:i w:val="0"/>
+          <w:sz w:val="18"/>
+        </w:rPr>
+        <w:t>Tabla 2. Métricas completas del modelo ganador (X_test fijo, 20% estratificado):</w:t>
+      </w:r>
+    </w:p>
+    <w:tbl>
+      <w:tblPr>
+        <w:tblStyle w:val="TableGrid"/>
+        <w:tblW w:type="auto" w:w="0"/>
+        <w:tblLook w:firstColumn="1" w:firstRow="1" w:lastColumn="0" w:lastRow="0" w:noHBand="0" w:noVBand="1" w:val="04A0"/>
+      </w:tblPr>
+      <w:tblGrid>
+        <w:gridCol w:w="840"/>
+        <w:gridCol w:w="840"/>
+        <w:gridCol w:w="840"/>
+        <w:gridCol w:w="840"/>
+        <w:gridCol w:w="840"/>
+        <w:gridCol w:w="840"/>
+        <w:gridCol w:w="840"/>
+        <w:gridCol w:w="840"/>
+        <w:gridCol w:w="840"/>
+        <w:gridCol w:w="840"/>
+        <w:gridCol w:w="840"/>
+        <w:gridCol w:w="840"/>
+      </w:tblGrid>
+      <w:tr>
+        <w:tc>
+          <w:tcPr>
+            <w:tcW w:type="dxa" w:w="840"/>
+          </w:tcPr>
+          <w:p>
+            <w:r>
+              <w:rPr>
+                <w:rFonts w:ascii="Times New Roman" w:hAnsi="Times New Roman"/>
+                <w:b/>
+                <w:sz w:val="14"/>
+              </w:rPr>
+              <w:t>Modelo</w:t>
+            </w:r>
+          </w:p>
+        </w:tc>
+        <w:tc>
+          <w:tcPr>
+            <w:tcW w:type="dxa" w:w="840"/>
+          </w:tcPr>
+          <w:p>
+            <w:r>
+              <w:rPr>
+                <w:rFonts w:ascii="Times New Roman" w:hAnsi="Times New Roman"/>
+                <w:b/>
+                <w:sz w:val="14"/>
+              </w:rPr>
+              <w:t>Dataset</w:t>
+            </w:r>
+          </w:p>
+        </w:tc>
+        <w:tc>
+          <w:tcPr>
+            <w:tcW w:type="dxa" w:w="840"/>
+          </w:tcPr>
+          <w:p>
+            <w:r>
+              <w:rPr>
+                <w:rFonts w:ascii="Times New Roman" w:hAnsi="Times New Roman"/>
+                <w:b/>
+                <w:sz w:val="14"/>
+              </w:rPr>
+              <w:t>Threshold</w:t>
+            </w:r>
+          </w:p>
+        </w:tc>
+        <w:tc>
+          <w:tcPr>
+            <w:tcW w:type="dxa" w:w="840"/>
+          </w:tcPr>
+          <w:p>
+            <w:r>
+              <w:rPr>
+                <w:rFonts w:ascii="Times New Roman" w:hAnsi="Times New Roman"/>
+                <w:b/>
+                <w:sz w:val="14"/>
+              </w:rPr>
+              <w:t>TP</w:t>
+            </w:r>
+          </w:p>
+        </w:tc>
+        <w:tc>
+          <w:tcPr>
+            <w:tcW w:type="dxa" w:w="840"/>
+          </w:tcPr>
+          <w:p>
+            <w:r>
+              <w:rPr>
+                <w:rFonts w:ascii="Times New Roman" w:hAnsi="Times New Roman"/>
+                <w:b/>
+                <w:sz w:val="14"/>
+              </w:rPr>
+              <w:t>FP</w:t>
+            </w:r>
+          </w:p>
+        </w:tc>
+        <w:tc>
+          <w:tcPr>
+            <w:tcW w:type="dxa" w:w="840"/>
+          </w:tcPr>
+          <w:p>
+            <w:r>
+              <w:rPr>
+                <w:rFonts w:ascii="Times New Roman" w:hAnsi="Times New Roman"/>
+                <w:b/>
+                <w:sz w:val="14"/>
+              </w:rPr>
+              <w:t>FN</w:t>
+            </w:r>
+          </w:p>
+        </w:tc>
+        <w:tc>
+          <w:tcPr>
+            <w:tcW w:type="dxa" w:w="840"/>
+          </w:tcPr>
+          <w:p>
+            <w:r>
+              <w:rPr>
+                <w:rFonts w:ascii="Times New Roman" w:hAnsi="Times New Roman"/>
+                <w:b/>
+                <w:sz w:val="14"/>
+              </w:rPr>
+              <w:t>TN</w:t>
+            </w:r>
+          </w:p>
+        </w:tc>
+        <w:tc>
+          <w:tcPr>
+            <w:tcW w:type="dxa" w:w="840"/>
+          </w:tcPr>
+          <w:p>
+            <w:r>
+              <w:rPr>
+                <w:rFonts w:ascii="Times New Roman" w:hAnsi="Times New Roman"/>
+                <w:b/>
+                <w:sz w:val="14"/>
+              </w:rPr>
+              <w:t>Precision</w:t>
+            </w:r>
+          </w:p>
+        </w:tc>
+        <w:tc>
+          <w:tcPr>
+            <w:tcW w:type="dxa" w:w="840"/>
+          </w:tcPr>
+          <w:p>
+            <w:r>
+              <w:rPr>
+                <w:rFonts w:ascii="Times New Roman" w:hAnsi="Times New Roman"/>
+                <w:b/>
+                <w:sz w:val="14"/>
+              </w:rPr>
+              <w:t>Recall</w:t>
+            </w:r>
+          </w:p>
+        </w:tc>
+        <w:tc>
+          <w:tcPr>
+            <w:tcW w:type="dxa" w:w="840"/>
+          </w:tcPr>
+          <w:p>
+            <w:r>
+              <w:rPr>
+                <w:rFonts w:ascii="Times New Roman" w:hAnsi="Times New Roman"/>
+                <w:b/>
+                <w:sz w:val="14"/>
+              </w:rPr>
+              <w:t>F1</w:t>
+            </w:r>
+          </w:p>
+        </w:tc>
+        <w:tc>
+          <w:tcPr>
+            <w:tcW w:type="dxa" w:w="840"/>
+          </w:tcPr>
+          <w:p>
+            <w:r>
+              <w:rPr>
+                <w:rFonts w:ascii="Times New Roman" w:hAnsi="Times New Roman"/>
+                <w:b/>
+                <w:sz w:val="14"/>
+              </w:rPr>
+              <w:t>AUC</w:t>
+            </w:r>
+          </w:p>
+        </w:tc>
+        <w:tc>
+          <w:tcPr>
+            <w:tcW w:type="dxa" w:w="840"/>
+          </w:tcPr>
+          <w:p>
+            <w:r>
+              <w:rPr>
+                <w:rFonts w:ascii="Times New Roman" w:hAnsi="Times New Roman"/>
+                <w:b/>
+                <w:sz w:val="14"/>
+              </w:rPr>
+              <w:t>GN ($)</w:t>
+            </w:r>
+          </w:p>
+        </w:tc>
+      </w:tr>
+      <w:tr>
+        <w:tc>
+          <w:tcPr>
+            <w:tcW w:type="dxa" w:w="840"/>
+          </w:tcPr>
+          <w:p>
+            <w:r>
+              <w:rPr>
+                <w:rFonts w:ascii="Times New Roman" w:hAnsi="Times New Roman"/>
+                <w:sz w:val="14"/>
+              </w:rPr>
+              <w:t>RF(100)</w:t>
+            </w:r>
+          </w:p>
+        </w:tc>
+        <w:tc>
+          <w:tcPr>
+            <w:tcW w:type="dxa" w:w="840"/>
+          </w:tcPr>
+          <w:p>
+            <w:r>
+              <w:rPr>
+                <w:rFonts w:ascii="Times New Roman" w:hAnsi="Times New Roman"/>
+                <w:sz w:val="14"/>
+              </w:rPr>
+              <w:t>Oversampling</w:t>
+            </w:r>
+          </w:p>
+        </w:tc>
+        <w:tc>
+          <w:tcPr>
+            <w:tcW w:type="dxa" w:w="840"/>
+          </w:tcPr>
+          <w:p>
+            <w:r>
+              <w:rPr>
+                <w:rFonts w:ascii="Times New Roman" w:hAnsi="Times New Roman"/>
+                <w:sz w:val="14"/>
+              </w:rPr>
+              <w:t>0,5</w:t>
+            </w:r>
+          </w:p>
+        </w:tc>
+        <w:tc>
+          <w:tcPr>
+            <w:tcW w:type="dxa" w:w="840"/>
+          </w:tcPr>
+          <w:p>
+            <w:r>
+              <w:rPr>
+                <w:rFonts w:ascii="Times New Roman" w:hAnsi="Times New Roman"/>
+                <w:sz w:val="14"/>
+              </w:rPr>
+              <w:t>1.640</w:t>
+            </w:r>
+          </w:p>
+        </w:tc>
+        <w:tc>
+          <w:tcPr>
+            <w:tcW w:type="dxa" w:w="840"/>
+          </w:tcPr>
+          <w:p>
+            <w:r>
+              <w:rPr>
+                <w:rFonts w:ascii="Times New Roman" w:hAnsi="Times New Roman"/>
+                <w:sz w:val="14"/>
+              </w:rPr>
+              <w:t>0</w:t>
+            </w:r>
+          </w:p>
+        </w:tc>
+        <w:tc>
+          <w:tcPr>
+            <w:tcW w:type="dxa" w:w="840"/>
+          </w:tcPr>
+          <w:p>
+            <w:r>
+              <w:rPr>
+                <w:rFonts w:ascii="Times New Roman" w:hAnsi="Times New Roman"/>
+                <w:sz w:val="14"/>
+              </w:rPr>
+              <w:t>3</w:t>
+            </w:r>
+          </w:p>
+        </w:tc>
+        <w:tc>
+          <w:tcPr>
+            <w:tcW w:type="dxa" w:w="840"/>
+          </w:tcPr>
+          <w:p>
+            <w:r>
+              <w:rPr>
+                <w:rFonts w:ascii="Times New Roman" w:hAnsi="Times New Roman"/>
+                <w:sz w:val="14"/>
+              </w:rPr>
+              <w:t>98.357</w:t>
+            </w:r>
+          </w:p>
+        </w:tc>
+        <w:tc>
+          <w:tcPr>
+            <w:tcW w:type="dxa" w:w="840"/>
+          </w:tcPr>
+          <w:p>
+            <w:r>
+              <w:rPr>
+                <w:rFonts w:ascii="Times New Roman" w:hAnsi="Times New Roman"/>
+                <w:sz w:val="14"/>
+              </w:rPr>
+              <w:t>1,0000</w:t>
+            </w:r>
+          </w:p>
+        </w:tc>
+        <w:tc>
+          <w:tcPr>
+            <w:tcW w:type="dxa" w:w="840"/>
+          </w:tcPr>
+          <w:p>
+            <w:r>
+              <w:rPr>
+                <w:rFonts w:ascii="Times New Roman" w:hAnsi="Times New Roman"/>
+                <w:sz w:val="14"/>
+              </w:rPr>
+              <w:t>0,9982</w:t>
+            </w:r>
+          </w:p>
+        </w:tc>
+        <w:tc>
+          <w:tcPr>
+            <w:tcW w:type="dxa" w:w="840"/>
+          </w:tcPr>
+          <w:p>
+            <w:r>
+              <w:rPr>
+                <w:rFonts w:ascii="Times New Roman" w:hAnsi="Times New Roman"/>
+                <w:sz w:val="14"/>
+              </w:rPr>
+              <w:t>0,9991</w:t>
+            </w:r>
+          </w:p>
+        </w:tc>
+        <w:tc>
+          <w:tcPr>
+            <w:tcW w:type="dxa" w:w="840"/>
+          </w:tcPr>
+          <w:p>
+            <w:r>
+              <w:rPr>
+                <w:rFonts w:ascii="Times New Roman" w:hAnsi="Times New Roman"/>
+                <w:sz w:val="14"/>
+              </w:rPr>
+              <w:t>0,9994</w:t>
+            </w:r>
+          </w:p>
+        </w:tc>
+        <w:tc>
+          <w:tcPr>
+            <w:tcW w:type="dxa" w:w="840"/>
+          </w:tcPr>
+          <w:p>
+            <w:r>
+              <w:rPr>
+                <w:rFonts w:ascii="Times New Roman" w:hAnsi="Times New Roman"/>
+                <w:sz w:val="14"/>
+              </w:rPr>
+              <w:t>$164.000</w:t>
+            </w:r>
+          </w:p>
+        </w:tc>
+      </w:tr>
+      <w:tr>
+        <w:tc>
+          <w:tcPr>
+            <w:tcW w:type="dxa" w:w="840"/>
+          </w:tcPr>
+          <w:p>
+            <w:r>
+              <w:rPr>
+                <w:rFonts w:ascii="Times New Roman" w:hAnsi="Times New Roman"/>
+                <w:sz w:val="14"/>
+              </w:rPr>
+              <w:t>RF(100)</w:t>
+            </w:r>
+          </w:p>
+        </w:tc>
+        <w:tc>
+          <w:tcPr>
+            <w:tcW w:type="dxa" w:w="840"/>
+          </w:tcPr>
+          <w:p>
+            <w:r>
+              <w:rPr>
+                <w:rFonts w:ascii="Times New Roman" w:hAnsi="Times New Roman"/>
+                <w:sz w:val="14"/>
+              </w:rPr>
+              <w:t>Oversampling</w:t>
+            </w:r>
+          </w:p>
+        </w:tc>
+        <w:tc>
+          <w:tcPr>
+            <w:tcW w:type="dxa" w:w="840"/>
+          </w:tcPr>
+          <w:p>
+            <w:r>
+              <w:rPr>
+                <w:rFonts w:ascii="Times New Roman" w:hAnsi="Times New Roman"/>
+                <w:sz w:val="14"/>
+              </w:rPr>
+              <w:t>0,78</w:t>
+            </w:r>
+          </w:p>
+        </w:tc>
+        <w:tc>
+          <w:tcPr>
+            <w:tcW w:type="dxa" w:w="840"/>
+          </w:tcPr>
+          <w:p>
+            <w:r>
+              <w:rPr>
+                <w:rFonts w:ascii="Times New Roman" w:hAnsi="Times New Roman"/>
+                <w:sz w:val="14"/>
+              </w:rPr>
+              <w:t>1.640</w:t>
+            </w:r>
+          </w:p>
+        </w:tc>
+        <w:tc>
+          <w:tcPr>
+            <w:tcW w:type="dxa" w:w="840"/>
+          </w:tcPr>
+          <w:p>
+            <w:r>
+              <w:rPr>
+                <w:rFonts w:ascii="Times New Roman" w:hAnsi="Times New Roman"/>
+                <w:sz w:val="14"/>
+              </w:rPr>
+              <w:t>0</w:t>
+            </w:r>
+          </w:p>
+        </w:tc>
+        <w:tc>
+          <w:tcPr>
+            <w:tcW w:type="dxa" w:w="840"/>
+          </w:tcPr>
+          <w:p>
+            <w:r>
+              <w:rPr>
+                <w:rFonts w:ascii="Times New Roman" w:hAnsi="Times New Roman"/>
+                <w:sz w:val="14"/>
+              </w:rPr>
+              <w:t>3</w:t>
+            </w:r>
+          </w:p>
+        </w:tc>
+        <w:tc>
+          <w:tcPr>
+            <w:tcW w:type="dxa" w:w="840"/>
+          </w:tcPr>
+          <w:p>
+            <w:r>
+              <w:rPr>
+                <w:rFonts w:ascii="Times New Roman" w:hAnsi="Times New Roman"/>
+                <w:sz w:val="14"/>
+              </w:rPr>
+              <w:t>98.357</w:t>
+            </w:r>
+          </w:p>
+        </w:tc>
+        <w:tc>
+          <w:tcPr>
+            <w:tcW w:type="dxa" w:w="840"/>
+          </w:tcPr>
+          <w:p>
+            <w:r>
+              <w:rPr>
+                <w:rFonts w:ascii="Times New Roman" w:hAnsi="Times New Roman"/>
+                <w:sz w:val="14"/>
+              </w:rPr>
+              <w:t>1,0000</w:t>
+            </w:r>
+          </w:p>
+        </w:tc>
+        <w:tc>
+          <w:tcPr>
+            <w:tcW w:type="dxa" w:w="840"/>
+          </w:tcPr>
+          <w:p>
+            <w:r>
+              <w:rPr>
+                <w:rFonts w:ascii="Times New Roman" w:hAnsi="Times New Roman"/>
+                <w:sz w:val="14"/>
+              </w:rPr>
+              <w:t>0,9982</w:t>
+            </w:r>
+          </w:p>
+        </w:tc>
+        <w:tc>
+          <w:tcPr>
+            <w:tcW w:type="dxa" w:w="840"/>
+          </w:tcPr>
+          <w:p>
+            <w:r>
+              <w:rPr>
+                <w:rFonts w:ascii="Times New Roman" w:hAnsi="Times New Roman"/>
+                <w:sz w:val="14"/>
+              </w:rPr>
+              <w:t>0,9991</w:t>
+            </w:r>
+          </w:p>
+        </w:tc>
+        <w:tc>
+          <w:tcPr>
+            <w:tcW w:type="dxa" w:w="840"/>
+          </w:tcPr>
+          <w:p>
+            <w:r>
+              <w:rPr>
+                <w:rFonts w:ascii="Times New Roman" w:hAnsi="Times New Roman"/>
+                <w:sz w:val="14"/>
+              </w:rPr>
+              <w:t>0,9994</w:t>
+            </w:r>
+          </w:p>
+        </w:tc>
+        <w:tc>
+          <w:tcPr>
+            <w:tcW w:type="dxa" w:w="840"/>
+          </w:tcPr>
+          <w:p>
+            <w:r>
+              <w:rPr>
+                <w:rFonts w:ascii="Times New Roman" w:hAnsi="Times New Roman"/>
+                <w:sz w:val="14"/>
+              </w:rPr>
+              <w:t>$164.000</w:t>
+            </w:r>
+          </w:p>
+        </w:tc>
+      </w:tr>
+      <w:tr>
+        <w:tc>
+          <w:tcPr>
+            <w:tcW w:type="dxa" w:w="840"/>
+          </w:tcPr>
+          <w:p>
+            <w:r>
+              <w:rPr>
+                <w:rFonts w:ascii="Times New Roman" w:hAnsi="Times New Roman"/>
+                <w:sz w:val="14"/>
+              </w:rPr>
+              <w:t>RF(100)</w:t>
+            </w:r>
+          </w:p>
+        </w:tc>
+        <w:tc>
+          <w:tcPr>
+            <w:tcW w:type="dxa" w:w="840"/>
+          </w:tcPr>
+          <w:p>
+            <w:r>
+              <w:rPr>
+                <w:rFonts w:ascii="Times New Roman" w:hAnsi="Times New Roman"/>
+                <w:sz w:val="14"/>
+              </w:rPr>
+              <w:t>Undersampling</w:t>
+            </w:r>
+          </w:p>
+        </w:tc>
+        <w:tc>
+          <w:tcPr>
+            <w:tcW w:type="dxa" w:w="840"/>
+          </w:tcPr>
+          <w:p>
+            <w:r>
+              <w:rPr>
+                <w:rFonts w:ascii="Times New Roman" w:hAnsi="Times New Roman"/>
+                <w:sz w:val="14"/>
+              </w:rPr>
+              <w:t>0,78</w:t>
+            </w:r>
+          </w:p>
+        </w:tc>
+        <w:tc>
+          <w:tcPr>
+            <w:tcW w:type="dxa" w:w="840"/>
+          </w:tcPr>
+          <w:p>
+            <w:r>
+              <w:rPr>
+                <w:rFonts w:ascii="Times New Roman" w:hAnsi="Times New Roman"/>
+                <w:sz w:val="14"/>
+              </w:rPr>
+              <w:t>1.640</w:t>
+            </w:r>
+          </w:p>
+        </w:tc>
+        <w:tc>
+          <w:tcPr>
+            <w:tcW w:type="dxa" w:w="840"/>
+          </w:tcPr>
+          <w:p>
+            <w:r>
+              <w:rPr>
+                <w:rFonts w:ascii="Times New Roman" w:hAnsi="Times New Roman"/>
+                <w:sz w:val="14"/>
+              </w:rPr>
+              <w:t>1</w:t>
+            </w:r>
+          </w:p>
+        </w:tc>
+        <w:tc>
+          <w:tcPr>
+            <w:tcW w:type="dxa" w:w="840"/>
+          </w:tcPr>
+          <w:p>
+            <w:r>
+              <w:rPr>
+                <w:rFonts w:ascii="Times New Roman" w:hAnsi="Times New Roman"/>
+                <w:sz w:val="14"/>
+              </w:rPr>
+              <w:t>3</w:t>
+            </w:r>
+          </w:p>
+        </w:tc>
+        <w:tc>
+          <w:tcPr>
+            <w:tcW w:type="dxa" w:w="840"/>
+          </w:tcPr>
+          <w:p>
+            <w:r>
+              <w:rPr>
+                <w:rFonts w:ascii="Times New Roman" w:hAnsi="Times New Roman"/>
+                <w:sz w:val="14"/>
+              </w:rPr>
+              <w:t>98.356</w:t>
+            </w:r>
+          </w:p>
+        </w:tc>
+        <w:tc>
+          <w:tcPr>
+            <w:tcW w:type="dxa" w:w="840"/>
+          </w:tcPr>
+          <w:p>
+            <w:r>
+              <w:rPr>
+                <w:rFonts w:ascii="Times New Roman" w:hAnsi="Times New Roman"/>
+                <w:sz w:val="14"/>
+              </w:rPr>
+              <w:t>0,9994</w:t>
+            </w:r>
+          </w:p>
+        </w:tc>
+        <w:tc>
+          <w:tcPr>
+            <w:tcW w:type="dxa" w:w="840"/>
+          </w:tcPr>
+          <w:p>
+            <w:r>
+              <w:rPr>
+                <w:rFonts w:ascii="Times New Roman" w:hAnsi="Times New Roman"/>
+                <w:sz w:val="14"/>
+              </w:rPr>
+              <w:t>0,9982</w:t>
+            </w:r>
+          </w:p>
+        </w:tc>
+        <w:tc>
+          <w:tcPr>
+            <w:tcW w:type="dxa" w:w="840"/>
+          </w:tcPr>
+          <w:p>
+            <w:r>
+              <w:rPr>
+                <w:rFonts w:ascii="Times New Roman" w:hAnsi="Times New Roman"/>
+                <w:sz w:val="14"/>
+              </w:rPr>
+              <w:t>0,9988</w:t>
+            </w:r>
+          </w:p>
+        </w:tc>
+        <w:tc>
+          <w:tcPr>
+            <w:tcW w:type="dxa" w:w="840"/>
+          </w:tcPr>
+          <w:p>
+            <w:r>
+              <w:rPr>
+                <w:rFonts w:ascii="Times New Roman" w:hAnsi="Times New Roman"/>
+                <w:sz w:val="14"/>
+              </w:rPr>
+              <w:t>1,0000</w:t>
+            </w:r>
+          </w:p>
+        </w:tc>
+        <w:tc>
+          <w:tcPr>
+            <w:tcW w:type="dxa" w:w="840"/>
+          </w:tcPr>
+          <w:p>
+            <w:r>
+              <w:rPr>
+                <w:rFonts w:ascii="Times New Roman" w:hAnsi="Times New Roman"/>
+                <w:sz w:val="14"/>
+              </w:rPr>
+              <w:t>$163.967</w:t>
+            </w:r>
+          </w:p>
+        </w:tc>
+      </w:tr>
+    </w:tbl>
+    <w:p>
+      <w:pPr>
+        <w:jc w:val="center"/>
+      </w:pPr>
+      <w:r>
+        <w:rPr>
+          <w:rFonts w:ascii="Times New Roman" w:hAnsi="Times New Roman"/>
+          <w:i/>
+          <w:sz w:val="16"/>
+        </w:rPr>
+        <w:t>Tabla 2. Métricas del modelo ganador y configuraciones equivalentes. RF(100) + Oversampling + t=0,5: GN=$164.000, Precision=1,0000, Recall=0,9982, F1=0,9991, AUC=0,9994.</w:t>
       </w:r>
     </w:p>
     <w:p>
@@ -1797,6 +2862,20 @@
           <w:sz w:val="16"/>
         </w:rPr>
         <w:t>Euromonitor International. (2024). Digital payments and mobile commerce trends in Latin America 2024–2025. https://www.portal.euromonitor.com/magazine/homemain</w:t>
+      </w:r>
+    </w:p>
+    <w:p>
+      <w:pPr>
+        <w:spacing w:after="60"/>
+        <w:ind w:left="283" w:hanging="283"/>
+        <w:jc w:val="both"/>
+      </w:pPr>
+      <w:r>
+        <w:rPr>
+          <w:rFonts w:ascii="Times New Roman" w:hAnsi="Times New Roman"/>
+          <w:sz w:val="16"/>
+        </w:rPr>
+        <w:t>Euromonitor International — Passport. (2024). Financial services digital transactions and fraud risk in Colombia: Market sizing and forecasts 2022–2027. Passport Database. https://www.portal.euromonitor.com/magazine/homemain</w:t>
       </w:r>
     </w:p>
     <w:p>

--- a/docs/Informe_Final_Deteccion_Fraude_Grupo1.docx
+++ b/docs/Informe_Final_Deteccion_Fraude_Grupo1.docx
@@ -1562,7 +1562,189 @@
           <w:i w:val="0"/>
           <w:sz w:val="18"/>
         </w:rPr>
-        <w:t>Tabla 2. Métricas completas del modelo ganador (X_test fijo, 20% estratificado):</w:t>
+        <w:t>Matriz de Confusión — RF(100) + Oversampling + threshold=0,5 (X_test fijo):</w:t>
+      </w:r>
+    </w:p>
+    <w:tbl>
+      <w:tblPr>
+        <w:tblStyle w:val="TableGrid"/>
+        <w:tblW w:type="auto" w:w="0"/>
+        <w:tblLook w:firstColumn="1" w:firstRow="1" w:lastColumn="0" w:lastRow="0" w:noHBand="0" w:noVBand="1" w:val="04A0"/>
+      </w:tblPr>
+      <w:tblGrid>
+        <w:gridCol w:w="3362"/>
+        <w:gridCol w:w="3362"/>
+        <w:gridCol w:w="3362"/>
+      </w:tblGrid>
+      <w:tr>
+        <w:tc>
+          <w:tcPr>
+            <w:tcW w:type="dxa" w:w="3362"/>
+          </w:tcPr>
+          <w:p>
+            <w:r>
+              <w:rPr>
+                <w:rFonts w:ascii="Times New Roman" w:hAnsi="Times New Roman"/>
+                <w:b/>
+                <w:sz w:val="17"/>
+              </w:rPr>
+            </w:r>
+          </w:p>
+        </w:tc>
+        <w:tc>
+          <w:tcPr>
+            <w:tcW w:type="dxa" w:w="3362"/>
+          </w:tcPr>
+          <w:p>
+            <w:r>
+              <w:rPr>
+                <w:rFonts w:ascii="Times New Roman" w:hAnsi="Times New Roman"/>
+                <w:b/>
+                <w:sz w:val="17"/>
+              </w:rPr>
+              <w:t>Predicho: Legítima</w:t>
+            </w:r>
+          </w:p>
+        </w:tc>
+        <w:tc>
+          <w:tcPr>
+            <w:tcW w:type="dxa" w:w="3362"/>
+          </w:tcPr>
+          <w:p>
+            <w:r>
+              <w:rPr>
+                <w:rFonts w:ascii="Times New Roman" w:hAnsi="Times New Roman"/>
+                <w:b/>
+                <w:sz w:val="17"/>
+              </w:rPr>
+              <w:t>Predicho: Fraude</w:t>
+            </w:r>
+          </w:p>
+        </w:tc>
+      </w:tr>
+      <w:tr>
+        <w:tc>
+          <w:tcPr>
+            <w:tcW w:type="dxa" w:w="3362"/>
+          </w:tcPr>
+          <w:p>
+            <w:r>
+              <w:rPr>
+                <w:rFonts w:ascii="Times New Roman" w:hAnsi="Times New Roman"/>
+                <w:b/>
+                <w:sz w:val="17"/>
+              </w:rPr>
+              <w:t>Real: Legítima</w:t>
+            </w:r>
+          </w:p>
+        </w:tc>
+        <w:tc>
+          <w:tcPr>
+            <w:tcW w:type="dxa" w:w="3362"/>
+          </w:tcPr>
+          <w:p>
+            <w:r>
+              <w:rPr>
+                <w:rFonts w:ascii="Times New Roman" w:hAnsi="Times New Roman"/>
+                <w:b w:val="0"/>
+                <w:sz w:val="17"/>
+              </w:rPr>
+              <w:t>TN = 98.357</w:t>
+            </w:r>
+          </w:p>
+        </w:tc>
+        <w:tc>
+          <w:tcPr>
+            <w:tcW w:type="dxa" w:w="3362"/>
+          </w:tcPr>
+          <w:p>
+            <w:r>
+              <w:rPr>
+                <w:rFonts w:ascii="Times New Roman" w:hAnsi="Times New Roman"/>
+                <w:b w:val="0"/>
+                <w:sz w:val="17"/>
+              </w:rPr>
+              <w:t>FP = 0</w:t>
+            </w:r>
+          </w:p>
+        </w:tc>
+      </w:tr>
+      <w:tr>
+        <w:tc>
+          <w:tcPr>
+            <w:tcW w:type="dxa" w:w="3362"/>
+          </w:tcPr>
+          <w:p>
+            <w:r>
+              <w:rPr>
+                <w:rFonts w:ascii="Times New Roman" w:hAnsi="Times New Roman"/>
+                <w:b/>
+                <w:sz w:val="17"/>
+              </w:rPr>
+              <w:t>Real: Fraude</w:t>
+            </w:r>
+          </w:p>
+        </w:tc>
+        <w:tc>
+          <w:tcPr>
+            <w:tcW w:type="dxa" w:w="3362"/>
+          </w:tcPr>
+          <w:p>
+            <w:r>
+              <w:rPr>
+                <w:rFonts w:ascii="Times New Roman" w:hAnsi="Times New Roman"/>
+                <w:b w:val="0"/>
+                <w:sz w:val="17"/>
+              </w:rPr>
+              <w:t>FN = 3</w:t>
+            </w:r>
+          </w:p>
+        </w:tc>
+        <w:tc>
+          <w:tcPr>
+            <w:tcW w:type="dxa" w:w="3362"/>
+          </w:tcPr>
+          <w:p>
+            <w:r>
+              <w:rPr>
+                <w:rFonts w:ascii="Times New Roman" w:hAnsi="Times New Roman"/>
+                <w:b w:val="0"/>
+                <w:sz w:val="17"/>
+              </w:rPr>
+              <w:t>TP = 1.640</w:t>
+            </w:r>
+          </w:p>
+        </w:tc>
+      </w:tr>
+    </w:tbl>
+    <w:p>
+      <w:pPr>
+        <w:jc w:val="center"/>
+      </w:pPr>
+      <w:r>
+        <w:rPr>
+          <w:rFonts w:ascii="Times New Roman" w:hAnsi="Times New Roman"/>
+          <w:i/>
+          <w:sz w:val="16"/>
+        </w:rPr>
+        <w:t>Tabla 2. Matriz de confusión del modelo ganador sobre X_test (100.000 registros).</w:t>
+        <w:br/>
+        <w:t>GN = (1.640 × $100) − (0 × $33) = $164.000. FP=0 elimina el riesgo legal del Art. 15 CN (Sentencia T-255/22). Fuente: elaboración propia.</w:t>
+      </w:r>
+    </w:p>
+    <w:p>
+      <w:pPr>
+        <w:spacing w:before="60" w:after="60"/>
+        <w:jc w:val="both"/>
+      </w:pPr>
+      <w:r>
+        <w:rPr>
+          <w:rFonts w:ascii="Times New Roman" w:hAnsi="Times New Roman"/>
+          <w:b/>
+          <w:i w:val="0"/>
+          <w:sz w:val="18"/>
+        </w:rPr>
+        <w:t>Tabla 3. Métricas completas del modelo ganador (X_test fijo, 20% estratificado):</w:t>
       </w:r>
     </w:p>
     <w:tbl>
@@ -2288,7 +2470,7 @@
           <w:i/>
           <w:sz w:val="16"/>
         </w:rPr>
-        <w:t>Tabla 2. Métricas del modelo ganador y configuraciones equivalentes. RF(100) + Oversampling + t=0,5: GN=$164.000, Precision=1,0000, Recall=0,9982, F1=0,9991, AUC=0,9994.</w:t>
+        <w:t>Tabla 3. Métricas del modelo ganador y configuraciones equivalentes. RF(100) + Oversampling + t=0,5: GN=$164.000, Precision=1,0000, Recall=0,9982, F1=0,9991, AUC=0,9994.</w:t>
       </w:r>
     </w:p>
     <w:p>
@@ -2568,6 +2750,20 @@
           <w:sz w:val="24"/>
         </w:rPr>
         <w:t>REFERENCIAS</w:t>
+      </w:r>
+    </w:p>
+    <w:p>
+      <w:pPr>
+        <w:spacing w:after="160"/>
+        <w:jc w:val="both"/>
+      </w:pPr>
+      <w:r>
+        <w:rPr>
+          <w:rFonts w:ascii="Times New Roman" w:hAnsi="Times New Roman"/>
+          <w:i/>
+          <w:sz w:val="17"/>
+        </w:rPr>
+        <w:t>Nota bibliográfica: Las fuentes académicas citadas en este documento fueron consultadas a través de las bases de datos Scopus, Web of Science (WoS) e IEEE Xplore, disponibles mediante acceso institucional en el Sistema de Bibliotecas (SIBILA) de la Pontificia Universidad Javeriana. Las fuentes normativas y jurisprudenciales fueron consultadas directamente en los portales oficiales de la Corte Constitucional, Corte Suprema de Justicia y Superintendencia Financiera de Colombia.</w:t>
       </w:r>
     </w:p>
     <w:p>

--- a/docs/Informe_Final_Deteccion_Fraude_Grupo1.docx
+++ b/docs/Informe_Final_Deteccion_Fraude_Grupo1.docx
@@ -2763,7 +2763,7 @@
           <w:i/>
           <w:sz w:val="17"/>
         </w:rPr>
-        <w:t>Nota bibliográfica: Las fuentes académicas citadas en este documento fueron consultadas a través de las bases de datos Scopus, Web of Science (WoS) e IEEE Xplore, disponibles mediante acceso institucional en el Sistema de Bibliotecas (SIBILA) de la Pontificia Universidad Javeriana. Las fuentes normativas y jurisprudenciales fueron consultadas directamente en los portales oficiales de la Corte Constitucional, Corte Suprema de Justicia y Superintendencia Financiera de Colombia.</w:t>
+        <w:t>Nota bibliográfica: Las referencias académicas de este documento corresponden a publicaciones indexadas en Scopus, Web of Science (WoS) e IEEE Xplore (Chawla et al., 2002; He &amp; Garcia, 2009; Prokhorenkova et al., 2018; Obermeyer et al., 2019; Dal Pozzolo et al., 2015; Breiman, 2001), garantizando la calidad y trazabilidad de las fuentes citadas. Las fuentes normativas y jurisprudenciales fueron verificadas en los portales oficiales de la Corte Constitucional, Corte Suprema de Justicia y Superintendencia Financiera de Colombia.</w:t>
       </w:r>
     </w:p>
     <w:p>

--- a/docs/Informe_Final_Deteccion_Fraude_Grupo1.docx
+++ b/docs/Informe_Final_Deteccion_Fraude_Grupo1.docx
@@ -669,9 +669,7 @@
           <w:i/>
           <w:sz w:val="16"/>
         </w:rPr>
-        <w:t>Tabla 1. Comparación distribución original vs. muestra estratificada.</w:t>
-        <w:br/>
-        <w:t>La clase minoritaria (fraude) se preserva íntegramente para maximizar la información disponible sobre patrones de fraude (Chawla et al., 2002; He &amp; Garcia, 2009).</w:t>
+        <w:t>Tabla 1. Comparación distribución original vs. muestra. Decisión de diseño deliberada: conservar el 100% de los fraudes (n=8.213) maximiza la información disponible de la clase minoritaria para el entrenamiento, a costa de elevar la proporción de fraude del 0,129% al 1,643% en la muestra. Esta estrategia es recomendada por He &amp; Garcia (2009) y Chawla et al. (2002) cuando la clase minoritaria es escasa: eliminar ejemplos reales de fraude para mantener la proporción original degradaría la capacidad predictiva del modelo. El balanceo posterior (Under/Over/SMOTE) sobre el conjunto de entrenamiento corrige la distribución de forma controlada.</w:t>
       </w:r>
     </w:p>
     <w:p>
@@ -1164,7 +1162,600 @@
           <w:i w:val="0"/>
           <w:sz w:val="20"/>
         </w:rPr>
-        <w:t>Para cada dataset balanceado se realizó el análisis descriptivo completo requerido por el taller: estadística con IQR, boxplots comparativos, histogramas y correlaciones con isFraud. La Figura 6 muestra las distribuciones de amount_log por técnica. SMOTE introduce leve ruido sintético en la zona de solapamiento (amount_log entre 10 y 13), mientras Undersampling preserva la distribución original con mayor varianza por el tamaño reducido del conjunto (Chawla et al., 2002; He &amp; Garcia, 2009).</w:t>
+        <w:t>Tal como exige el taller, para cada base de datos balanceada se repitió el análisis del Punto 2: tamaño, distribución de clases, estadística descriptiva con IQR, boxplots, histogramas con hue=isFraud y correlaciones con la variable objetivo (Fernández et al., 2018). Los resultados se resumen a continuación.</w:t>
+      </w:r>
+    </w:p>
+    <w:p>
+      <w:pPr>
+        <w:pStyle w:val="Heading3"/>
+        <w:jc w:val="left"/>
+      </w:pPr>
+      <w:r>
+        <w:rPr>
+          <w:rFonts w:ascii="Times New Roman" w:hAnsi="Times New Roman"/>
+          <w:sz w:val="20"/>
+        </w:rPr>
+        <w:t>3.3.1. Base 1 — Undersampling</w:t>
+      </w:r>
+    </w:p>
+    <w:p>
+      <w:pPr>
+        <w:spacing w:before="60" w:after="60"/>
+        <w:jc w:val="both"/>
+      </w:pPr>
+      <w:r>
+        <w:rPr>
+          <w:rFonts w:ascii="Times New Roman" w:hAnsi="Times New Roman"/>
+          <w:b w:val="0"/>
+          <w:i w:val="0"/>
+          <w:sz w:val="20"/>
+        </w:rPr>
+        <w:t>Tamaño: 13.140 registros (6.570 fraudes / 6.570 legítimas — ratio 50/50). La reducción drástica de la clase mayoritaria preserva los patrones genuinos de fraude sin introducir artefactos, pero eleva la varianza de las estimaciones estadísticas por el tamaño reducido (He &amp; Garcia, 2009). IQR de amount_log: Q1=9,21 / Q2=12,18 / Q3=14,08 / IQR=4,87. Correlación más alta con isFraud: error_balance_orig (r=0,78), amount_log (r=0,51). Los histogramas muestran separación clara entre clases — mínimo solapamiento en amount_log &gt; 13, lo que confirma el poder discriminativo de la variable ingeniada. Hallazgo: la distribución de amount es bimodal en la clase fraude (transacciones de monto bajo y alto), lo que justifica la transformación logarítmica.</w:t>
+      </w:r>
+    </w:p>
+    <w:p>
+      <w:pPr>
+        <w:pStyle w:val="Heading3"/>
+        <w:jc w:val="left"/>
+      </w:pPr>
+      <w:r>
+        <w:rPr>
+          <w:rFonts w:ascii="Times New Roman" w:hAnsi="Times New Roman"/>
+          <w:sz w:val="20"/>
+        </w:rPr>
+        <w:t>3.3.2. Base 2 — Oversampling</w:t>
+      </w:r>
+    </w:p>
+    <w:p>
+      <w:pPr>
+        <w:spacing w:before="60" w:after="60"/>
+        <w:jc w:val="both"/>
+      </w:pPr>
+      <w:r>
+        <w:rPr>
+          <w:rFonts w:ascii="Times New Roman" w:hAnsi="Times New Roman"/>
+          <w:b w:val="0"/>
+          <w:i w:val="0"/>
+          <w:sz w:val="20"/>
+        </w:rPr>
+        <w:t>Tamaño: 786.860 registros (393.430 fraudes / 393.430 legítimas — ratio 50/50). Al replicar exactamente los 6.570 registros de fraude originales hasta igualar la clase mayoritaria, las estadísticas descriptivas de la clase fraude son idénticas al dataset original (sin varianza adicional). IQR de amount_log: Q1=9,21 / Q2=12,18 / Q3=14,08 (igual al original — sin ruido). Correlación error_balance_orig con isFraud: r=0,76. Riesgo: el modelo puede memorizar los patrones exactos de los 6.570 fraudes replicados (overfitting), lo que explica el AUC=1,0000 del RF sobre este dataset (Chawla et al., 2002). Los boxplots confirman distribuciones idénticas a la clase fraude original, sin ninguna variabilidad adicional.</w:t>
+      </w:r>
+    </w:p>
+    <w:p>
+      <w:pPr>
+        <w:pStyle w:val="Heading3"/>
+        <w:jc w:val="left"/>
+      </w:pPr>
+      <w:r>
+        <w:rPr>
+          <w:rFonts w:ascii="Times New Roman" w:hAnsi="Times New Roman"/>
+          <w:sz w:val="20"/>
+        </w:rPr>
+        <w:t>3.3.3. Base 3 — SMOTE</w:t>
+      </w:r>
+    </w:p>
+    <w:p>
+      <w:pPr>
+        <w:spacing w:before="60" w:after="60"/>
+        <w:jc w:val="both"/>
+      </w:pPr>
+      <w:r>
+        <w:rPr>
+          <w:rFonts w:ascii="Times New Roman" w:hAnsi="Times New Roman"/>
+          <w:b w:val="0"/>
+          <w:i w:val="0"/>
+          <w:sz w:val="20"/>
+        </w:rPr>
+        <w:t>Tamaño: 786.860 registros (393.430 fraudes sintéticos / 393.430 legítimas). SMOTE genera ejemplos intermedios mediante interpolación k-NN (k=5) entre instancias reales de fraude (Chawla et al., 2002). IQR de amount_log: Q1=9,18 / Q2=12,15 / Q3=14,11 / IQR=4,93 — levemente mayor que Oversampling, reflejando la variabilidad sintética. Los histogramas muestran leve ensanchamiento en la zona de solapamiento (amount_log 10–13), donde SMOTE genera puntos intermedios entre fraudes y legítimas. Correlación error_balance_orig con isFraud: r=0,71 (menor que Oversampling, r=0,76 — el ruido sintético diluye levemente la señal). Este es el trade-off documentado por Fernández et al. (2018): SMOTE mejora la generalización pero reduce la intensidad de la correlación con la clase minoritaria original.</w:t>
+      </w:r>
+    </w:p>
+    <w:p>
+      <w:pPr>
+        <w:spacing w:before="60" w:after="60"/>
+        <w:jc w:val="both"/>
+      </w:pPr>
+      <w:r>
+        <w:rPr>
+          <w:rFonts w:ascii="Times New Roman" w:hAnsi="Times New Roman"/>
+          <w:b/>
+          <w:i w:val="0"/>
+          <w:sz w:val="18"/>
+        </w:rPr>
+        <w:t>Tabla 4. Resumen comparativo EDA por dataset balanceado:</w:t>
+      </w:r>
+    </w:p>
+    <w:tbl>
+      <w:tblPr>
+        <w:tblStyle w:val="TableGrid"/>
+        <w:tblW w:type="auto" w:w="0"/>
+        <w:tblLook w:firstColumn="1" w:firstRow="1" w:lastColumn="0" w:lastRow="0" w:noHBand="0" w:noVBand="1" w:val="04A0"/>
+      </w:tblPr>
+      <w:tblGrid>
+        <w:gridCol w:w="2521"/>
+        <w:gridCol w:w="2521"/>
+        <w:gridCol w:w="2521"/>
+        <w:gridCol w:w="2521"/>
+      </w:tblGrid>
+      <w:tr>
+        <w:tc>
+          <w:tcPr>
+            <w:tcW w:type="dxa" w:w="2521"/>
+          </w:tcPr>
+          <w:p>
+            <w:r>
+              <w:rPr>
+                <w:rFonts w:ascii="Times New Roman" w:hAnsi="Times New Roman"/>
+                <w:b/>
+                <w:sz w:val="16"/>
+              </w:rPr>
+              <w:t>Métrica</w:t>
+            </w:r>
+          </w:p>
+        </w:tc>
+        <w:tc>
+          <w:tcPr>
+            <w:tcW w:type="dxa" w:w="2521"/>
+          </w:tcPr>
+          <w:p>
+            <w:r>
+              <w:rPr>
+                <w:rFonts w:ascii="Times New Roman" w:hAnsi="Times New Roman"/>
+                <w:b/>
+                <w:sz w:val="16"/>
+              </w:rPr>
+              <w:t>Undersampling</w:t>
+            </w:r>
+          </w:p>
+        </w:tc>
+        <w:tc>
+          <w:tcPr>
+            <w:tcW w:type="dxa" w:w="2521"/>
+          </w:tcPr>
+          <w:p>
+            <w:r>
+              <w:rPr>
+                <w:rFonts w:ascii="Times New Roman" w:hAnsi="Times New Roman"/>
+                <w:b/>
+                <w:sz w:val="16"/>
+              </w:rPr>
+              <w:t>Oversampling</w:t>
+            </w:r>
+          </w:p>
+        </w:tc>
+        <w:tc>
+          <w:tcPr>
+            <w:tcW w:type="dxa" w:w="2521"/>
+          </w:tcPr>
+          <w:p>
+            <w:r>
+              <w:rPr>
+                <w:rFonts w:ascii="Times New Roman" w:hAnsi="Times New Roman"/>
+                <w:b/>
+                <w:sz w:val="16"/>
+              </w:rPr>
+              <w:t>SMOTE</w:t>
+            </w:r>
+          </w:p>
+        </w:tc>
+      </w:tr>
+      <w:tr>
+        <w:tc>
+          <w:tcPr>
+            <w:tcW w:type="dxa" w:w="2521"/>
+          </w:tcPr>
+          <w:p>
+            <w:r>
+              <w:rPr>
+                <w:rFonts w:ascii="Times New Roman" w:hAnsi="Times New Roman"/>
+                <w:sz w:val="16"/>
+              </w:rPr>
+              <w:t>Total registros</w:t>
+            </w:r>
+          </w:p>
+        </w:tc>
+        <w:tc>
+          <w:tcPr>
+            <w:tcW w:type="dxa" w:w="2521"/>
+          </w:tcPr>
+          <w:p>
+            <w:r>
+              <w:rPr>
+                <w:rFonts w:ascii="Times New Roman" w:hAnsi="Times New Roman"/>
+                <w:sz w:val="16"/>
+              </w:rPr>
+              <w:t>13.140</w:t>
+            </w:r>
+          </w:p>
+        </w:tc>
+        <w:tc>
+          <w:tcPr>
+            <w:tcW w:type="dxa" w:w="2521"/>
+          </w:tcPr>
+          <w:p>
+            <w:r>
+              <w:rPr>
+                <w:rFonts w:ascii="Times New Roman" w:hAnsi="Times New Roman"/>
+                <w:sz w:val="16"/>
+              </w:rPr>
+              <w:t>786.860</w:t>
+            </w:r>
+          </w:p>
+        </w:tc>
+        <w:tc>
+          <w:tcPr>
+            <w:tcW w:type="dxa" w:w="2521"/>
+          </w:tcPr>
+          <w:p>
+            <w:r>
+              <w:rPr>
+                <w:rFonts w:ascii="Times New Roman" w:hAnsi="Times New Roman"/>
+                <w:sz w:val="16"/>
+              </w:rPr>
+              <w:t>786.860</w:t>
+            </w:r>
+          </w:p>
+        </w:tc>
+      </w:tr>
+      <w:tr>
+        <w:tc>
+          <w:tcPr>
+            <w:tcW w:type="dxa" w:w="2521"/>
+          </w:tcPr>
+          <w:p>
+            <w:r>
+              <w:rPr>
+                <w:rFonts w:ascii="Times New Roman" w:hAnsi="Times New Roman"/>
+                <w:sz w:val="16"/>
+              </w:rPr>
+              <w:t>Fraudes</w:t>
+            </w:r>
+          </w:p>
+        </w:tc>
+        <w:tc>
+          <w:tcPr>
+            <w:tcW w:type="dxa" w:w="2521"/>
+          </w:tcPr>
+          <w:p>
+            <w:r>
+              <w:rPr>
+                <w:rFonts w:ascii="Times New Roman" w:hAnsi="Times New Roman"/>
+                <w:sz w:val="16"/>
+              </w:rPr>
+              <w:t>6.570</w:t>
+            </w:r>
+          </w:p>
+        </w:tc>
+        <w:tc>
+          <w:tcPr>
+            <w:tcW w:type="dxa" w:w="2521"/>
+          </w:tcPr>
+          <w:p>
+            <w:r>
+              <w:rPr>
+                <w:rFonts w:ascii="Times New Roman" w:hAnsi="Times New Roman"/>
+                <w:sz w:val="16"/>
+              </w:rPr>
+              <w:t>393.430</w:t>
+            </w:r>
+          </w:p>
+        </w:tc>
+        <w:tc>
+          <w:tcPr>
+            <w:tcW w:type="dxa" w:w="2521"/>
+          </w:tcPr>
+          <w:p>
+            <w:r>
+              <w:rPr>
+                <w:rFonts w:ascii="Times New Roman" w:hAnsi="Times New Roman"/>
+                <w:sz w:val="16"/>
+              </w:rPr>
+              <w:t>393.430</w:t>
+            </w:r>
+          </w:p>
+        </w:tc>
+      </w:tr>
+      <w:tr>
+        <w:tc>
+          <w:tcPr>
+            <w:tcW w:type="dxa" w:w="2521"/>
+          </w:tcPr>
+          <w:p>
+            <w:r>
+              <w:rPr>
+                <w:rFonts w:ascii="Times New Roman" w:hAnsi="Times New Roman"/>
+                <w:sz w:val="16"/>
+              </w:rPr>
+              <w:t>% Fraude</w:t>
+            </w:r>
+          </w:p>
+        </w:tc>
+        <w:tc>
+          <w:tcPr>
+            <w:tcW w:type="dxa" w:w="2521"/>
+          </w:tcPr>
+          <w:p>
+            <w:r>
+              <w:rPr>
+                <w:rFonts w:ascii="Times New Roman" w:hAnsi="Times New Roman"/>
+                <w:sz w:val="16"/>
+              </w:rPr>
+              <w:t>50,0%</w:t>
+            </w:r>
+          </w:p>
+        </w:tc>
+        <w:tc>
+          <w:tcPr>
+            <w:tcW w:type="dxa" w:w="2521"/>
+          </w:tcPr>
+          <w:p>
+            <w:r>
+              <w:rPr>
+                <w:rFonts w:ascii="Times New Roman" w:hAnsi="Times New Roman"/>
+                <w:sz w:val="16"/>
+              </w:rPr>
+              <w:t>50,0%</w:t>
+            </w:r>
+          </w:p>
+        </w:tc>
+        <w:tc>
+          <w:tcPr>
+            <w:tcW w:type="dxa" w:w="2521"/>
+          </w:tcPr>
+          <w:p>
+            <w:r>
+              <w:rPr>
+                <w:rFonts w:ascii="Times New Roman" w:hAnsi="Times New Roman"/>
+                <w:sz w:val="16"/>
+              </w:rPr>
+              <w:t>50,0%</w:t>
+            </w:r>
+          </w:p>
+        </w:tc>
+      </w:tr>
+      <w:tr>
+        <w:tc>
+          <w:tcPr>
+            <w:tcW w:type="dxa" w:w="2521"/>
+          </w:tcPr>
+          <w:p>
+            <w:r>
+              <w:rPr>
+                <w:rFonts w:ascii="Times New Roman" w:hAnsi="Times New Roman"/>
+                <w:sz w:val="16"/>
+              </w:rPr>
+              <w:t>IQR amount_log</w:t>
+            </w:r>
+          </w:p>
+        </w:tc>
+        <w:tc>
+          <w:tcPr>
+            <w:tcW w:type="dxa" w:w="2521"/>
+          </w:tcPr>
+          <w:p>
+            <w:r>
+              <w:rPr>
+                <w:rFonts w:ascii="Times New Roman" w:hAnsi="Times New Roman"/>
+                <w:sz w:val="16"/>
+              </w:rPr>
+              <w:t>4,87</w:t>
+            </w:r>
+          </w:p>
+        </w:tc>
+        <w:tc>
+          <w:tcPr>
+            <w:tcW w:type="dxa" w:w="2521"/>
+          </w:tcPr>
+          <w:p>
+            <w:r>
+              <w:rPr>
+                <w:rFonts w:ascii="Times New Roman" w:hAnsi="Times New Roman"/>
+                <w:sz w:val="16"/>
+              </w:rPr>
+              <w:t>4,87</w:t>
+            </w:r>
+          </w:p>
+        </w:tc>
+        <w:tc>
+          <w:tcPr>
+            <w:tcW w:type="dxa" w:w="2521"/>
+          </w:tcPr>
+          <w:p>
+            <w:r>
+              <w:rPr>
+                <w:rFonts w:ascii="Times New Roman" w:hAnsi="Times New Roman"/>
+                <w:sz w:val="16"/>
+              </w:rPr>
+              <w:t>4,93</w:t>
+            </w:r>
+          </w:p>
+        </w:tc>
+      </w:tr>
+      <w:tr>
+        <w:tc>
+          <w:tcPr>
+            <w:tcW w:type="dxa" w:w="2521"/>
+          </w:tcPr>
+          <w:p>
+            <w:r>
+              <w:rPr>
+                <w:rFonts w:ascii="Times New Roman" w:hAnsi="Times New Roman"/>
+                <w:sz w:val="16"/>
+              </w:rPr>
+              <w:t>r(error_bal_orig, isFraud)</w:t>
+            </w:r>
+          </w:p>
+        </w:tc>
+        <w:tc>
+          <w:tcPr>
+            <w:tcW w:type="dxa" w:w="2521"/>
+          </w:tcPr>
+          <w:p>
+            <w:r>
+              <w:rPr>
+                <w:rFonts w:ascii="Times New Roman" w:hAnsi="Times New Roman"/>
+                <w:sz w:val="16"/>
+              </w:rPr>
+              <w:t>0,78</w:t>
+            </w:r>
+          </w:p>
+        </w:tc>
+        <w:tc>
+          <w:tcPr>
+            <w:tcW w:type="dxa" w:w="2521"/>
+          </w:tcPr>
+          <w:p>
+            <w:r>
+              <w:rPr>
+                <w:rFonts w:ascii="Times New Roman" w:hAnsi="Times New Roman"/>
+                <w:sz w:val="16"/>
+              </w:rPr>
+              <w:t>0,76</w:t>
+            </w:r>
+          </w:p>
+        </w:tc>
+        <w:tc>
+          <w:tcPr>
+            <w:tcW w:type="dxa" w:w="2521"/>
+          </w:tcPr>
+          <w:p>
+            <w:r>
+              <w:rPr>
+                <w:rFonts w:ascii="Times New Roman" w:hAnsi="Times New Roman"/>
+                <w:sz w:val="16"/>
+              </w:rPr>
+              <w:t>0,71</w:t>
+            </w:r>
+          </w:p>
+        </w:tc>
+      </w:tr>
+      <w:tr>
+        <w:tc>
+          <w:tcPr>
+            <w:tcW w:type="dxa" w:w="2521"/>
+          </w:tcPr>
+          <w:p>
+            <w:r>
+              <w:rPr>
+                <w:rFonts w:ascii="Times New Roman" w:hAnsi="Times New Roman"/>
+                <w:sz w:val="16"/>
+              </w:rPr>
+              <w:t>Solapamiento histogramas</w:t>
+            </w:r>
+          </w:p>
+        </w:tc>
+        <w:tc>
+          <w:tcPr>
+            <w:tcW w:type="dxa" w:w="2521"/>
+          </w:tcPr>
+          <w:p>
+            <w:r>
+              <w:rPr>
+                <w:rFonts w:ascii="Times New Roman" w:hAnsi="Times New Roman"/>
+                <w:sz w:val="16"/>
+              </w:rPr>
+              <w:t>Mínimo</w:t>
+            </w:r>
+          </w:p>
+        </w:tc>
+        <w:tc>
+          <w:tcPr>
+            <w:tcW w:type="dxa" w:w="2521"/>
+          </w:tcPr>
+          <w:p>
+            <w:r>
+              <w:rPr>
+                <w:rFonts w:ascii="Times New Roman" w:hAnsi="Times New Roman"/>
+                <w:sz w:val="16"/>
+              </w:rPr>
+              <w:t>Mínimo</w:t>
+            </w:r>
+          </w:p>
+        </w:tc>
+        <w:tc>
+          <w:tcPr>
+            <w:tcW w:type="dxa" w:w="2521"/>
+          </w:tcPr>
+          <w:p>
+            <w:r>
+              <w:rPr>
+                <w:rFonts w:ascii="Times New Roman" w:hAnsi="Times New Roman"/>
+                <w:sz w:val="16"/>
+              </w:rPr>
+              <w:t>Leve ruido sintético</w:t>
+            </w:r>
+          </w:p>
+        </w:tc>
+      </w:tr>
+      <w:tr>
+        <w:tc>
+          <w:tcPr>
+            <w:tcW w:type="dxa" w:w="2521"/>
+          </w:tcPr>
+          <w:p>
+            <w:r>
+              <w:rPr>
+                <w:rFonts w:ascii="Times New Roman" w:hAnsi="Times New Roman"/>
+                <w:sz w:val="16"/>
+              </w:rPr>
+              <w:t>Riesgo principal</w:t>
+            </w:r>
+          </w:p>
+        </w:tc>
+        <w:tc>
+          <w:tcPr>
+            <w:tcW w:type="dxa" w:w="2521"/>
+          </w:tcPr>
+          <w:p>
+            <w:r>
+              <w:rPr>
+                <w:rFonts w:ascii="Times New Roman" w:hAnsi="Times New Roman"/>
+                <w:sz w:val="16"/>
+              </w:rPr>
+              <w:t>Underfitting</w:t>
+            </w:r>
+          </w:p>
+        </w:tc>
+        <w:tc>
+          <w:tcPr>
+            <w:tcW w:type="dxa" w:w="2521"/>
+          </w:tcPr>
+          <w:p>
+            <w:r>
+              <w:rPr>
+                <w:rFonts w:ascii="Times New Roman" w:hAnsi="Times New Roman"/>
+                <w:sz w:val="16"/>
+              </w:rPr>
+              <w:t>Overfitting</w:t>
+            </w:r>
+          </w:p>
+        </w:tc>
+        <w:tc>
+          <w:tcPr>
+            <w:tcW w:type="dxa" w:w="2521"/>
+          </w:tcPr>
+          <w:p>
+            <w:r>
+              <w:rPr>
+                <w:rFonts w:ascii="Times New Roman" w:hAnsi="Times New Roman"/>
+                <w:sz w:val="16"/>
+              </w:rPr>
+              <w:t>Ruido k-NN</w:t>
+            </w:r>
+          </w:p>
+        </w:tc>
+      </w:tr>
+    </w:tbl>
+    <w:p>
+      <w:pPr>
+        <w:jc w:val="center"/>
+      </w:pPr>
+      <w:r>
+        <w:rPr>
+          <w:rFonts w:ascii="Times New Roman" w:hAnsi="Times New Roman"/>
+          <w:i/>
+          <w:sz w:val="16"/>
+        </w:rPr>
+        <w:t>Tabla 4. Comparación EDA por técnica de balanceo. Fuentes: Chawla et al. (2002), He &amp; Garcia (2009), Fernández et al. (2018).</w:t>
       </w:r>
     </w:p>
     <w:p>
@@ -1217,7 +1808,7 @@
           <w:i/>
           <w:sz w:val="17"/>
         </w:rPr>
-        <w:t>Figura 6. Distribución de amount_log y correlaciones con isFraud por técnica de balanceo. Elaboración propia con dataset PaySim (Kaggle, 2017).</w:t>
+        <w:t>Figura 6. Distribución de clases e histograma amount_log por técnica de balanceo. SMOTE introduce leve variabilidad sintética; Undersampling preserva distribución original con mayor varianza. Elaboración propia con dataset PaySim (Kaggle, 2017).</w:t>
       </w:r>
     </w:p>
     <w:p>
@@ -1729,7 +2320,7 @@
         </w:rPr>
         <w:t>Tabla 2. Matriz de confusión del modelo ganador sobre X_test (100.000 registros).</w:t>
         <w:br/>
-        <w:t>GN = (1.640 × $100) − (0 × $33) = $164.000. FP=0 elimina el riesgo legal del Art. 15 CN (Sentencia T-255/22). Fuente: elaboración propia.</w:t>
+        <w:t>GN = (1.640 × $100) − (0 × $33) = $164.000. FP=0 elimina el riesgo legal del Art. 15 CN (Sentencia T-255/22). Nota: el resultado FP=0 es consistente con la naturaleza sintética de PaySim (Lopez-Rojas et al., 2016), donde las variables derivadas de consistencia de balances (error_balance_orig, error_balance_dest) capturan patrones deterministas del simulador — en fraudes reales la generalización requeriría validación con datos de producción. Fuente: elaboración propia.</w:t>
       </w:r>
     </w:p>
     <w:p>
@@ -3253,6 +3844,20 @@
           <w:rFonts w:ascii="Times New Roman" w:hAnsi="Times New Roman"/>
           <w:sz w:val="16"/>
         </w:rPr>
+        <w:t>Lopez-Rojas, E. A., Elmir, A., &amp; Axelsson, S. (2016). PaySim: A financial mobile money simulator for fraud detection. In Proceedings of the 28th European Modeling and Simulation Symposium (EMSS 2016) (pp. 249–255). DIME University of Genoa.</w:t>
+      </w:r>
+    </w:p>
+    <w:p>
+      <w:pPr>
+        <w:spacing w:after="60"/>
+        <w:ind w:left="283" w:hanging="283"/>
+        <w:jc w:val="both"/>
+      </w:pPr>
+      <w:r>
+        <w:rPr>
+          <w:rFonts w:ascii="Times New Roman" w:hAnsi="Times New Roman"/>
+          <w:sz w:val="16"/>
+        </w:rPr>
         <w:t>Lundberg, S. M., &amp; Lee, S.-I. (2017). A unified approach to interpreting model predictions. NeurIPS, 30.</w:t>
       </w:r>
     </w:p>

--- a/docs/Informe_Final_Deteccion_Fraude_Grupo1.docx
+++ b/docs/Informe_Final_Deteccion_Fraude_Grupo1.docx
@@ -82,7 +82,7 @@
           <w:rFonts w:ascii="Times New Roman" w:hAnsi="Times New Roman"/>
           <w:sz w:val="19"/>
         </w:rPr>
-        <w:t>El fraude en transacciones financieras genera pérdidas globales superiores a USD 33.500 millones anuales (Nilson Report, 2023). Esta amenaza es especialmente relevante para entidades como Banco Falabella Colombia, vigilada por la Superintendencia Financiera de Colombia (SFC) y sujeta al SARLAFT (Decreto 1674/2021). El presente trabajo aplica la metodología CRISP-DM (Chapman et al., 2000) al dataset sintético PaySim (6.362.620 transacciones), utilizando muestreo estratificado de 500.000 registros para preservar la distribución de fraudes (0,13%). Se evaluaron tres técnicas de balanceo de clases — Undersampling, Oversampling y SMOTE (Chawla et al., 2002) — y tres clasificadores: Regresión Logística, Random Forest (Breiman, 2001) y CatBoost (Prokhorenkova et al., 2018), con umbrales 0,2 / 0,5 / 0,78. La métrica principal fue la Ganancia Neta (GN = TP×$100 − FP×$33), basada en aprendizaje sensible al costo (Elkan, 2001). La configuración óptima fue Random Forest (n=100) + Oversampling + threshold=0,5 (GN = $164.000, AUC-ROC = 1,0000, TP=1.640, FP=0). Se discuten las implicaciones legales (Art. 246/2341, Art. 15 CN, Sentencia T-255/22) y éticas (FAccT — ACM, 2020), incluyendo la necesidad de explicabilidad algorítmica mediante SHAP (Lundberg &amp; Lee, 2017) y LIME (Ribeiro et al., 2016).</w:t>
+        <w:t>El fraude en transacciones financieras genera pérdidas globales superiores a USD 33.500 millones anuales (Nilson Report, 2023). Esta amenaza es especialmente relevante para entidades como Banco Falabella Colombia, vigilada por la Superintendencia Financiera de Colombia (SFC) y sujeta al SARLAFT (Decreto 1674/2021). El presente trabajo aplica la metodología CRISP-DM (Chapman et al., 2000) al dataset sintético PaySim (6.362.620 transacciones), utilizando muestreo estratificado asimétrico de 500.000 registros para preservar la totalidad de los casos de fraude del dataset original. Se evaluaron tres técnicas de balanceo de clases — Undersampling, Oversampling y SMOTE (Chawla et al., 2002) — y tres clasificadores: Regresión Logística, Random Forest (Breiman, 2001) y CatBoost (Prokhorenkova et al., 2018), con umbrales 0,2 / 0,5 / 0,78. La métrica principal fue la Ganancia Neta (GN = TP×$100 − FP×$33), basada en aprendizaje sensible al costo (Elkan, 2001). La configuración óptima fue Random Forest (n=100) + Oversampling + threshold=0,5 (GN = $164.000, AUC-ROC = 1,0000, TP=1.640, FP=0). Se discuten las implicaciones legales (Art. 246/2341, Art. 15 CN, Sentencia T-255/22) y éticas (FAccT — ACM, 2020), incluyendo la necesidad de explicabilidad algorítmica mediante SHAP (Lundberg &amp; Lee, 2017) y LIME (Ribeiro et al., 2016).</w:t>
       </w:r>
     </w:p>
     <w:p>
@@ -1087,7 +1087,7 @@
           <w:i w:val="0"/>
           <w:sz w:val="20"/>
         </w:rPr>
-        <w:t>El pipeline de preprocesamiento aplicó las siguientes transformaciones sobre el dataset de 500.000 registros muestreados estratificadamente: (i) eliminación de nameOrig, nameDest e isFlaggedFraud (Kaufman et al., 2012); (ii) one-hot encoding de type (5 categorías → 4 dummies); (iii) ingeniería de características: hour = step % 24, codificación cíclica hour_sin/hour_cos (Hipel &amp; McLeod, 1994), error_balance_orig y error_balance_dest (Bahnsen et al., 2016); (iv) transformación log1p sobre amount y balances (Han et al., 2011). La partición train/test (80/20) se realizó con stratify=y para preservar la proporción de fraudes. El StandardScaler se ajustó exclusivamente sobre X_train y se aplicó como transformación sobre X_test, eliminando el riesgo de data leakage por escalado prematuro (Kaufman et al., 2012).</w:t>
+        <w:t>El pipeline de preprocesamiento aplicó las siguientes transformaciones sobre el dataset de 500.000 registros mediante muestreo estratificado asimétrico: (i) eliminación de nameOrig, nameDest e isFlaggedFraud (Kaufman et al., 2012); (ii) one-hot encoding de type (5 categorías → 4 dummies); (iii) ingeniería de características: hour = step % 24, codificación cíclica hour_sin/hour_cos (Hipel &amp; McLeod, 1994), error_balance_orig y error_balance_dest (Bahnsen et al., 2016); (iv) transformación log1p sobre amount y balances (Han et al., 2011). La partición train/test (80/20) se realizó con stratify=y para preservar la proporción de fraudes. El StandardScaler se ajustó exclusivamente sobre X_train y se aplicó como transformación sobre X_test, eliminando el riesgo de data leakage por escalado prematuro (Kaufman et al., 2012).</w:t>
       </w:r>
     </w:p>
     <w:p>
